--- a/manuscript/actinn-jax_brief.docx
+++ b/manuscript/actinn-jax_brief.docx
@@ -75,7 +75,20 @@
         <w:t xml:space="preserve">label_projection</w:t>
       </w:r>
       <w:r>
-        <w:t xml:space="preserve">, whose datasets, metrics and ranking we did not choose. Accuracy among the leading methods is tightly clustered — the top four span 0.008 — while their inference cost differs by two orders of magnitude and their peak memory by 2.4×. No method leads everywhere: the ordering inverts with reference size, and cost rankings invert with the input feature budget. Because several methods are now both accurate and cheap, the useful question is not which is best but which fits a given job. We show that a low, flat inference cost enables multi-stage annotation on a laptop — a shipped ~800-type reference with calibrated abstention, hand-off to a user’s own focused reference (cross-study liver 0.23/0.58 → 0.72/0.86, exact/ontology), resolution below the cell-type label, and cluster-level novelty screening — and that a pretrained pan-human annotator can be distilled into such a reference with no GPU and no labeled data. We release the reimplementation (actinn-jax), the harness, and the pre-trained references.</w:t>
+        <w:t xml:space="preserve">, whose datasets, metrics and ranking we did not choose. Accuracy among the leading methods is tightly clustered — the top four span 0.008 — while their inference cost differs by two orders of magnitude and their peak memory by 2.4×. No method leads everywhere: the ordering inverts with reference size, and cost rankings invert with the input feature budget. Because several methods are now both accurate and cheap, the useful question is not which is best but which fits a given job. We show that a low, flat inference cost enables multi-stage annotation on a laptop — a shipped ~800-type reference with calibrated abstention, hand-off to a user’s own focused reference (cross-study liver 0.23/0.58 → 0.72/0.86, exact/ontology), resolution below the cell-type label, and cluster-level novelty screening. We further show that</w:t>
+      </w:r>
+      <w:r>
+        <w:t xml:space="preserve"> </w:t>
+      </w:r>
+      <w:r>
+        <w:rPr>
+          <w:b/>
+          <w:bCs/>
+        </w:rPr>
+        <w:t xml:space="preserve">Pan-human Azimuth</w:t>
+      </w:r>
+      <w:r>
+        <w:t xml:space="preserve">, a concurrent purpose-built pan-human annotator, can be distilled into such a reference from raw counts alone — no GPU, no labeled input — reaching higher concordance than the teacher at 6–9× its throughput. We release the reimplementation (actinn-jax), the harness, and the pre-trained references.</w:t>
       </w:r>
     </w:p>
     <w:p>
@@ -202,7 +215,13 @@
         <w:t xml:space="preserve"> </w:t>
       </w:r>
       <w:r>
-        <w:t xml:space="preserve">counts — no GPU, no labels — reaching comparable concordance at ~9× the throughput.</w:t>
+        <w:t xml:space="preserve">counts — no GPU, no labels — reaching higher concordance than either the teacher or a</w:t>
+      </w:r>
+      <w:r>
+        <w:t xml:space="preserve"> </w:t>
+      </w:r>
+      <w:r>
+        <w:t xml:space="preserve">census-built reference, at 6–9× the teacher’s throughput.</w:t>
       </w:r>
     </w:p>
     <w:p>
@@ -224,7 +243,7 @@
       </w:r>
     </w:p>
     <w:bookmarkEnd w:id="9"/>
-    <w:bookmarkStart w:id="11" w:name="introduction"/>
+    <w:bookmarkStart w:id="12" w:name="introduction"/>
     <w:p>
       <w:pPr>
         <w:pStyle w:val="Heading1"/>
@@ -287,39 +306,7 @@
         <w:pStyle w:val="BodyText"/>
       </w:pPr>
       <w:r>
-        <w:t xml:space="preserve">We therefore ask a practical question: for a given annotation job on commodity hardware,</w:t>
-      </w:r>
-      <w:r>
-        <w:t xml:space="preserve"> </w:t>
-      </w:r>
-      <w:r>
-        <w:t xml:space="preserve">which method should be run, and what does the surrounding workflow look like? Several methods</w:t>
-      </w:r>
-      <w:r>
-        <w:t xml:space="preserve"> </w:t>
-      </w:r>
-      <w:r>
-        <w:t xml:space="preserve">now annotate quickly, accurately, and with a usable signal on unknown cells, so the shortage</w:t>
-      </w:r>
-      <w:r>
-        <w:t xml:space="preserve"> </w:t>
-      </w:r>
-      <w:r>
-        <w:t xml:space="preserve">is not another leaderboard but guidance on fit for purpose.</w:t>
-      </w:r>
-    </w:p>
-    <w:p>
-      <w:pPr>
-        <w:pStyle w:val="BodyText"/>
-      </w:pPr>
-      <w:r>
-        <w:t xml:space="preserve">Because a benchmark written by a method’s own author has a known failure mode, the comparison</w:t>
-      </w:r>
-      <w:r>
-        <w:t xml:space="preserve"> </w:t>
-      </w:r>
-      <w:r>
-        <w:t xml:space="preserve">was constrained by construction: every method runs on</w:t>
+        <w:t xml:space="preserve">Concurrent work sharpens the question rather than settling it.</w:t>
       </w:r>
       <w:r>
         <w:t xml:space="preserve"> </w:t>
@@ -329,52 +316,193 @@
           <w:b/>
           <w:bCs/>
         </w:rPr>
-        <w:t xml:space="preserve">every</w:t>
-      </w:r>
-      <w:r>
-        <w:t xml:space="preserve"> </w:t>
-      </w:r>
-      <w:r>
-        <w:t xml:space="preserve">dataset through one harness on</w:t>
-      </w:r>
-      <w:r>
-        <w:t xml:space="preserve"> </w:t>
-      </w:r>
-      <w:r>
-        <w:t xml:space="preserve">identical splits; the panel was chosen to include the baselines most likely to beat a small</w:t>
-      </w:r>
-      <w:r>
-        <w:t xml:space="preserve"> </w:t>
-      </w:r>
-      <w:r>
-        <w:t xml:space="preserve">MLP, and each of them does beat it somewhere; our own classical tier is left untuned while the</w:t>
-      </w:r>
-      <w:r>
-        <w:t xml:space="preserve"> </w:t>
-      </w:r>
-      <w:r>
-        <w:t xml:space="preserve">linear baseline is tuned; and the external validation is somebody else’s benchmark.</w:t>
-      </w:r>
-    </w:p>
-    <w:bookmarkEnd w:id="11"/>
-    <w:bookmarkStart w:id="14" w:name="materials-and-methods"/>
-    <w:p>
-      <w:pPr>
-        <w:pStyle w:val="Heading1"/>
-      </w:pPr>
-      <w:r>
-        <w:t xml:space="preserve">Materials and methods</w:t>
-      </w:r>
-    </w:p>
-    <w:p>
-      <w:pPr>
-        <w:pStyle w:val="FirstParagraph"/>
-      </w:pPr>
+        <w:t xml:space="preserve">Pan-human Azimuth</w:t>
+      </w:r>
+      <w:r>
+        <w:t xml:space="preserve"> </w:t>
+      </w:r>
+      <w:hyperlink r:id="rId11">
+        <w:r>
+          <w:rPr>
+            <w:rStyle w:val="Hyperlink"/>
+          </w:rPr>
+          <w:t xml:space="preserve">Sarkar et al. 2026</w:t>
+        </w:r>
+      </w:hyperlink>
+      <w:r>
+        <w:t xml:space="preserve"> </w:t>
+      </w:r>
+      <w:r>
+        <w:t xml:space="preserve">ships a supervised hierarchical classifier over a harmonized</w:t>
+      </w:r>
+      <w:r>
+        <w:t xml:space="preserve"> </w:t>
+      </w:r>
+      <w:r>
+        <w:t xml:space="preserve">organism-wide typology — 8 levels, 382 leaf types, ~7M parameters over a fixed 5,055-gene</w:t>
+      </w:r>
+      <w:r>
+        <w:t xml:space="preserve"> </w:t>
+      </w:r>
+      <w:r>
+        <w:t xml:space="preserve">panel, trained on 9.7M curated cells, with abstention</w:t>
+      </w:r>
+      <w:r>
+        <w:t xml:space="preserve"> </w:t>
+      </w:r>
+      <w:r>
+        <w:rPr>
+          <w:i/>
+          <w:iCs/>
+        </w:rPr>
+        <w:t xml:space="preserve">learned</w:t>
+      </w:r>
+      <w:r>
+        <w:t xml:space="preserve"> </w:t>
+      </w:r>
+      <w:r>
+        <w:t xml:space="preserve">rather than thresholded</w:t>
+      </w:r>
+      <w:r>
+        <w:t xml:space="preserve"> </w:t>
+      </w:r>
+      <w:r>
+        <w:t xml:space="preserve">(expected calibration error 0.0044) — and runs on a laptop. It is better resourced than any</w:t>
+      </w:r>
+      <w:r>
+        <w:t xml:space="preserve"> </w:t>
+      </w:r>
+      <w:r>
+        <w:t xml:space="preserve">reference we could build, and its authors reach a conclusion parallel to ours: training-data</w:t>
+      </w:r>
+      <w:r>
+        <w:t xml:space="preserve"> </w:t>
+      </w:r>
+      <w:r>
+        <w:t xml:space="preserve">quality and organization matter as much as architecture or scale, with accuracy saturating</w:t>
+      </w:r>
+      <w:r>
+        <w:t xml:space="preserve"> </w:t>
+      </w:r>
+      <w:r>
+        <w:t xml:space="preserve">past ~5M training cells. A purpose-built pan-human model is therefore the right thing to</w:t>
+      </w:r>
+      <w:r>
+        <w:t xml:space="preserve"> </w:t>
+      </w:r>
+      <w:r>
+        <w:rPr>
+          <w:i/>
+          <w:iCs/>
+        </w:rPr>
+        <w:t xml:space="preserve">start</w:t>
+      </w:r>
+      <w:r>
+        <w:t xml:space="preserve"> </w:t>
+      </w:r>
+      <w:r>
+        <w:t xml:space="preserve">from; the open question is what to do next, since no fixed typology can re-annotate</w:t>
+      </w:r>
+      <w:r>
+        <w:t xml:space="preserve"> </w:t>
+      </w:r>
+      <w:r>
+        <w:t xml:space="preserve">into a user’s own label set or resolve states below its own leaves.</w:t>
+      </w:r>
+    </w:p>
+    <w:p>
+      <w:pPr>
+        <w:pStyle w:val="BodyText"/>
+      </w:pPr>
+      <w:r>
+        <w:t xml:space="preserve">We therefore ask a practical question: for a given annotation job on commodity hardware,</w:t>
+      </w:r>
+      <w:r>
+        <w:t xml:space="preserve"> </w:t>
+      </w:r>
+      <w:r>
+        <w:t xml:space="preserve">which method should be run, and what does the surrounding workflow look like? Several methods</w:t>
+      </w:r>
+      <w:r>
+        <w:t xml:space="preserve"> </w:t>
+      </w:r>
+      <w:r>
+        <w:t xml:space="preserve">now annotate quickly, accurately, and with a usable signal on unknown cells, so the shortage</w:t>
+      </w:r>
+      <w:r>
+        <w:t xml:space="preserve"> </w:t>
+      </w:r>
+      <w:r>
+        <w:t xml:space="preserve">is not another leaderboard but guidance on fit for purpose.</w:t>
+      </w:r>
+    </w:p>
+    <w:p>
+      <w:pPr>
+        <w:pStyle w:val="BodyText"/>
+      </w:pPr>
+      <w:r>
+        <w:t xml:space="preserve">Because a benchmark written by a method’s own author has a known failure mode, the comparison</w:t>
+      </w:r>
+      <w:r>
+        <w:t xml:space="preserve"> </w:t>
+      </w:r>
+      <w:r>
+        <w:t xml:space="preserve">was constrained by construction: every method runs on</w:t>
+      </w:r>
+      <w:r>
+        <w:t xml:space="preserve"> </w:t>
+      </w:r>
       <w:r>
         <w:rPr>
           <w:b/>
           <w:bCs/>
         </w:rPr>
+        <w:t xml:space="preserve">every</w:t>
+      </w:r>
+      <w:r>
+        <w:t xml:space="preserve"> </w:t>
+      </w:r>
+      <w:r>
+        <w:t xml:space="preserve">dataset through one harness on</w:t>
+      </w:r>
+      <w:r>
+        <w:t xml:space="preserve"> </w:t>
+      </w:r>
+      <w:r>
+        <w:t xml:space="preserve">identical splits; the panel was chosen to include the baselines most likely to beat a small</w:t>
+      </w:r>
+      <w:r>
+        <w:t xml:space="preserve"> </w:t>
+      </w:r>
+      <w:r>
+        <w:t xml:space="preserve">MLP, and each of them does beat it somewhere; our own classical tier is left untuned while the</w:t>
+      </w:r>
+      <w:r>
+        <w:t xml:space="preserve"> </w:t>
+      </w:r>
+      <w:r>
+        <w:t xml:space="preserve">linear baseline is tuned; and the external validation is somebody else’s benchmark.</w:t>
+      </w:r>
+    </w:p>
+    <w:bookmarkEnd w:id="12"/>
+    <w:bookmarkStart w:id="15" w:name="materials-and-methods"/>
+    <w:p>
+      <w:pPr>
+        <w:pStyle w:val="Heading1"/>
+      </w:pPr>
+      <w:r>
+        <w:t xml:space="preserve">Materials and methods</w:t>
+      </w:r>
+    </w:p>
+    <w:p>
+      <w:pPr>
+        <w:pStyle w:val="FirstParagraph"/>
+      </w:pPr>
+      <w:r>
+        <w:rPr>
+          <w:b/>
+          <w:bCs/>
+        </w:rPr>
         <w:t xml:space="preserve">actinn-jax.</w:t>
       </w:r>
       <w:r>
@@ -386,7 +514,7 @@
       <w:r>
         <w:t xml:space="preserve"> </w:t>
       </w:r>
-      <w:hyperlink r:id="rId12">
+      <w:hyperlink r:id="rId13">
         <w:r>
           <w:rPr>
             <w:rStyle w:val="Hyperlink"/>
@@ -627,7 +755,7 @@
       <w:r>
         <w:t xml:space="preserve"> </w:t>
       </w:r>
-      <w:hyperlink r:id="rId13">
+      <w:hyperlink r:id="rId14">
         <w:r>
           <w:rPr>
             <w:rStyle w:val="Hyperlink"/>
@@ -663,7 +791,7 @@
         <w:t xml:space="preserve">cluster-level novelty screen. Protocols in Supplementary Notes S5–S9.</w:t>
       </w:r>
     </w:p>
-    <w:bookmarkEnd w:id="14"/>
+    <w:bookmarkEnd w:id="15"/>
     <w:bookmarkStart w:id="28" w:name="results"/>
     <w:p>
       <w:pPr>
@@ -673,7 +801,7 @@
         <w:t xml:space="preserve">Results</w:t>
       </w:r>
     </w:p>
-    <w:bookmarkStart w:id="15" w:name="accuracy-is-clustered-cost-is-not"/>
+    <w:bookmarkStart w:id="16" w:name="accuracy-is-clustered-cost-is-not"/>
     <w:p>
       <w:pPr>
         <w:pStyle w:val="Heading2"/>
@@ -1892,8 +2020,8 @@
         <w:t xml:space="preserve">to real reference mapping. The spread across leading methods on any one dataset is 1–4 points.</w:t>
       </w:r>
     </w:p>
-    <w:bookmarkEnd w:id="15"/>
-    <w:bookmarkStart w:id="16" w:name="Xa5b28af9c19bdde4ae2cd4ff74ec45c74362319"/>
+    <w:bookmarkEnd w:id="16"/>
+    <w:bookmarkStart w:id="17" w:name="Xa5b28af9c19bdde4ae2cd4ff74ec45c74362319"/>
     <w:p>
       <w:pPr>
         <w:pStyle w:val="Heading2"/>
@@ -2874,8 +3002,8 @@
         <w:t xml:space="preserve">ordinary results, traced to the fixed feature budget (Supplementary Note S8).</w:t>
       </w:r>
     </w:p>
-    <w:bookmarkEnd w:id="16"/>
-    <w:bookmarkStart w:id="20" w:name="inference-cost-is-flat-in-reference-size"/>
+    <w:bookmarkEnd w:id="17"/>
+    <w:bookmarkStart w:id="21" w:name="inference-cost-is-flat-in-reference-size"/>
     <w:p>
       <w:pPr>
         <w:pStyle w:val="Heading2"/>
@@ -2955,18 +3083,18 @@
           <wp:inline>
             <wp:extent cx="5334000" cy="1970216"/>
             <wp:effectExtent b="0" l="0" r="0" t="0"/>
-            <wp:docPr descr="scaling" title="" id="18" name="Picture"/>
+            <wp:docPr descr="scaling" title="" id="19" name="Picture"/>
             <a:graphic>
               <a:graphicData uri="http://schemas.openxmlformats.org/drawingml/2006/picture">
                 <pic:pic>
                   <pic:nvPicPr>
-                    <pic:cNvPr descr="/Users/iandriver/Downloads/actinn-jax-benchmark/docs/figures/fig_scaling.png" id="19" name="Picture"/>
+                    <pic:cNvPr descr="/Users/iandriver/Downloads/actinn-jax-benchmark/docs/figures/fig_scaling.png" id="20" name="Picture"/>
                     <pic:cNvPicPr>
                       <a:picLocks noChangeArrowheads="1" noChangeAspect="1"/>
                     </pic:cNvPicPr>
                   </pic:nvPicPr>
                   <pic:blipFill>
-                    <a:blip r:embed="rId17"/>
+                    <a:blip r:embed="rId18"/>
                     <a:stretch>
                       <a:fillRect/>
                     </a:stretch>
@@ -3017,8 +3145,8 @@
         <w:t xml:space="preserve">for every trained method; prediction stays flat and sub-second across the whole range.</w:t>
       </w:r>
     </w:p>
-    <w:bookmarkEnd w:id="20"/>
-    <w:bookmarkStart w:id="24" w:name="X4766d5ea1c9560931b5fb911c63954b06582f36"/>
+    <w:bookmarkEnd w:id="21"/>
+    <w:bookmarkStart w:id="25" w:name="X4766d5ea1c9560931b5fb911c63954b06582f36"/>
     <w:p>
       <w:pPr>
         <w:pStyle w:val="Heading2"/>
@@ -3156,18 +3284,18 @@
           <wp:inline>
             <wp:extent cx="5334000" cy="2195377"/>
             <wp:effectExtent b="0" l="0" r="0" t="0"/>
-            <wp:docPr descr="workflow" title="" id="22" name="Picture"/>
+            <wp:docPr descr="workflow" title="" id="23" name="Picture"/>
             <a:graphic>
               <a:graphicData uri="http://schemas.openxmlformats.org/drawingml/2006/picture">
                 <pic:pic>
                   <pic:nvPicPr>
-                    <pic:cNvPr descr="/Users/iandriver/Downloads/actinn-jax-benchmark/docs/figures/fig_workflow_umap.png" id="23" name="Picture"/>
+                    <pic:cNvPr descr="/Users/iandriver/Downloads/actinn-jax-benchmark/docs/figures/fig_workflow_umap.png" id="24" name="Picture"/>
                     <pic:cNvPicPr>
                       <a:picLocks noChangeArrowheads="1" noChangeAspect="1"/>
                     </pic:cNvPicPr>
                   </pic:nvPicPr>
                   <pic:blipFill>
-                    <a:blip r:embed="rId21"/>
+                    <a:blip r:embed="rId22"/>
                     <a:stretch>
                       <a:fillRect/>
                     </a:stretch>
@@ -3278,7 +3406,7 @@
         <w:t xml:space="preserve">the study’s own labels.</w:t>
       </w:r>
     </w:p>
-    <w:bookmarkEnd w:id="24"/>
+    <w:bookmarkEnd w:id="25"/>
     <w:bookmarkStart w:id="26" w:name="X3d4c6d13b1dc886902e1694213668625e5cae34"/>
     <w:p>
       <w:pPr>
@@ -3304,7 +3432,7 @@
       <w:r>
         <w:t xml:space="preserve"> </w:t>
       </w:r>
-      <w:hyperlink r:id="rId25">
+      <w:hyperlink r:id="rId11">
         <w:r>
           <w:rPr>
             <w:rStyle w:val="Hyperlink"/>
@@ -3347,48 +3475,281 @@
         <w:t xml:space="preserve"> </w:t>
       </w:r>
       <w:r>
-        <w:t xml:space="preserve">reaches</w:t>
-      </w:r>
-      <w:r>
-        <w:t xml:space="preserve"> </w:t>
-      </w:r>
-      <w:r>
         <w:rPr>
           <w:b/>
           <w:bCs/>
         </w:rPr>
-        <w:t xml:space="preserve">0.406</w:t>
-      </w:r>
-      <w:r>
-        <w:t xml:space="preserve"> </w:t>
-      </w:r>
-      <w:r>
-        <w:t xml:space="preserve">concordance against 0.338 for the census-built reference and 0.380 for the</w:t>
-      </w:r>
-      <w:r>
-        <w:t xml:space="preserve"> </w:t>
-      </w:r>
-      <w:r>
-        <w:t xml:space="preserve">teacher, at roughly</w:t>
-      </w:r>
-      <w:r>
-        <w:t xml:space="preserve"> </w:t>
-      </w:r>
+        <w:t xml:space="preserve">beats both the teacher and the census-built reference</w:t>
+      </w:r>
+      <w:r>
+        <w:t xml:space="preserve">, at several times the teacher’s</w:t>
+      </w:r>
+      <w:r>
+        <w:t xml:space="preserve"> </w:t>
+      </w:r>
+      <w:r>
+        <w:t xml:space="preserve">throughput, in under ten minutes of CPU (Table 3).</w:t>
+      </w:r>
+    </w:p>
+    <w:tbl>
+      <w:tblPr>
+        <w:tblStyle w:val="Table"/>
+        <w:tblW w:type="pct" w:w="5000"/>
+        <w:tblLayout w:type="fixed"/>
+        <w:tblLook w:firstRow="1" w:lastRow="0" w:firstColumn="0" w:lastColumn="0" w:noHBand="0" w:noVBand="0" w:val="0020"/>
+      </w:tblPr>
+      <w:tblGrid>
+        <w:gridCol w:w="4483"/>
+        <w:gridCol w:w="1046"/>
+        <w:gridCol w:w="1046"/>
+        <w:gridCol w:w="1344"/>
+      </w:tblGrid>
+      <w:tr>
+        <w:trPr>
+          <w:tblHeader w:val="on"/>
+        </w:trPr>
+        <w:tc>
+          <w:tcPr/>
+          <w:p>
+            <w:pPr>
+              <w:pStyle w:val="Compact"/>
+            </w:pPr>
+            <w:r>
+              <w:t xml:space="preserve">broad-pass model</w:t>
+            </w:r>
+          </w:p>
+        </w:tc>
+        <w:tc>
+          <w:tcPr/>
+          <w:p>
+            <w:pPr>
+              <w:pStyle w:val="Compact"/>
+              <w:jc w:val="right"/>
+            </w:pPr>
+            <w:r>
+              <w:t xml:space="preserve">classes</w:t>
+            </w:r>
+          </w:p>
+        </w:tc>
+        <w:tc>
+          <w:tcPr/>
+          <w:p>
+            <w:pPr>
+              <w:pStyle w:val="Compact"/>
+              <w:jc w:val="right"/>
+            </w:pPr>
+            <w:r>
+              <w:t xml:space="preserve">ontology</w:t>
+            </w:r>
+          </w:p>
+        </w:tc>
+        <w:tc>
+          <w:tcPr/>
+          <w:p>
+            <w:pPr>
+              <w:pStyle w:val="Compact"/>
+              <w:jc w:val="right"/>
+            </w:pPr>
+            <w:r>
+              <w:t xml:space="preserve">cells/s</w:t>
+            </w:r>
+          </w:p>
+        </w:tc>
+      </w:tr>
+      <w:tr>
+        <w:tc>
+          <w:tcPr/>
+          <w:p>
+            <w:pPr>
+              <w:pStyle w:val="Compact"/>
+            </w:pPr>
+            <w:r>
+              <w:t xml:space="preserve">census-built, ours</w:t>
+            </w:r>
+          </w:p>
+        </w:tc>
+        <w:tc>
+          <w:tcPr/>
+          <w:p>
+            <w:pPr>
+              <w:pStyle w:val="Compact"/>
+              <w:jc w:val="right"/>
+            </w:pPr>
+            <w:r>
+              <w:t xml:space="preserve">798</w:t>
+            </w:r>
+          </w:p>
+        </w:tc>
+        <w:tc>
+          <w:tcPr/>
+          <w:p>
+            <w:pPr>
+              <w:pStyle w:val="Compact"/>
+              <w:jc w:val="right"/>
+            </w:pPr>
+            <w:r>
+              <w:t xml:space="preserve">0.338</w:t>
+            </w:r>
+          </w:p>
+        </w:tc>
+        <w:tc>
+          <w:tcPr/>
+          <w:p>
+            <w:pPr>
+              <w:pStyle w:val="Compact"/>
+              <w:jc w:val="right"/>
+            </w:pPr>
+            <w:r>
+              <w:t xml:space="preserve">2,962</w:t>
+            </w:r>
+          </w:p>
+        </w:tc>
+      </w:tr>
+      <w:tr>
+        <w:tc>
+          <w:tcPr/>
+          <w:p>
+            <w:pPr>
+              <w:pStyle w:val="Compact"/>
+            </w:pPr>
+            <w:r>
+              <w:t xml:space="preserve">Pan-human Azimuth (teacher)</w:t>
+            </w:r>
+          </w:p>
+        </w:tc>
+        <w:tc>
+          <w:tcPr/>
+          <w:p>
+            <w:pPr>
+              <w:pStyle w:val="Compact"/>
+              <w:jc w:val="right"/>
+            </w:pPr>
+            <w:r>
+              <w:t xml:space="preserve">382</w:t>
+            </w:r>
+          </w:p>
+        </w:tc>
+        <w:tc>
+          <w:tcPr/>
+          <w:p>
+            <w:pPr>
+              <w:pStyle w:val="Compact"/>
+              <w:jc w:val="right"/>
+            </w:pPr>
+            <w:r>
+              <w:t xml:space="preserve">0.380</w:t>
+            </w:r>
+          </w:p>
+        </w:tc>
+        <w:tc>
+          <w:tcPr/>
+          <w:p>
+            <w:pPr>
+              <w:pStyle w:val="Compact"/>
+              <w:jc w:val="right"/>
+            </w:pPr>
+            <w:r>
+              <w:t xml:space="preserve">1,076–1,563</w:t>
+            </w:r>
+          </w:p>
+        </w:tc>
+      </w:tr>
+      <w:tr>
+        <w:tc>
+          <w:tcPr/>
+          <w:p>
+            <w:pPr>
+              <w:pStyle w:val="Compact"/>
+            </w:pPr>
+            <w:r>
+              <w:rPr>
+                <w:b/>
+                <w:bCs/>
+              </w:rPr>
+              <w:t xml:space="preserve">distilled from Azimuth, ours</w:t>
+            </w:r>
+          </w:p>
+        </w:tc>
+        <w:tc>
+          <w:tcPr/>
+          <w:p>
+            <w:pPr>
+              <w:pStyle w:val="Compact"/>
+              <w:jc w:val="right"/>
+            </w:pPr>
+            <w:r>
+              <w:t xml:space="preserve">324</w:t>
+            </w:r>
+          </w:p>
+        </w:tc>
+        <w:tc>
+          <w:tcPr/>
+          <w:p>
+            <w:pPr>
+              <w:pStyle w:val="Compact"/>
+              <w:jc w:val="right"/>
+            </w:pPr>
+            <w:r>
+              <w:rPr>
+                <w:b/>
+                <w:bCs/>
+              </w:rPr>
+              <w:t xml:space="preserve">0.406</w:t>
+            </w:r>
+          </w:p>
+        </w:tc>
+        <w:tc>
+          <w:tcPr/>
+          <w:p>
+            <w:pPr>
+              <w:pStyle w:val="Compact"/>
+              <w:jc w:val="right"/>
+            </w:pPr>
+            <w:r>
+              <w:rPr>
+                <w:b/>
+                <w:bCs/>
+              </w:rPr>
+              <w:t xml:space="preserve">8,937–10,021</w:t>
+            </w:r>
+          </w:p>
+        </w:tc>
+      </w:tr>
+    </w:tbl>
+    <w:p>
+      <w:pPr>
+        <w:pStyle w:val="BodyText"/>
+      </w:pPr>
       <w:r>
         <w:rPr>
           <w:b/>
           <w:bCs/>
         </w:rPr>
-        <w:t xml:space="preserve">9× the teacher’s throughput</w:t>
-      </w:r>
-      <w:r>
-        <w:t xml:space="preserve">, in under ten minutes of CPU</w:t>
-      </w:r>
-      <w:r>
-        <w:t xml:space="preserve"> </w:t>
-      </w:r>
-      <w:r>
-        <w:t xml:space="preserve">(Supplementary Note S6). Replacing the embedding-derived hierarchy with one derived from Cell</w:t>
+        <w:t xml:space="preserve">Table 3.</w:t>
+      </w:r>
+      <w:r>
+        <w:t xml:space="preserve"> </w:t>
+      </w:r>
+      <w:r>
+        <w:t xml:space="preserve">Broad-pass entry points on 3,396 withheld cross-study liver cells. The distilled</w:t>
+      </w:r>
+      <w:r>
+        <w:t xml:space="preserve"> </w:t>
+      </w:r>
+      <w:r>
+        <w:t xml:space="preserve">student needs only raw human counts to build — no GPU, no labeled input — and inherits the</w:t>
+      </w:r>
+      <w:r>
+        <w:t xml:space="preserve"> </w:t>
+      </w:r>
+      <w:r>
+        <w:t xml:space="preserve">teacher’s vocabulary and hierarchy. It does not inherit the teacher’s calibrated abstention,</w:t>
+      </w:r>
+      <w:r>
+        <w:t xml:space="preserve"> </w:t>
+      </w:r>
+      <w:r>
+        <w:t xml:space="preserve">which remains a limitation (Supplementary Note S6). Replacing the embedding-derived hierarchy with one derived from Cell</w:t>
       </w:r>
       <w:r>
         <w:t xml:space="preserve"> </w:t>
@@ -3844,7 +4205,7 @@
       <w:r>
         <w:t xml:space="preserve"> </w:t>
       </w:r>
-      <w:hyperlink r:id="rId13">
+      <w:hyperlink r:id="rId14">
         <w:r>
           <w:rPr>
             <w:rStyle w:val="Hyperlink"/>
@@ -4264,7 +4625,7 @@
       <w:r>
         <w:t xml:space="preserve"> </w:t>
       </w:r>
-      <w:hyperlink r:id="rId12">
+      <w:hyperlink r:id="rId13">
         <w:r>
           <w:rPr>
             <w:rStyle w:val="Hyperlink"/>
@@ -4416,7 +4777,7 @@
       <w:r>
         <w:t xml:space="preserve"> </w:t>
       </w:r>
-      <w:hyperlink r:id="rId25">
+      <w:hyperlink r:id="rId11">
         <w:r>
           <w:rPr>
             <w:rStyle w:val="Hyperlink"/>

--- a/manuscript/actinn-jax_brief.docx
+++ b/manuscript/actinn-jax_brief.docx
@@ -285,7 +285,7 @@
           <w:rPr>
             <w:rStyle w:val="Hyperlink"/>
           </w:rPr>
-          <w:t xml:space="preserve">Kalfon 2025</w:t>
+          <w:t xml:space="preserve">[Kalfon 2025]</w:t>
         </w:r>
       </w:hyperlink>
       <w:r>
@@ -326,7 +326,7 @@
           <w:rPr>
             <w:rStyle w:val="Hyperlink"/>
           </w:rPr>
-          <w:t xml:space="preserve">Sarkar et al. 2026</w:t>
+          <w:t xml:space="preserve">[Sarkar et al. 2026]</w:t>
         </w:r>
       </w:hyperlink>
       <w:r>
@@ -519,7 +519,7 @@
           <w:rPr>
             <w:rStyle w:val="Hyperlink"/>
           </w:rPr>
-          <w:t xml:space="preserve">Ma &amp; Pellegrini 2020</w:t>
+          <w:t xml:space="preserve">[Ma &amp; Pellegrini 2020]</w:t>
         </w:r>
       </w:hyperlink>
       <w:r>
@@ -760,7 +760,7 @@
           <w:rPr>
             <w:rStyle w:val="Hyperlink"/>
           </w:rPr>
-          <w:t xml:space="preserve">CZI Census 2025</w:t>
+          <w:t xml:space="preserve">[CZI Census 2025]</w:t>
         </w:r>
       </w:hyperlink>
       <w:r>
@@ -3437,7 +3437,7 @@
           <w:rPr>
             <w:rStyle w:val="Hyperlink"/>
           </w:rPr>
-          <w:t xml:space="preserve">Sarkar et al. 2026</w:t>
+          <w:t xml:space="preserve">[Sarkar et al. 2026]</w:t>
         </w:r>
       </w:hyperlink>
       <w:r>

--- a/manuscript/actinn-jax_brief.docx
+++ b/manuscript/actinn-jax_brief.docx
@@ -733,6 +733,36 @@
       </w:r>
       <w:r>
         <w:t xml:space="preserve">Ontology release is recorded (Supplementary Note S3).</w:t>
+      </w:r>
+    </w:p>
+    <w:p>
+      <w:pPr>
+        <w:pStyle w:val="BodyText"/>
+      </w:pPr>
+      <w:r>
+        <w:rPr>
+          <w:b/>
+          <w:bCs/>
+        </w:rPr>
+        <w:t xml:space="preserve">Supplementary figures.</w:t>
+      </w:r>
+      <w:r>
+        <w:t xml:space="preserve"> </w:t>
+      </w:r>
+      <w:r>
+        <w:t xml:space="preserve">Confusion matrices with ontology-equivalent errors outlined</w:t>
+      </w:r>
+      <w:r>
+        <w:t xml:space="preserve"> </w:t>
+      </w:r>
+      <w:r>
+        <w:t xml:space="preserve">(Figure S1), the abstain trade-off (S2), and per-class recall across all eleven methods (S3)</w:t>
+      </w:r>
+      <w:r>
+        <w:t xml:space="preserve"> </w:t>
+      </w:r>
+      <w:r>
+        <w:t xml:space="preserve">are in the benchmark repository.</w:t>
       </w:r>
     </w:p>
     <w:p>
@@ -3282,14 +3312,14 @@
       <w:r>
         <w:drawing>
           <wp:inline>
-            <wp:extent cx="5334000" cy="2195377"/>
+            <wp:extent cx="5334000" cy="1968618"/>
             <wp:effectExtent b="0" l="0" r="0" t="0"/>
             <wp:docPr descr="workflow" title="" id="23" name="Picture"/>
             <a:graphic>
               <a:graphicData uri="http://schemas.openxmlformats.org/drawingml/2006/picture">
                 <pic:pic>
                   <pic:nvPicPr>
-                    <pic:cNvPr descr="/Users/iandriver/Downloads/actinn-jax-benchmark/docs/figures/fig_workflow_umap.png" id="24" name="Picture"/>
+                    <pic:cNvPr descr="/Users/iandriver/Downloads/actinn-jax-benchmark/docs/figures/fig_workflow_umap_ondata.png" id="24" name="Picture"/>
                     <pic:cNvPicPr>
                       <a:picLocks noChangeArrowheads="1" noChangeAspect="1"/>
                     </pic:cNvPicPr>
@@ -3303,7 +3333,7 @@
                   <pic:spPr bwMode="auto">
                     <a:xfrm>
                       <a:off x="0" y="0"/>
-                      <a:ext cx="5334000" cy="2195377"/>
+                      <a:ext cx="5334000" cy="1968618"/>
                     </a:xfrm>
                     <a:prstGeom prst="rect">
                       <a:avLst/>
@@ -3337,73 +3367,60 @@
         <w:t xml:space="preserve"> </w:t>
       </w:r>
       <w:r>
-        <w:t xml:space="preserve">Broad and focused passes on a withheld liver study (3,396 cells), same</w:t>
-      </w:r>
-      <w:r>
-        <w:t xml:space="preserve"> </w:t>
-      </w:r>
-      <w:r>
-        <w:t xml:space="preserve">embedding throughout.</w:t>
-      </w:r>
-      <w:r>
-        <w:t xml:space="preserve"> </w:t>
-      </w:r>
-      <w:r>
-        <w:rPr>
-          <w:i/>
-          <w:iCs/>
-        </w:rPr>
-        <w:t xml:space="preserve">Left:</w:t>
-      </w:r>
-      <w:r>
-        <w:t xml:space="preserve"> </w:t>
-      </w:r>
-      <w:r>
-        <w:t xml:space="preserve">the census reference spreads 137 of its 798 labels over the</w:t>
-      </w:r>
-      <w:r>
-        <w:t xml:space="preserve"> </w:t>
-      </w:r>
-      <w:r>
-        <w:t xml:space="preserve">query (concordance 0.34) — its job is to establish tissue and route.</w:t>
-      </w:r>
-      <w:r>
-        <w:t xml:space="preserve"> </w:t>
-      </w:r>
-      <w:r>
-        <w:rPr>
-          <w:i/>
-          <w:iCs/>
-        </w:rPr>
-        <w:t xml:space="preserve">Middle:</w:t>
-      </w:r>
-      <w:r>
-        <w:t xml:space="preserve"> </w:t>
-      </w:r>
-      <w:r>
-        <w:t xml:space="preserve">a 36-type liver</w:t>
-      </w:r>
-      <w:r>
-        <w:t xml:space="preserve"> </w:t>
-      </w:r>
-      <w:r>
-        <w:t xml:space="preserve">reference re-annotates the same cells at 0.73.</w:t>
-      </w:r>
-      <w:r>
-        <w:t xml:space="preserve"> </w:t>
-      </w:r>
-      <w:r>
-        <w:rPr>
-          <w:i/>
-          <w:iCs/>
-        </w:rPr>
-        <w:t xml:space="preserve">Right:</w:t>
-      </w:r>
-      <w:r>
-        <w:t xml:space="preserve"> </w:t>
-      </w:r>
-      <w:r>
-        <w:t xml:space="preserve">the study’s own labels.</w:t>
+        <w:t xml:space="preserve">The workflow on a withheld liver study (3,396 cells), same embedding</w:t>
+      </w:r>
+      <w:r>
+        <w:t xml:space="preserve"> </w:t>
+      </w:r>
+      <w:r>
+        <w:t xml:space="preserve">throughout. The census reference spreads 137 of its 798 labels over the query (concordance</w:t>
+      </w:r>
+      <w:r>
+        <w:t xml:space="preserve"> </w:t>
+      </w:r>
+      <w:r>
+        <w:t xml:space="preserve">0.34); resolving those calls to tissue gives</w:t>
+      </w:r>
+      <w:r>
+        <w:t xml:space="preserve"> </w:t>
+      </w:r>
+      <w:r>
+        <w:rPr>
+          <w:b/>
+          <w:bCs/>
+        </w:rPr>
+        <w:t xml:space="preserve">76% liver</w:t>
+      </w:r>
+      <w:r>
+        <w:t xml:space="preserve"> </w:t>
+      </w:r>
+      <w:r>
+        <w:t xml:space="preserve">against 4% for the next candidate,</w:t>
+      </w:r>
+      <w:r>
+        <w:t xml:space="preserve"> </w:t>
+      </w:r>
+      <w:r>
+        <w:t xml:space="preserve">which selects the reference to load; the 36-type liver reference then re-annotates the same</w:t>
+      </w:r>
+      <w:r>
+        <w:t xml:space="preserve"> </w:t>
+      </w:r>
+      <w:r>
+        <w:t xml:space="preserve">cells at</w:t>
+      </w:r>
+      <w:r>
+        <w:t xml:space="preserve"> </w:t>
+      </w:r>
+      <w:r>
+        <w:rPr>
+          <w:b/>
+          <w:bCs/>
+        </w:rPr>
+        <w:t xml:space="preserve">0.73</w:t>
+      </w:r>
+      <w:r>
+        <w:t xml:space="preserve">, tracking the clusters. Rightmost panel is the study’s own labels.</w:t>
       </w:r>
     </w:p>
     <w:bookmarkEnd w:id="25"/>

--- a/manuscript/actinn-jax_brief.docx
+++ b/manuscript/actinn-jax_brief.docx
@@ -3312,7 +3312,7 @@
       <w:r>
         <w:drawing>
           <wp:inline>
-            <wp:extent cx="5334000" cy="1968618"/>
+            <wp:extent cx="5334000" cy="1965681"/>
             <wp:effectExtent b="0" l="0" r="0" t="0"/>
             <wp:docPr descr="workflow" title="" id="23" name="Picture"/>
             <a:graphic>
@@ -3333,7 +3333,7 @@
                   <pic:spPr bwMode="auto">
                     <a:xfrm>
                       <a:off x="0" y="0"/>
-                      <a:ext cx="5334000" cy="1968618"/>
+                      <a:ext cx="5334000" cy="1965681"/>
                     </a:xfrm>
                     <a:prstGeom prst="rect">
                       <a:avLst/>

--- a/manuscript/actinn-jax_brief.docx
+++ b/manuscript/actinn-jax_brief.docx
@@ -732,7 +732,7 @@
         <w:t xml:space="preserve"> </w:t>
       </w:r>
       <w:r>
-        <w:t xml:space="preserve">Ontology release is recorded (Supplementary Note S3).</w:t>
+        <w:t xml:space="preserve">Ontology release is recorded.</w:t>
       </w:r>
     </w:p>
     <w:p>
@@ -744,25 +744,25 @@
           <w:b/>
           <w:bCs/>
         </w:rPr>
-        <w:t xml:space="preserve">Supplementary figures.</w:t>
-      </w:r>
-      <w:r>
-        <w:t xml:space="preserve"> </w:t>
-      </w:r>
-      <w:r>
-        <w:t xml:space="preserve">Confusion matrices with ontology-equivalent errors outlined</w:t>
-      </w:r>
-      <w:r>
-        <w:t xml:space="preserve"> </w:t>
-      </w:r>
-      <w:r>
-        <w:t xml:space="preserve">(Figure S1), the abstain trade-off (S2), and per-class recall across all eleven methods (S3)</w:t>
-      </w:r>
-      <w:r>
-        <w:t xml:space="preserve"> </w:t>
-      </w:r>
-      <w:r>
-        <w:t xml:space="preserve">are in the benchmark repository.</w:t>
+        <w:t xml:space="preserve">Supplementary material</w:t>
+      </w:r>
+      <w:r>
+        <w:t xml:space="preserve"> </w:t>
+      </w:r>
+      <w:r>
+        <w:t xml:space="preserve">(separate document) contains Figures S1–S5 — confusion matrices</w:t>
+      </w:r>
+      <w:r>
+        <w:t xml:space="preserve"> </w:t>
+      </w:r>
+      <w:r>
+        <w:t xml:space="preserve">with ontology-equivalent errors outlined, the abstain trade-off, and per-class recall for</w:t>
+      </w:r>
+      <w:r>
+        <w:t xml:space="preserve"> </w:t>
+      </w:r>
+      <w:r>
+        <w:t xml:space="preserve">eleven methods on three splits — and Tables S1–S3.</w:t>
       </w:r>
     </w:p>
     <w:p>
@@ -818,7 +818,13 @@
         <w:t xml:space="preserve"> </w:t>
       </w:r>
       <w:r>
-        <w:t xml:space="preserve">cluster-level novelty screen. Protocols in Supplementary Notes S5–S9.</w:t>
+        <w:t xml:space="preserve">cluster-level novelty screen. Protocols for each are documented in the benchmark</w:t>
+      </w:r>
+      <w:r>
+        <w:t xml:space="preserve"> </w:t>
+      </w:r>
+      <w:r>
+        <w:t xml:space="preserve">repository.</w:t>
       </w:r>
     </w:p>
     <w:bookmarkEnd w:id="15"/>
@@ -2098,7 +2104,7 @@
         <w:t xml:space="preserve"> </w:t>
       </w:r>
       <w:r>
-        <w:t xml:space="preserve">the CPU fit cost (Supplementary Note S3). Conclusions from subsampled references do not</w:t>
+        <w:t xml:space="preserve">the CPU fit cost. Conclusions from subsampled references do not</w:t>
       </w:r>
       <w:r>
         <w:t xml:space="preserve"> </w:t>
@@ -3029,7 +3035,7 @@
         <w:t xml:space="preserve"> </w:t>
       </w:r>
       <w:r>
-        <w:t xml:space="preserve">ordinary results, traced to the fixed feature budget (Supplementary Note S8).</w:t>
+        <w:t xml:space="preserve">ordinary results, traced to the fixed feature budget.</w:t>
       </w:r>
     </w:p>
     <w:bookmarkEnd w:id="17"/>
@@ -3766,7 +3772,7 @@
         <w:t xml:space="preserve"> </w:t>
       </w:r>
       <w:r>
-        <w:t xml:space="preserve">which remains a limitation (Supplementary Note S6). Replacing the embedding-derived hierarchy with one derived from Cell</w:t>
+        <w:t xml:space="preserve">which remains a limitation. Replacing the embedding-derived hierarchy with one derived from Cell</w:t>
       </w:r>
       <w:r>
         <w:t xml:space="preserve"> </w:t>
@@ -3778,13 +3784,7 @@
         <w:t xml:space="preserve"> </w:t>
       </w:r>
       <w:r>
-        <w:t xml:space="preserve">flat; a same-sized random grouping scores 0.539), which extends the route to a second organism</w:t>
-      </w:r>
-      <w:r>
-        <w:t xml:space="preserve"> </w:t>
-      </w:r>
-      <w:r>
-        <w:t xml:space="preserve">(Supplementary Note S10).</w:t>
+        <w:t xml:space="preserve">flat; a same-sized random grouping scores 0.539), which extends the route to a second organism.</w:t>
       </w:r>
     </w:p>
     <w:bookmarkEnd w:id="26"/>
@@ -3820,7 +3820,7 @@
         <w:t xml:space="preserve"> </w:t>
       </w:r>
       <w:r>
-        <w:t xml:space="preserve">offers essentially one operating point instead of a curve (Supplementary Note S9). Separately,</w:t>
+        <w:t xml:space="preserve">offers essentially one operating point instead of a curve. Separately,</w:t>
       </w:r>
       <w:r>
         <w:t xml:space="preserve"> </w:t>
@@ -4005,7 +4005,7 @@
         <w:t xml:space="preserve"> </w:t>
       </w:r>
       <w:r>
-        <w:t xml:space="preserve">its teacher’s calibrated abstention. Full limitations: Supplementary Note S1.</w:t>
+        <w:t xml:space="preserve">its teacher’s calibrated abstention. Full limitations are in the extended report.</w:t>
       </w:r>
     </w:p>
     <w:bookmarkEnd w:id="29"/>

--- a/manuscript/actinn-jax_brief.docx
+++ b/manuscript/actinn-jax_brief.docx
@@ -88,7 +88,7 @@
         <w:t xml:space="preserve">Pan-human Azimuth</w:t>
       </w:r>
       <w:r>
-        <w:t xml:space="preserve">, a concurrent purpose-built pan-human annotator, can be distilled into such a reference from raw counts alone — no GPU, no labeled input — reaching higher concordance than the teacher at 6–9× its throughput. We release the reimplementation (actinn-jax), the harness, and the pre-trained references.</w:t>
+        <w:t xml:space="preserve">, a concurrent purpose-built pan-human annotator, can be distilled into such a reference from raw counts alone — no GPU, no labeled input — matching the teacher’s concordance at 6–9× its throughput. We release the reimplementation (actinn-jax), the harness, and the pre-trained references.</w:t>
       </w:r>
     </w:p>
     <w:p>
@@ -143,7 +143,7 @@
         <w:t xml:space="preserve"> </w:t>
       </w:r>
       <w:r>
-        <w:t xml:space="preserve">while inference cost differs by ~130× and peak memory by 2.4×; cost, not accuracy, is what</w:t>
+        <w:t xml:space="preserve">while predict time differs by ~260× and peak memory by 2.4×; cost, not accuracy, is what</w:t>
       </w:r>
       <w:r>
         <w:t xml:space="preserve"> </w:t>
@@ -215,13 +215,13 @@
         <w:t xml:space="preserve"> </w:t>
       </w:r>
       <w:r>
-        <w:t xml:space="preserve">counts — no GPU, no labels — reaching higher concordance than either the teacher or a</w:t>
-      </w:r>
-      <w:r>
-        <w:t xml:space="preserve"> </w:t>
-      </w:r>
-      <w:r>
-        <w:t xml:space="preserve">census-built reference, at 6–9× the teacher’s throughput.</w:t>
+        <w:t xml:space="preserve">counts — no GPU, no labels — matching the teacher’s concordance and beating a census-built</w:t>
+      </w:r>
+      <w:r>
+        <w:t xml:space="preserve"> </w:t>
+      </w:r>
+      <w:r>
+        <w:t xml:space="preserve">reference, at 6–9× the teacher’s throughput.</w:t>
       </w:r>
     </w:p>
     <w:p>
@@ -645,7 +645,7 @@
         <w:t xml:space="preserve"> </w:t>
       </w:r>
       <w:r>
-        <w:t xml:space="preserve">reference and query share only 20 of 46 type names, so exact accuracy (~0.35 for every method)</w:t>
+        <w:t xml:space="preserve">reference and query share only 20 of 46 type names, so exact-match accuracy (~0.35 for every method)</w:t>
       </w:r>
       <w:r>
         <w:t xml:space="preserve"> </w:t>
@@ -880,7 +880,7 @@
           <w:b/>
           <w:bCs/>
         </w:rPr>
-        <w:t xml:space="preserve">~130× in</w:t>
+        <w:t xml:space="preserve">~260× in</w:t>
       </w:r>
       <w:r>
         <w:rPr>
@@ -894,7 +894,7 @@
           <w:b/>
           <w:bCs/>
         </w:rPr>
-        <w:t xml:space="preserve">inference time</w:t>
+        <w:t xml:space="preserve">predict time</w:t>
       </w:r>
       <w:r>
         <w:t xml:space="preserve"> </w:t>
@@ -1021,7 +1021,7 @@
               <w:jc w:val="right"/>
             </w:pPr>
             <w:r>
-              <w:t xml:space="preserve">peak MB</w:t>
+              <w:t xml:space="preserve">peak mem (MB)</w:t>
             </w:r>
           </w:p>
         </w:tc>
@@ -2261,7 +2261,7 @@
               <w:jc w:val="right"/>
             </w:pPr>
             <w:r>
-              <w:t xml:space="preserve">peak RSS</w:t>
+              <w:t xml:space="preserve">peak mem</w:t>
             </w:r>
           </w:p>
         </w:tc>
@@ -3473,7 +3473,7 @@
         <w:t xml:space="preserve"> </w:t>
       </w:r>
       <w:r>
-        <w:t xml:space="preserve">labelling a corpus with it and training on those labels transfers both vocabulary and</w:t>
+        <w:t xml:space="preserve">labeling a corpus with it and training on those labels transfers both vocabulary and</w:t>
       </w:r>
       <w:r>
         <w:t xml:space="preserve"> </w:t>
@@ -3502,7 +3502,7 @@
           <w:b/>
           <w:bCs/>
         </w:rPr>
-        <w:t xml:space="preserve">beats both the teacher and the census-built reference</w:t>
+        <w:t xml:space="preserve">matches the teacher and beats the census-built reference</w:t>
       </w:r>
       <w:r>
         <w:t xml:space="preserve">, at several times the teacher’s</w:t>
@@ -3772,19 +3772,43 @@
         <w:t xml:space="preserve"> </w:t>
       </w:r>
       <w:r>
-        <w:t xml:space="preserve">which remains a limitation. Replacing the embedding-derived hierarchy with one derived from Cell</w:t>
-      </w:r>
-      <w:r>
-        <w:t xml:space="preserve"> </w:t>
-      </w:r>
-      <w:r>
-        <w:t xml:space="preserve">Ontology lineage removes the GPU from the build entirely and outperforms it (0.616 vs 0.547</w:t>
-      </w:r>
-      <w:r>
-        <w:t xml:space="preserve"> </w:t>
-      </w:r>
-      <w:r>
-        <w:t xml:space="preserve">flat; a same-sized random grouping scores 0.539), which extends the route to a second organism.</w:t>
+        <w:t xml:space="preserve">which remains a limitation. The 0.406/0.380 ordering is one query, and both actinn-jax models</w:t>
+      </w:r>
+      <w:r>
+        <w:t xml:space="preserve"> </w:t>
+      </w:r>
+      <w:r>
+        <w:t xml:space="preserve">draw on a census sample that may include these studies while Azimuth does not, so read the</w:t>
+      </w:r>
+      <w:r>
+        <w:t xml:space="preserve"> </w:t>
+      </w:r>
+      <w:r>
+        <w:t xml:space="preserve">student as level with its teacher rather than ahead of it. Deriving the hierarchy from Cell Ontology lineage instead of a foundation-model embedding</w:t>
+      </w:r>
+      <w:r>
+        <w:t xml:space="preserve"> </w:t>
+      </w:r>
+      <w:r>
+        <w:t xml:space="preserve">removes the GPU from the build entirely, and beats both no hierarchy (0.616 vs 0.547) and a</w:t>
+      </w:r>
+      <w:r>
+        <w:t xml:space="preserve"> </w:t>
+      </w:r>
+      <w:r>
+        <w:t xml:space="preserve">same-sized random grouping (0.539). That route also extends to a second organism: a pan-mouse</w:t>
+      </w:r>
+      <w:r>
+        <w:t xml:space="preserve"> </w:t>
+      </w:r>
+      <w:r>
+        <w:t xml:space="preserve">reference of 453 types across 85 tissues reaches 0.638 ontology concordance on two withheld</w:t>
+      </w:r>
+      <w:r>
+        <w:t xml:space="preserve"> </w:t>
+      </w:r>
+      <w:r>
+        <w:t xml:space="preserve">datasets after 17 s of CPU.</w:t>
       </w:r>
     </w:p>
     <w:bookmarkEnd w:id="26"/>

--- a/manuscript/actinn-jax_brief.docx
+++ b/manuscript/actinn-jax_brief.docx
@@ -7,7 +7,7 @@
         <w:pStyle w:val="Title"/>
       </w:pPr>
       <w:r>
-        <w:t xml:space="preserve">Accuracy is not the binding constraint in single-cell annotation: a 13-method benchmark of cost, scaling and workflow</w:t>
+        <w:t xml:space="preserve">Accuracy is not the binding constraint in single-cell annotation: a benchmark of cost, scaling and workflow</w:t>
       </w:r>
     </w:p>
     <w:p>

--- a/manuscript/actinn-jax_brief.docx
+++ b/manuscript/actinn-jax_brief.docx
@@ -750,19 +750,19 @@
         <w:t xml:space="preserve"> </w:t>
       </w:r>
       <w:r>
-        <w:t xml:space="preserve">(separate document) contains Figures S1–S5 — confusion matrices</w:t>
-      </w:r>
-      <w:r>
-        <w:t xml:space="preserve"> </w:t>
-      </w:r>
-      <w:r>
-        <w:t xml:space="preserve">with ontology-equivalent errors outlined, the abstain trade-off, and per-class recall for</w:t>
-      </w:r>
-      <w:r>
-        <w:t xml:space="preserve"> </w:t>
-      </w:r>
-      <w:r>
-        <w:t xml:space="preserve">eleven methods on three splits — and Tables S1–S3.</w:t>
+        <w:t xml:space="preserve">(separate document) contains Figures S1–S4 — confusion matrices</w:t>
+      </w:r>
+      <w:r>
+        <w:t xml:space="preserve"> </w:t>
+      </w:r>
+      <w:r>
+        <w:t xml:space="preserve">with ontology-equivalent errors outlined, and per-class recall for eleven methods on three</w:t>
+      </w:r>
+      <w:r>
+        <w:t xml:space="preserve"> </w:t>
+      </w:r>
+      <w:r>
+        <w:t xml:space="preserve">splits — and Tables S1–S3.</w:t>
       </w:r>
     </w:p>
     <w:p>

--- a/manuscript/actinn-jax_brief.docx
+++ b/manuscript/actinn-jax_brief.docx
@@ -75,7 +75,7 @@
         <w:t xml:space="preserve">label_projection</w:t>
       </w:r>
       <w:r>
-        <w:t xml:space="preserve">, whose datasets, metrics and ranking we did not choose. Accuracy among the leading methods is tightly clustered — the top four span 0.008 — while their inference cost differs by two orders of magnitude and their peak memory by 2.4×. No method leads everywhere: the ordering inverts with reference size, and cost rankings invert with the input feature budget. Because several methods are now both accurate and cheap, the useful question is not which is best but which fits a given job. We show that a low, flat inference cost enables multi-stage annotation on a laptop — a shipped ~800-type reference with calibrated abstention, hand-off to a user’s own focused reference (cross-study liver 0.23/0.58 → 0.72/0.86, exact/ontology), resolution below the cell-type label, and cluster-level novelty screening. We further show that</w:t>
+        <w:t xml:space="preserve">, whose datasets, metrics and ranking we did not choose. Accuracy among the leading methods is tightly clustered — the top four span 0.008 — while their inference cost differs by two orders of magnitude and their peak memory by 2.4×. No method leads everywhere: the accuracy ordering inverts as the reference grows from 3k cells to a full atlas, and cost rankings invert with the input feature budget. Because several methods are now both accurate and cheap, the useful question is not which is best but which fits a given job. We show that a low, flat inference cost enables multi-stage annotation on a laptop — a shipped ~800-type reference with calibrated abstention, hand-off to a user’s own focused reference (cross-study liver 0.23/0.58 → 0.72/0.86, exact/ontology), resolution below the cell-type label, and cluster-level novelty screening. We further show that</w:t>
       </w:r>
       <w:r>
         <w:t xml:space="preserve"> </w:t>

--- a/manuscript/actinn-jax_brief.docx
+++ b/manuscript/actinn-jax_brief.docx
@@ -421,7 +421,7 @@
         <w:t xml:space="preserve"> </w:t>
       </w:r>
       <w:r>
-        <w:t xml:space="preserve">which method should be run, and what does the surrounding workflow look like? Several methods</w:t>
+        <w:t xml:space="preserve">which method should be run, and what does the surrounding workflow look like? The leading methods</w:t>
       </w:r>
       <w:r>
         <w:t xml:space="preserve"> </w:t>
@@ -828,7 +828,7 @@
       </w:r>
     </w:p>
     <w:bookmarkEnd w:id="15"/>
-    <w:bookmarkStart w:id="28" w:name="results"/>
+    <w:bookmarkStart w:id="31" w:name="results"/>
     <w:p>
       <w:pPr>
         <w:pStyle w:val="Heading1"/>
@@ -2021,13 +2021,19 @@
         <w:t xml:space="preserve"> </w:t>
       </w:r>
       <w:r>
-        <w:t xml:space="preserve">Accuracy and cost, means over the benchmark panel; bold marks the best value in</w:t>
-      </w:r>
-      <w:r>
-        <w:t xml:space="preserve"> </w:t>
-      </w:r>
-      <w:r>
-        <w:t xml:space="preserve">a column. *scANVI does most of its work in one train+predict pass, attributed to predict.</w:t>
+        <w:t xml:space="preserve">Accuracy and cost. Accuracy is the mean over the five shared-vocabulary</w:t>
+      </w:r>
+      <w:r>
+        <w:t xml:space="preserve"> </w:t>
+      </w:r>
+      <w:r>
+        <w:t xml:space="preserve">datasets, macro-F1 over all six, and ontology concordance over the four that carry Cell</w:t>
+      </w:r>
+      <w:r>
+        <w:t xml:space="preserve"> </w:t>
+      </w:r>
+      <w:r>
+        <w:t xml:space="preserve">Ontology ids; bold marks the best value in a column. *scANVI does most of its work in one train+predict pass, attributed to predict.</w:t>
       </w:r>
       <w:r>
         <w:t xml:space="preserve"> </w:t>
@@ -2057,7 +2063,7 @@
       </w:r>
     </w:p>
     <w:bookmarkEnd w:id="16"/>
-    <w:bookmarkStart w:id="17" w:name="Xa5b28af9c19bdde4ae2cd4ff74ec45c74362319"/>
+    <w:bookmarkStart w:id="20" w:name="Xa5b28af9c19bdde4ae2cd4ff74ec45c74362319"/>
     <w:p>
       <w:pPr>
         <w:pStyle w:val="Heading2"/>
@@ -2104,13 +2110,19 @@
         <w:t xml:space="preserve"> </w:t>
       </w:r>
       <w:r>
-        <w:t xml:space="preserve">the CPU fit cost. Conclusions from subsampled references do not</w:t>
-      </w:r>
-      <w:r>
-        <w:t xml:space="preserve"> </w:t>
-      </w:r>
-      <w:r>
-        <w:t xml:space="preserve">transfer to atlas scale in either direction.</w:t>
+        <w:t xml:space="preserve">the CPU fit cost (Figure 1A). The HLiCA liver atlas reproduces the reversal independently</w:t>
+      </w:r>
+      <w:r>
+        <w:t xml:space="preserve"> </w:t>
+      </w:r>
+      <w:r>
+        <w:t xml:space="preserve">(Figure 1B), and peak memory stays within a bounded band rather than widening (Figure 1C).</w:t>
+      </w:r>
+      <w:r>
+        <w:t xml:space="preserve"> </w:t>
+      </w:r>
+      <w:r>
+        <w:t xml:space="preserve">Conclusions from subsampled references do not transfer to atlas scale in either direction.</w:t>
       </w:r>
     </w:p>
     <w:p>
@@ -2118,41 +2130,144 @@
         <w:pStyle w:val="BodyText"/>
       </w:pPr>
       <w:r>
-        <w:t xml:space="preserve">External validation inverts a different axis. On Open Problems — datasets, metrics and ranking</w:t>
-      </w:r>
-      <w:r>
-        <w:t xml:space="preserve"> </w:t>
-      </w:r>
-      <w:r>
-        <w:t xml:space="preserve">not ours — all eleven methods were run through one execution of its pipeline (Table 2). The</w:t>
-      </w:r>
-      <w:r>
-        <w:t xml:space="preserve"> </w:t>
-      </w:r>
-      <w:r>
-        <w:t xml:space="preserve">tuned linear pipeline places third on accuracy and costs</w:t>
-      </w:r>
-      <w:r>
-        <w:t xml:space="preserve"> </w:t>
-      </w:r>
+        <w:drawing>
+          <wp:inline>
+            <wp:extent cx="5334000" cy="1702553"/>
+            <wp:effectExtent b="0" l="0" r="0" t="0"/>
+            <wp:docPr descr="accuracy and memory against reference size" title="" id="18" name="Picture"/>
+            <a:graphic>
+              <a:graphicData uri="http://schemas.openxmlformats.org/drawingml/2006/picture">
+                <pic:pic>
+                  <pic:nvPicPr>
+                    <pic:cNvPr descr="/Users/iandriver/Downloads/actinn-jax-benchmark/docs/figures/fig_atlas_scaling.png" id="19" name="Picture"/>
+                    <pic:cNvPicPr>
+                      <a:picLocks noChangeArrowheads="1" noChangeAspect="1"/>
+                    </pic:cNvPicPr>
+                  </pic:nvPicPr>
+                  <pic:blipFill>
+                    <a:blip r:embed="rId17"/>
+                    <a:stretch>
+                      <a:fillRect/>
+                    </a:stretch>
+                  </pic:blipFill>
+                  <pic:spPr bwMode="auto">
+                    <a:xfrm>
+                      <a:off x="0" y="0"/>
+                      <a:ext cx="5334000" cy="1702553"/>
+                    </a:xfrm>
+                    <a:prstGeom prst="rect">
+                      <a:avLst/>
+                    </a:prstGeom>
+                    <a:noFill/>
+                    <a:ln w="9525">
+                      <a:noFill/>
+                      <a:headEnd/>
+                      <a:tailEnd/>
+                    </a:ln>
+                  </pic:spPr>
+                </pic:pic>
+              </a:graphicData>
+            </a:graphic>
+          </wp:inline>
+        </w:drawing>
+      </w:r>
+    </w:p>
+    <w:p>
+      <w:pPr>
+        <w:pStyle w:val="BodyText"/>
+      </w:pPr>
       <w:r>
         <w:rPr>
           <w:b/>
           <w:bCs/>
         </w:rPr>
-        <w:t xml:space="preserve">2.7× more</w:t>
-      </w:r>
-      <w:r>
-        <w:t xml:space="preserve"> </w:t>
-      </w:r>
-      <w:r>
-        <w:t xml:space="preserve">than actinn-jax, having</w:t>
-      </w:r>
-      <w:r>
-        <w:t xml:space="preserve"> </w:t>
-      </w:r>
-      <w:r>
-        <w:t xml:space="preserve">fit</w:t>
+        <w:t xml:space="preserve">Figure 1.</w:t>
+      </w:r>
+      <w:r>
+        <w:t xml:space="preserve"> </w:t>
+      </w:r>
+      <w:r>
+        <w:t xml:space="preserve">Accuracy and peak memory against reference size, four methods carried to atlas</w:t>
+      </w:r>
+      <w:r>
+        <w:t xml:space="preserve"> </w:t>
+      </w:r>
+      <w:r>
+        <w:t xml:space="preserve">scale.</w:t>
+      </w:r>
+      <w:r>
+        <w:t xml:space="preserve"> </w:t>
+      </w:r>
+      <w:r>
+        <w:rPr>
+          <w:i/>
+          <w:iCs/>
+        </w:rPr>
+        <w:t xml:space="preserve">A:</w:t>
+      </w:r>
+      <w:r>
+        <w:t xml:space="preserve"> </w:t>
+      </w:r>
+      <w:r>
+        <w:t xml:space="preserve">lung, 3k → 49k reference cells.</w:t>
+      </w:r>
+      <w:r>
+        <w:t xml:space="preserve"> </w:t>
+      </w:r>
+      <w:r>
+        <w:rPr>
+          <w:i/>
+          <w:iCs/>
+        </w:rPr>
+        <w:t xml:space="preserve">B:</w:t>
+      </w:r>
+      <w:r>
+        <w:t xml:space="preserve"> </w:t>
+      </w:r>
+      <w:r>
+        <w:t xml:space="preserve">the HLiCA liver atlas, an independent</w:t>
+      </w:r>
+      <w:r>
+        <w:t xml:space="preserve"> </w:t>
+      </w:r>
+      <w:r>
+        <w:t xml:space="preserve">replication.</w:t>
+      </w:r>
+      <w:r>
+        <w:t xml:space="preserve"> </w:t>
+      </w:r>
+      <w:r>
+        <w:rPr>
+          <w:i/>
+          <w:iCs/>
+        </w:rPr>
+        <w:t xml:space="preserve">C:</w:t>
+      </w:r>
+      <w:r>
+        <w:t xml:space="preserve"> </w:t>
+      </w:r>
+      <w:r>
+        <w:t xml:space="preserve">peak memory over both sweeps.</w:t>
+      </w:r>
+    </w:p>
+    <w:p>
+      <w:pPr>
+        <w:pStyle w:val="BodyText"/>
+      </w:pPr>
+      <w:r>
+        <w:t xml:space="preserve">External validation inverts a different axis. On Open Problems — datasets, metrics and ranking</w:t>
+      </w:r>
+      <w:r>
+        <w:t xml:space="preserve"> </w:t>
+      </w:r>
+      <w:r>
+        <w:t xml:space="preserve">not ours — all eleven methods were run in a single execution of its pipeline (Table 2). The</w:t>
+      </w:r>
+      <w:r>
+        <w:t xml:space="preserve"> </w:t>
+      </w:r>
+      <w:r>
+        <w:t xml:space="preserve">tuned linear pipeline places third on accuracy and costs</w:t>
       </w:r>
       <w:r>
         <w:t xml:space="preserve"> </w:t>
@@ -2162,6 +2277,28 @@
           <w:b/>
           <w:bCs/>
         </w:rPr>
+        <w:t xml:space="preserve">2.7× more</w:t>
+      </w:r>
+      <w:r>
+        <w:t xml:space="preserve"> </w:t>
+      </w:r>
+      <w:r>
+        <w:t xml:space="preserve">than actinn-jax, having</w:t>
+      </w:r>
+      <w:r>
+        <w:t xml:space="preserve"> </w:t>
+      </w:r>
+      <w:r>
+        <w:t xml:space="preserve">fit</w:t>
+      </w:r>
+      <w:r>
+        <w:t xml:space="preserve"> </w:t>
+      </w:r>
+      <w:r>
+        <w:rPr>
+          <w:b/>
+          <w:bCs/>
+        </w:rPr>
         <w:t xml:space="preserve">7× faster</w:t>
       </w:r>
       <w:r>
@@ -2174,7 +2311,7 @@
         <w:t xml:space="preserve"> </w:t>
       </w:r>
       <w:r>
-        <w:t xml:space="preserve">genes, and an ANOVA→PCA→logistic pipeline pays for the decomposition on every query where a</w:t>
+        <w:t xml:space="preserve">genes, and an ANOVA→PCA→logistic pipeline pays for the decomposition on every query whereas a</w:t>
       </w:r>
       <w:r>
         <w:t xml:space="preserve"> </w:t>
@@ -3029,17 +3166,17 @@
         <w:t xml:space="preserve"> </w:t>
       </w:r>
       <w:r>
-        <w:t xml:space="preserve">relative to actinn-jax on the same instance. scTOP’s mean reflects two collapses inside four</w:t>
-      </w:r>
-      <w:r>
-        <w:t xml:space="preserve"> </w:t>
-      </w:r>
-      <w:r>
-        <w:t xml:space="preserve">ordinary results, traced to the fixed feature budget.</w:t>
-      </w:r>
-    </w:p>
-    <w:bookmarkEnd w:id="17"/>
-    <w:bookmarkStart w:id="21" w:name="inference-cost-is-flat-in-reference-size"/>
+        <w:t xml:space="preserve">relative to actinn-jax on the same instance. scTOP’s mean reflects two collapses and one weak</w:t>
+      </w:r>
+      <w:r>
+        <w:t xml:space="preserve"> </w:t>
+      </w:r>
+      <w:r>
+        <w:t xml:space="preserve">result inside three ordinary ones, traced to the fixed feature budget.</w:t>
+      </w:r>
+    </w:p>
+    <w:bookmarkEnd w:id="20"/>
+    <w:bookmarkStart w:id="24" w:name="inference-cost-is-flat-in-reference-size"/>
     <w:p>
       <w:pPr>
         <w:pStyle w:val="Heading2"/>
@@ -3053,7 +3190,7 @@
         <w:pStyle w:val="FirstParagraph"/>
       </w:pPr>
       <w:r>
-        <w:t xml:space="preserve">Training time grows with reference size and cardinality for every trained method. Prediction</w:t>
+        <w:t xml:space="preserve">Fit time grows with reference size and cardinality for every trained method. Prediction</w:t>
       </w:r>
       <w:r>
         <w:t xml:space="preserve"> </w:t>
@@ -3089,7 +3226,7 @@
         <w:t xml:space="preserve"> </w:t>
       </w:r>
       <w:r>
-        <w:t xml:space="preserve">(Figure 1). With train-once/map-many caching the fit is paid</w:t>
+        <w:t xml:space="preserve">(Figure 2). With train-once/map-many caching the fit is paid</w:t>
       </w:r>
       <w:r>
         <w:t xml:space="preserve"> </w:t>
@@ -3107,7 +3244,13 @@
         <w:t xml:space="preserve"> </w:t>
       </w:r>
       <w:r>
-        <w:t xml:space="preserve">linear/actinn-jax ratio holds at ~2–3× (6.1 vs 13.2 GB at 49k cells) rather than widening.</w:t>
+        <w:t xml:space="preserve">linear/actinn-jax ratio holds at ~2–3× (6.1 vs 13.2 GB at 49k cells) rather than widening</w:t>
+      </w:r>
+      <w:r>
+        <w:t xml:space="preserve"> </w:t>
+      </w:r>
+      <w:r>
+        <w:t xml:space="preserve">(Figure 1C).</w:t>
       </w:r>
     </w:p>
     <w:p>
@@ -3119,18 +3262,18 @@
           <wp:inline>
             <wp:extent cx="5334000" cy="1970216"/>
             <wp:effectExtent b="0" l="0" r="0" t="0"/>
-            <wp:docPr descr="scaling" title="" id="19" name="Picture"/>
+            <wp:docPr descr="scaling" title="" id="22" name="Picture"/>
             <a:graphic>
               <a:graphicData uri="http://schemas.openxmlformats.org/drawingml/2006/picture">
                 <pic:pic>
                   <pic:nvPicPr>
-                    <pic:cNvPr descr="/Users/iandriver/Downloads/actinn-jax-benchmark/docs/figures/fig_scaling.png" id="20" name="Picture"/>
+                    <pic:cNvPr descr="/Users/iandriver/Downloads/actinn-jax-benchmark/docs/figures/fig_scaling.png" id="23" name="Picture"/>
                     <pic:cNvPicPr>
                       <a:picLocks noChangeArrowheads="1" noChangeAspect="1"/>
                     </pic:cNvPicPr>
                   </pic:nvPicPr>
                   <pic:blipFill>
-                    <a:blip r:embed="rId18"/>
+                    <a:blip r:embed="rId21"/>
                     <a:stretch>
                       <a:fillRect/>
                     </a:stretch>
@@ -3166,23 +3309,23 @@
           <w:b/>
           <w:bCs/>
         </w:rPr>
-        <w:t xml:space="preserve">Figure 1.</w:t>
-      </w:r>
-      <w:r>
-        <w:t xml:space="preserve"> </w:t>
-      </w:r>
-      <w:r>
-        <w:t xml:space="preserve">Fit and prediction time against reference size and label cardinality. Fit grows</w:t>
-      </w:r>
-      <w:r>
-        <w:t xml:space="preserve"> </w:t>
-      </w:r>
-      <w:r>
-        <w:t xml:space="preserve">for every trained method; prediction stays flat and sub-second across the whole range.</w:t>
-      </w:r>
-    </w:p>
-    <w:bookmarkEnd w:id="21"/>
-    <w:bookmarkStart w:id="25" w:name="X4766d5ea1c9560931b5fb911c63954b06582f36"/>
+        <w:t xml:space="preserve">Figure 2.</w:t>
+      </w:r>
+      <w:r>
+        <w:t xml:space="preserve"> </w:t>
+      </w:r>
+      <w:r>
+        <w:t xml:space="preserve">Fit and prediction time against reference size and label cardinality. Fit time</w:t>
+      </w:r>
+      <w:r>
+        <w:t xml:space="preserve"> </w:t>
+      </w:r>
+      <w:r>
+        <w:t xml:space="preserve">grows for every trained method; prediction stays flat and sub-second across the whole range.</w:t>
+      </w:r>
+    </w:p>
+    <w:bookmarkEnd w:id="24"/>
+    <w:bookmarkStart w:id="28" w:name="X4766d5ea1c9560931b5fb911c63954b06582f36"/>
     <w:p>
       <w:pPr>
         <w:pStyle w:val="Heading2"/>
@@ -3202,7 +3345,7 @@
         <w:t xml:space="preserve"> </w:t>
       </w:r>
       <w:r>
-        <w:t xml:space="preserve">chained on a laptop (Figure 2). A shipped ~800-type census reference gives any query a</w:t>
+        <w:t xml:space="preserve">chained on a laptop (Figure 3). A shipped ~800-type census reference gives any query a</w:t>
       </w:r>
       <w:r>
         <w:t xml:space="preserve"> </w:t>
@@ -3320,18 +3463,18 @@
           <wp:inline>
             <wp:extent cx="5334000" cy="1965681"/>
             <wp:effectExtent b="0" l="0" r="0" t="0"/>
-            <wp:docPr descr="workflow" title="" id="23" name="Picture"/>
+            <wp:docPr descr="workflow" title="" id="26" name="Picture"/>
             <a:graphic>
               <a:graphicData uri="http://schemas.openxmlformats.org/drawingml/2006/picture">
                 <pic:pic>
                   <pic:nvPicPr>
-                    <pic:cNvPr descr="/Users/iandriver/Downloads/actinn-jax-benchmark/docs/figures/fig_workflow_umap_ondata.png" id="24" name="Picture"/>
+                    <pic:cNvPr descr="/Users/iandriver/Downloads/actinn-jax-benchmark/docs/figures/fig_workflow_umap_ondata.png" id="27" name="Picture"/>
                     <pic:cNvPicPr>
                       <a:picLocks noChangeArrowheads="1" noChangeAspect="1"/>
                     </pic:cNvPicPr>
                   </pic:nvPicPr>
                   <pic:blipFill>
-                    <a:blip r:embed="rId22"/>
+                    <a:blip r:embed="rId25"/>
                     <a:stretch>
                       <a:fillRect/>
                     </a:stretch>
@@ -3367,7 +3510,7 @@
           <w:b/>
           <w:bCs/>
         </w:rPr>
-        <w:t xml:space="preserve">Figure 2.</w:t>
+        <w:t xml:space="preserve">Figure 3.</w:t>
       </w:r>
       <w:r>
         <w:t xml:space="preserve"> </w:t>
@@ -3429,8 +3572,8 @@
         <w:t xml:space="preserve">, tracking the clusters. Rightmost panel is the study’s own labels.</w:t>
       </w:r>
     </w:p>
-    <w:bookmarkEnd w:id="25"/>
-    <w:bookmarkStart w:id="26" w:name="X3d4c6d13b1dc886902e1694213668625e5cae34"/>
+    <w:bookmarkEnd w:id="28"/>
+    <w:bookmarkStart w:id="29" w:name="X3d4c6d13b1dc886902e1694213668625e5cae34"/>
     <w:p>
       <w:pPr>
         <w:pStyle w:val="Heading2"/>
@@ -3784,35 +3927,49 @@
         <w:t xml:space="preserve"> </w:t>
       </w:r>
       <w:r>
-        <w:t xml:space="preserve">student as level with its teacher rather than ahead of it. Deriving the hierarchy from Cell Ontology lineage instead of a foundation-model embedding</w:t>
-      </w:r>
-      <w:r>
-        <w:t xml:space="preserve"> </w:t>
-      </w:r>
-      <w:r>
-        <w:t xml:space="preserve">removes the GPU from the build entirely, and beats both no hierarchy (0.616 vs 0.547) and a</w:t>
-      </w:r>
-      <w:r>
-        <w:t xml:space="preserve"> </w:t>
-      </w:r>
-      <w:r>
-        <w:t xml:space="preserve">same-sized random grouping (0.539). That route also extends to a second organism: a pan-mouse</w:t>
-      </w:r>
-      <w:r>
-        <w:t xml:space="preserve"> </w:t>
-      </w:r>
-      <w:r>
-        <w:t xml:space="preserve">reference of 453 types across 85 tissues reaches 0.638 ontology concordance on two withheld</w:t>
-      </w:r>
-      <w:r>
-        <w:t xml:space="preserve"> </w:t>
-      </w:r>
-      <w:r>
-        <w:t xml:space="preserve">datasets after 17 s of CPU.</w:t>
-      </w:r>
-    </w:p>
-    <w:bookmarkEnd w:id="26"/>
-    <w:bookmarkStart w:id="27" w:name="Xc9c7bad4aecd06c09d0d5feaca47a6a3c3e0f37"/>
+        <w:t xml:space="preserve">student as level with its teacher rather than ahead of it.</w:t>
+      </w:r>
+    </w:p>
+    <w:p>
+      <w:pPr>
+        <w:pStyle w:val="BodyText"/>
+      </w:pPr>
+      <w:r>
+        <w:t xml:space="preserve">The GPU can be removed from the other route as well. Deriving the coarse hierarchy from Cell</w:t>
+      </w:r>
+      <w:r>
+        <w:t xml:space="preserve"> </w:t>
+      </w:r>
+      <w:r>
+        <w:t xml:space="preserve">Ontology lineage rather than from a foundation-model embedding beats both no hierarchy at all</w:t>
+      </w:r>
+      <w:r>
+        <w:t xml:space="preserve"> </w:t>
+      </w:r>
+      <w:r>
+        <w:t xml:space="preserve">(0.616 vs 0.547) and a same-sized random grouping (0.539), so it is the lineage structure and</w:t>
+      </w:r>
+      <w:r>
+        <w:t xml:space="preserve"> </w:t>
+      </w:r>
+      <w:r>
+        <w:t xml:space="preserve">not the mere act of splitting that helps. Being species-independent, that route also reaches a</w:t>
+      </w:r>
+      <w:r>
+        <w:t xml:space="preserve"> </w:t>
+      </w:r>
+      <w:r>
+        <w:t xml:space="preserve">second organism: a pan-mouse reference of 453 types across 85 tissues reaches 0.638 ontology</w:t>
+      </w:r>
+      <w:r>
+        <w:t xml:space="preserve"> </w:t>
+      </w:r>
+      <w:r>
+        <w:t xml:space="preserve">concordance on two withheld datasets after 17 s of CPU.</w:t>
+      </w:r>
+    </w:p>
+    <w:bookmarkEnd w:id="29"/>
+    <w:bookmarkStart w:id="30" w:name="Xc9c7bad4aecd06c09d0d5feaca47a6a3c3e0f37"/>
     <w:p>
       <w:pPr>
         <w:pStyle w:val="Heading2"/>
@@ -3838,7 +3995,7 @@
         <w:t xml:space="preserve"> </w:t>
       </w:r>
       <w:r>
-        <w:t xml:space="preserve">and out-of-distribution flagging climbs 0.00 → 0.73. A comparator with saturated probabilities</w:t>
+        <w:t xml:space="preserve">and out-of-distribution flagging climbs 0.00 → 0.73. CellTypist’s probabilities are saturated, so it</w:t>
       </w:r>
       <w:r>
         <w:t xml:space="preserve"> </w:t>
@@ -3866,13 +4023,13 @@
         <w:t xml:space="preserve"> </w:t>
       </w:r>
       <w:r>
-        <w:t xml:space="preserve">ontology concordance against 0.894 for a</w:t>
-      </w:r>
-      <w:r>
-        <w:t xml:space="preserve"> </w:t>
-      </w:r>
-      <w:r>
-        <w:t xml:space="preserve">reference-trained model on the same data, taking ~280× longer — reproduced independently on</w:t>
+        <w:t xml:space="preserve">ontology concordance against 0.917 for a</w:t>
+      </w:r>
+      <w:r>
+        <w:t xml:space="preserve"> </w:t>
+      </w:r>
+      <w:r>
+        <w:t xml:space="preserve">reference-trained model on the same cells, taking ~280× longer — reproduced independently on</w:t>
       </w:r>
       <w:r>
         <w:t xml:space="preserve"> </w:t>
@@ -3881,9 +4038,9 @@
         <w:t xml:space="preserve">Open Problems, where zero-shot entries sit at the bottom of the leaderboard.</w:t>
       </w:r>
     </w:p>
-    <w:bookmarkEnd w:id="27"/>
-    <w:bookmarkEnd w:id="28"/>
-    <w:bookmarkStart w:id="29" w:name="discussion"/>
+    <w:bookmarkEnd w:id="30"/>
+    <w:bookmarkEnd w:id="31"/>
+    <w:bookmarkStart w:id="32" w:name="discussion"/>
     <w:p>
       <w:pPr>
         <w:pStyle w:val="Heading1"/>
@@ -3967,13 +4124,13 @@
         <w:pStyle w:val="BodyText"/>
       </w:pPr>
       <w:r>
-        <w:t xml:space="preserve">We are explicit about what is not ours. A prototype VAE provides uncertainty, attribution and</w:t>
-      </w:r>
-      <w:r>
-        <w:t xml:space="preserve"> </w:t>
-      </w:r>
-      <w:r>
-        <w:t xml:space="preserve">a retraining-based refinement path, and becomes the most accurate method at atlas scale. A</w:t>
+        <w:t xml:space="preserve">We are explicit about what is not ours. ProtoCloud provides uncertainty, attribution and a</w:t>
+      </w:r>
+      <w:r>
+        <w:t xml:space="preserve"> </w:t>
+      </w:r>
+      <w:r>
+        <w:t xml:space="preserve">retraining-based refinement path, and becomes the most accurate method at atlas scale. A</w:t>
       </w:r>
       <w:r>
         <w:t xml:space="preserve"> </w:t>
@@ -4032,8 +4189,8 @@
         <w:t xml:space="preserve">its teacher’s calibrated abstention. Full limitations are in the extended report.</w:t>
       </w:r>
     </w:p>
-    <w:bookmarkEnd w:id="29"/>
-    <w:bookmarkStart w:id="52" w:name="references"/>
+    <w:bookmarkEnd w:id="32"/>
+    <w:bookmarkStart w:id="55" w:name="references"/>
     <w:p>
       <w:pPr>
         <w:pStyle w:val="Heading1"/>
@@ -4068,7 +4225,7 @@
       <w:r>
         <w:t xml:space="preserve"> </w:t>
       </w:r>
-      <w:hyperlink r:id="rId30">
+      <w:hyperlink r:id="rId33">
         <w:r>
           <w:rPr>
             <w:rStyle w:val="Hyperlink"/>
@@ -4110,7 +4267,7 @@
       <w:r>
         <w:t xml:space="preserve"> </w:t>
       </w:r>
-      <w:hyperlink r:id="rId31">
+      <w:hyperlink r:id="rId34">
         <w:r>
           <w:rPr>
             <w:rStyle w:val="Hyperlink"/>
@@ -4152,7 +4309,7 @@
       <w:r>
         <w:t xml:space="preserve"> </w:t>
       </w:r>
-      <w:hyperlink r:id="rId32">
+      <w:hyperlink r:id="rId35">
         <w:r>
           <w:rPr>
             <w:rStyle w:val="Hyperlink"/>
@@ -4194,7 +4351,7 @@
       <w:r>
         <w:t xml:space="preserve"> </w:t>
       </w:r>
-      <w:hyperlink r:id="rId33">
+      <w:hyperlink r:id="rId36">
         <w:r>
           <w:rPr>
             <w:rStyle w:val="Hyperlink"/>
@@ -4220,7 +4377,7 @@
       <w:r>
         <w:t xml:space="preserve"> </w:t>
       </w:r>
-      <w:hyperlink r:id="rId34">
+      <w:hyperlink r:id="rId37">
         <w:r>
           <w:rPr>
             <w:rStyle w:val="Hyperlink"/>
@@ -4288,7 +4445,7 @@
       <w:r>
         <w:t xml:space="preserve"> </w:t>
       </w:r>
-      <w:hyperlink r:id="rId35">
+      <w:hyperlink r:id="rId38">
         <w:r>
           <w:rPr>
             <w:rStyle w:val="Hyperlink"/>
@@ -4330,7 +4487,7 @@
       <w:r>
         <w:t xml:space="preserve"> </w:t>
       </w:r>
-      <w:hyperlink r:id="rId36">
+      <w:hyperlink r:id="rId39">
         <w:r>
           <w:rPr>
             <w:rStyle w:val="Hyperlink"/>
@@ -4372,7 +4529,7 @@
       <w:r>
         <w:t xml:space="preserve"> </w:t>
       </w:r>
-      <w:hyperlink r:id="rId37">
+      <w:hyperlink r:id="rId40">
         <w:r>
           <w:rPr>
             <w:rStyle w:val="Hyperlink"/>
@@ -4414,7 +4571,7 @@
       <w:r>
         <w:t xml:space="preserve"> </w:t>
       </w:r>
-      <w:hyperlink r:id="rId38">
+      <w:hyperlink r:id="rId41">
         <w:r>
           <w:rPr>
             <w:rStyle w:val="Hyperlink"/>
@@ -4456,7 +4613,7 @@
       <w:r>
         <w:t xml:space="preserve"> </w:t>
       </w:r>
-      <w:hyperlink r:id="rId39">
+      <w:hyperlink r:id="rId42">
         <w:r>
           <w:rPr>
             <w:rStyle w:val="Hyperlink"/>
@@ -4540,7 +4697,7 @@
       <w:r>
         <w:t xml:space="preserve"> </w:t>
       </w:r>
-      <w:hyperlink r:id="rId40">
+      <w:hyperlink r:id="rId43">
         <w:r>
           <w:rPr>
             <w:rStyle w:val="Hyperlink"/>
@@ -4582,7 +4739,7 @@
       <w:r>
         <w:t xml:space="preserve"> </w:t>
       </w:r>
-      <w:hyperlink r:id="rId41">
+      <w:hyperlink r:id="rId44">
         <w:r>
           <w:rPr>
             <w:rStyle w:val="Hyperlink"/>
@@ -4624,7 +4781,7 @@
       <w:r>
         <w:t xml:space="preserve"> </w:t>
       </w:r>
-      <w:hyperlink r:id="rId42">
+      <w:hyperlink r:id="rId45">
         <w:r>
           <w:rPr>
             <w:rStyle w:val="Hyperlink"/>
@@ -4692,7 +4849,7 @@
       <w:r>
         <w:t xml:space="preserve"> </w:t>
       </w:r>
-      <w:hyperlink r:id="rId43">
+      <w:hyperlink r:id="rId46">
         <w:r>
           <w:rPr>
             <w:rStyle w:val="Hyperlink"/>
@@ -4734,7 +4891,7 @@
       <w:r>
         <w:t xml:space="preserve"> </w:t>
       </w:r>
-      <w:hyperlink r:id="rId44">
+      <w:hyperlink r:id="rId47">
         <w:r>
           <w:rPr>
             <w:rStyle w:val="Hyperlink"/>
@@ -4776,7 +4933,7 @@
       <w:r>
         <w:t xml:space="preserve"> </w:t>
       </w:r>
-      <w:hyperlink r:id="rId45">
+      <w:hyperlink r:id="rId48">
         <w:r>
           <w:rPr>
             <w:rStyle w:val="Hyperlink"/>
@@ -4860,7 +5017,7 @@
       <w:r>
         <w:t xml:space="preserve"> </w:t>
       </w:r>
-      <w:hyperlink r:id="rId46">
+      <w:hyperlink r:id="rId49">
         <w:r>
           <w:rPr>
             <w:rStyle w:val="Hyperlink"/>
@@ -4902,7 +5059,7 @@
       <w:r>
         <w:t xml:space="preserve"> </w:t>
       </w:r>
-      <w:hyperlink r:id="rId47">
+      <w:hyperlink r:id="rId50">
         <w:r>
           <w:rPr>
             <w:rStyle w:val="Hyperlink"/>
@@ -4944,7 +5101,7 @@
       <w:r>
         <w:t xml:space="preserve"> </w:t>
       </w:r>
-      <w:hyperlink r:id="rId48">
+      <w:hyperlink r:id="rId51">
         <w:r>
           <w:rPr>
             <w:rStyle w:val="Hyperlink"/>
@@ -4986,7 +5143,7 @@
       <w:r>
         <w:t xml:space="preserve"> </w:t>
       </w:r>
-      <w:hyperlink r:id="rId49">
+      <w:hyperlink r:id="rId52">
         <w:r>
           <w:rPr>
             <w:rStyle w:val="Hyperlink"/>
@@ -5028,7 +5185,7 @@
       <w:r>
         <w:t xml:space="preserve"> </w:t>
       </w:r>
-      <w:hyperlink r:id="rId50">
+      <w:hyperlink r:id="rId53">
         <w:r>
           <w:rPr>
             <w:rStyle w:val="Hyperlink"/>
@@ -5070,7 +5227,7 @@
       <w:r>
         <w:t xml:space="preserve"> </w:t>
       </w:r>
-      <w:hyperlink r:id="rId51">
+      <w:hyperlink r:id="rId54">
         <w:r>
           <w:rPr>
             <w:rStyle w:val="Hyperlink"/>
@@ -5082,7 +5239,7 @@
         <w:t xml:space="preserve">.</w:t>
       </w:r>
     </w:p>
-    <w:bookmarkEnd w:id="52"/>
+    <w:bookmarkEnd w:id="55"/>
     <w:sectPr>
       <w:footnotePr>
         <w:numRestart w:val="eachSect"/>

--- a/manuscript/actinn-jax_brief.docx
+++ b/manuscript/actinn-jax_brief.docx
@@ -47,7 +47,7 @@
         <w:t xml:space="preserve"> </w:t>
       </w:r>
       <w:r>
-        <w:t xml:space="preserve">spanning classical, regularized-linear, parameter-free, correlation, deep-probabilistic, prototype-VAE and foundation-model families across</w:t>
+        <w:t xml:space="preserve">— classical, regularized-linear, parameter-free, correlation, deep-probabilistic, prototype-VAE and foundation-model — across</w:t>
       </w:r>
       <w:r>
         <w:t xml:space="preserve"> </w:t>
@@ -75,7 +75,7 @@
         <w:t xml:space="preserve">label_projection</w:t>
       </w:r>
       <w:r>
-        <w:t xml:space="preserve">, whose datasets, metrics and ranking we did not choose. Accuracy among the leading methods is tightly clustered — the top four span 0.008 — while their inference cost differs by two orders of magnitude and their peak memory by 2.4×. No method leads everywhere: the accuracy ordering inverts as the reference grows from 3k cells to a full atlas, and cost rankings invert with the input feature budget. Because several methods are now both accurate and cheap, the useful question is not which is best but which fits a given job. We show that a low, flat inference cost enables multi-stage annotation on a laptop — a shipped ~800-type reference with calibrated abstention, hand-off to a user’s own focused reference (cross-study liver 0.23/0.58 → 0.72/0.86, exact/ontology), resolution below the cell-type label, and cluster-level novelty screening. We further show that</w:t>
+        <w:t xml:space="preserve">, whose datasets, metrics and ranking we did not choose. Accuracy among the leading methods is tightly clustered — the top four span</w:t>
       </w:r>
       <w:r>
         <w:t xml:space="preserve"> </w:t>
@@ -85,10 +85,42 @@
           <w:b/>
           <w:bCs/>
         </w:rPr>
+        <w:t xml:space="preserve">0.008</w:t>
+      </w:r>
+      <w:r>
+        <w:t xml:space="preserve"> </w:t>
+      </w:r>
+      <w:r>
+        <w:t xml:space="preserve">— while their inference cost differs by two orders of magnitude and their peak memory by 2.4×. No method leads everywhere, and neither ordering is stable: accuracy inverts as the reference grows from 3k cells to a full atlas, and cost rankings invert with the input feature budget. Because several methods are now both accurate and cheap, the useful question is not which is best but which fits a given job. We show that a low, flat inference cost makes multi-stage annotation practical on a laptop, using</w:t>
+      </w:r>
+      <w:r>
+        <w:t xml:space="preserve"> </w:t>
+      </w:r>
+      <w:r>
+        <w:rPr>
+          <w:b/>
+          <w:bCs/>
+        </w:rPr>
+        <w:t xml:space="preserve">actinn-jax</w:t>
+      </w:r>
+      <w:r>
+        <w:t xml:space="preserve">, a JAX reimplementation of ACTINN with a cached train-once/map-many reference: a shipped ~800-type reference with calibrated abstention hands off to a user’s own focused reference (cross-study liver 0.23/0.58 → 0.72/0.86, exact/ontology), with resolution below the cell-type label and cluster-level novelty screening. The same route builds a pan-mouse reference with no GPU, and distills</w:t>
+      </w:r>
+      <w:r>
+        <w:t xml:space="preserve"> </w:t>
+      </w:r>
+      <w:r>
+        <w:rPr>
+          <w:b/>
+          <w:bCs/>
+        </w:rPr>
         <w:t xml:space="preserve">Pan-human Azimuth</w:t>
       </w:r>
       <w:r>
-        <w:t xml:space="preserve">, a concurrent purpose-built pan-human annotator, can be distilled into such a reference from raw counts alone — no GPU, no labeled input — matching the teacher’s concordance at 6–9× its throughput. We release the reimplementation (actinn-jax), the harness, and the pre-trained references.</w:t>
+        <w:t xml:space="preserve"> </w:t>
+      </w:r>
+      <w:r>
+        <w:t xml:space="preserve">into a broad-pass model matching its concordance at 6–9× its throughput. We release the reimplementation, the harness and the pre-trained references.</w:t>
       </w:r>
     </w:p>
     <w:p>

--- a/manuscript/actinn-jax_brief.docx
+++ b/manuscript/actinn-jax_brief.docx
@@ -513,7 +513,7 @@
         <w:t xml:space="preserve"> </w:t>
       </w:r>
       <w:r>
-        <w:t xml:space="preserve">linear baseline is tuned; and the external validation is somebody else’s benchmark.</w:t>
+        <w:t xml:space="preserve">linear baseline is tuned; and the external validation uses a benchmark designed by others.</w:t>
       </w:r>
     </w:p>
     <w:bookmarkEnd w:id="12"/>

--- a/manuscript/actinn-jax_brief.docx
+++ b/manuscript/actinn-jax_brief.docx
@@ -570,7 +570,7 @@
         <w:t xml:space="preserve"> </w:t>
       </w:r>
       <w:r>
-        <w:t xml:space="preserve">graph/session code that no longer installs on current toolchains. Preprocessing is</w:t>
+        <w:t xml:space="preserve">graph/session code that no longer installs on current Python and ML environments. Preprocessing is</w:t>
       </w:r>
       <w:r>
         <w:t xml:space="preserve"> </w:t>

--- a/manuscript/actinn-jax_brief.docx
+++ b/manuscript/actinn-jax_brief.docx
@@ -4015,25 +4015,43 @@
         <w:pStyle w:val="FirstParagraph"/>
       </w:pPr>
       <w:r>
-        <w:t xml:space="preserve">Withholding 9 of 36 cell types entirely, a confidence threshold trades coverage against</w:t>
-      </w:r>
-      <w:r>
-        <w:t xml:space="preserve"> </w:t>
-      </w:r>
-      <w:r>
-        <w:t xml:space="preserve">accuracy smoothly: accuracy on kept cells rises 0.885 → 0.969 as coverage falls 1.00 → 0.66</w:t>
-      </w:r>
-      <w:r>
-        <w:t xml:space="preserve"> </w:t>
-      </w:r>
-      <w:r>
-        <w:t xml:space="preserve">and out-of-distribution flagging climbs 0.00 → 0.73. CellTypist’s probabilities are saturated, so it</w:t>
-      </w:r>
-      <w:r>
-        <w:t xml:space="preserve"> </w:t>
-      </w:r>
-      <w:r>
-        <w:t xml:space="preserve">offers essentially one operating point instead of a curve. Separately,</w:t>
+        <w:t xml:space="preserve">Withholding 9 of 36 cell types entirely and sweeping a confidence threshold over the six</w:t>
+      </w:r>
+      <w:r>
+        <w:t xml:space="preserve"> </w:t>
+      </w:r>
+      <w:r>
+        <w:t xml:space="preserve">methods that return a per-cell confidence, only three trade coverage for accuracy smoothly.</w:t>
+      </w:r>
+      <w:r>
+        <w:t xml:space="preserve"> </w:t>
+      </w:r>
+      <w:r>
+        <w:t xml:space="preserve">For actinn-jax, accuracy on kept cells rises 0.885 → 0.969 as coverage falls 1.00 → 0.66 and</w:t>
+      </w:r>
+      <w:r>
+        <w:t xml:space="preserve"> </w:t>
+      </w:r>
+      <w:r>
+        <w:t xml:space="preserve">out-of-distribution flagging climbs 0.00 → 0.73; at comparable coverage it flags more novel</w:t>
+      </w:r>
+      <w:r>
+        <w:t xml:space="preserve"> </w:t>
+      </w:r>
+      <w:r>
+        <w:t xml:space="preserve">cells than the tuned linear pipeline (0.73 against 0.46). Of the rest, CellTypist’s</w:t>
+      </w:r>
+      <w:r>
+        <w:t xml:space="preserve"> </w:t>
+      </w:r>
+      <w:r>
+        <w:t xml:space="preserve">probabilities are saturated and give one operating point instead of a curve, and scTOP’s</w:t>
+      </w:r>
+      <w:r>
+        <w:t xml:space="preserve"> </w:t>
+      </w:r>
+      <w:r>
+        <w:t xml:space="preserve">projection score keeps only 6% of the query at p ≥ 0.5. Separately,</w:t>
       </w:r>
       <w:r>
         <w:t xml:space="preserve"> </w:t>

--- a/manuscript/actinn-jax_brief.docx
+++ b/manuscript/actinn-jax_brief.docx
@@ -4015,43 +4015,49 @@
         <w:pStyle w:val="FirstParagraph"/>
       </w:pPr>
       <w:r>
-        <w:t xml:space="preserve">Withholding 9 of 36 cell types entirely and sweeping a confidence threshold over the six</w:t>
-      </w:r>
-      <w:r>
-        <w:t xml:space="preserve"> </w:t>
-      </w:r>
-      <w:r>
-        <w:t xml:space="preserve">methods that return a per-cell confidence, only three trade coverage for accuracy smoothly.</w:t>
-      </w:r>
-      <w:r>
-        <w:t xml:space="preserve"> </w:t>
-      </w:r>
-      <w:r>
-        <w:t xml:space="preserve">For actinn-jax, accuracy on kept cells rises 0.885 → 0.969 as coverage falls 1.00 → 0.66 and</w:t>
-      </w:r>
-      <w:r>
-        <w:t xml:space="preserve"> </w:t>
-      </w:r>
-      <w:r>
-        <w:t xml:space="preserve">out-of-distribution flagging climbs 0.00 → 0.73; at comparable coverage it flags more novel</w:t>
-      </w:r>
-      <w:r>
-        <w:t xml:space="preserve"> </w:t>
-      </w:r>
-      <w:r>
-        <w:t xml:space="preserve">cells than the tuned linear pipeline (0.73 against 0.46). Of the rest, CellTypist’s</w:t>
-      </w:r>
-      <w:r>
-        <w:t xml:space="preserve"> </w:t>
-      </w:r>
-      <w:r>
-        <w:t xml:space="preserve">probabilities are saturated and give one operating point instead of a curve, and scTOP’s</w:t>
-      </w:r>
-      <w:r>
-        <w:t xml:space="preserve"> </w:t>
-      </w:r>
-      <w:r>
-        <w:t xml:space="preserve">projection score keeps only 6% of the query at p ≥ 0.5. Separately,</w:t>
+        <w:t xml:space="preserve">Withholding 9 of 36 cell types entirely and sweeping a confidence threshold over the eight</w:t>
+      </w:r>
+      <w:r>
+        <w:t xml:space="preserve"> </w:t>
+      </w:r>
+      <w:r>
+        <w:t xml:space="preserve">methods that return a per-cell confidence, five trade coverage for accuracy across the range</w:t>
+      </w:r>
+      <w:r>
+        <w:t xml:space="preserve"> </w:t>
+      </w:r>
+      <w:r>
+        <w:t xml:space="preserve">and three do not: CellTypist’s probabilities are saturated and give one operating point</w:t>
+      </w:r>
+      <w:r>
+        <w:t xml:space="preserve"> </w:t>
+      </w:r>
+      <w:r>
+        <w:t xml:space="preserve">instead of a curve, scTOP’s projection score keeps only 6% of the query at p ≥ 0.5, and</w:t>
+      </w:r>
+      <w:r>
+        <w:t xml:space="preserve"> </w:t>
+      </w:r>
+      <w:r>
+        <w:t xml:space="preserve">ProtoCloud’s ambiguity flag is flat until 0.9. Among the five that work, abstain quality does</w:t>
+      </w:r>
+      <w:r>
+        <w:t xml:space="preserve"> </w:t>
+      </w:r>
+      <w:r>
+        <w:t xml:space="preserve">not separate them — actinn-jax and scArches are effectively tied (0.969 accuracy on 66% of</w:t>
+      </w:r>
+      <w:r>
+        <w:t xml:space="preserve"> </w:t>
+      </w:r>
+      <w:r>
+        <w:t xml:space="preserve">cells with 73% of novel cells flagged, against 0.983 on 61% with 71%) — but cost does, at</w:t>
+      </w:r>
+      <w:r>
+        <w:t xml:space="preserve"> </w:t>
+      </w:r>
+      <w:r>
+        <w:t xml:space="preserve">0.67 s of predict time against 21.4 s. Separately,</w:t>
       </w:r>
       <w:r>
         <w:t xml:space="preserve"> </w:t>

--- a/manuscript/actinn-jax_brief.docx
+++ b/manuscript/actinn-jax_brief.docx
@@ -7,7 +7,7 @@
         <w:pStyle w:val="Title"/>
       </w:pPr>
       <w:r>
-        <w:t xml:space="preserve">Accuracy is not the binding constraint in single-cell annotation: a benchmark of cost, scaling and workflow</w:t>
+        <w:t xml:space="preserve">A benchmark of cell-type annotation methods for single-cell data: cost, not accuracy, distinguishes them</w:t>
       </w:r>
     </w:p>
     <w:p>

--- a/manuscript/actinn-jax_brief.docx
+++ b/manuscript/actinn-jax_brief.docx
@@ -104,7 +104,7 @@
         <w:t xml:space="preserve">actinn-jax</w:t>
       </w:r>
       <w:r>
-        <w:t xml:space="preserve">, a JAX reimplementation of ACTINN with a cached train-once/map-many reference: a shipped ~800-type reference with calibrated abstention hands off to a user’s own focused reference (cross-study liver 0.23/0.58 → 0.72/0.86, exact/ontology), with resolution below the cell-type label and cluster-level novelty screening. The same route builds a pan-mouse reference with no GPU, and distills</w:t>
+        <w:t xml:space="preserve">, a JAX reimplementation of ACTINN with a cached train-once/map-many reference: a shipped ~800-type reference with calibrated abstention hands off to a user’s own focused reference (cross-study liver 0.23/0.58 → 0.72/0.86, exact/ontology), with resolution below the cell-type label and cluster-level novelty screening. The same profile annotates a whole 525,000-cell atlas in 58 s at 15 GB, on a query axis where the tuned linear pipeline does not finish. The same route builds a pan-mouse reference with no GPU, and distills</w:t>
       </w:r>
       <w:r>
         <w:t xml:space="preserve"> </w:t>
@@ -3282,7 +3282,41 @@
         <w:t xml:space="preserve"> </w:t>
       </w:r>
       <w:r>
-        <w:t xml:space="preserve">(Figure 1C).</w:t>
+        <w:t xml:space="preserve">(Figure 1C). The same flatness holds on the query axis: with the reference fixed, actinn-jax</w:t>
+      </w:r>
+      <w:r>
+        <w:t xml:space="preserve"> </w:t>
+      </w:r>
+      <w:r>
+        <w:t xml:space="preserve">annotates the entire 524,699-cell liver atlas in</w:t>
+      </w:r>
+      <w:r>
+        <w:t xml:space="preserve"> </w:t>
+      </w:r>
+      <w:r>
+        <w:rPr>
+          <w:b/>
+          <w:bCs/>
+        </w:rPr>
+        <w:t xml:space="preserve">57.9 s</w:t>
+      </w:r>
+      <w:r>
+        <w:t xml:space="preserve"> </w:t>
+      </w:r>
+      <w:r>
+        <w:t xml:space="preserve">at 15.0 GB and 6,100–9,100</w:t>
+      </w:r>
+      <w:r>
+        <w:t xml:space="preserve"> </w:t>
+      </w:r>
+      <w:r>
+        <w:t xml:space="preserve">cells/s, while the tuned linear pipeline’s throughput falls with query size and its</w:t>
+      </w:r>
+      <w:r>
+        <w:t xml:space="preserve"> </w:t>
+      </w:r>
+      <w:r>
+        <w:t xml:space="preserve">full-atlas run did not finish.</w:t>
       </w:r>
     </w:p>
     <w:p>

--- a/manuscript/actinn-jax_brief.docx
+++ b/manuscript/actinn-jax_brief.docx
@@ -57,13 +57,13 @@
           <w:b/>
           <w:bCs/>
         </w:rPr>
-        <w:t xml:space="preserve">six datasets</w:t>
-      </w:r>
-      <w:r>
-        <w:t xml:space="preserve"> </w:t>
-      </w:r>
-      <w:r>
-        <w:t xml:space="preserve">(8–86 cell types; within-dataset, cross-dataset and cross-study splits) on commodity hardware, and validated externally on Open Problems</w:t>
+        <w:t xml:space="preserve">eight splits of seven datasets</w:t>
+      </w:r>
+      <w:r>
+        <w:t xml:space="preserve"> </w:t>
+      </w:r>
+      <w:r>
+        <w:t xml:space="preserve">(8–151 cell types; within-dataset, cross-dataset and cross-study) on commodity hardware, and validated externally on Open Problems</w:t>
       </w:r>
       <w:r>
         <w:t xml:space="preserve"> </w:t>
@@ -91,7 +91,7 @@
         <w:t xml:space="preserve"> </w:t>
       </w:r>
       <w:r>
-        <w:t xml:space="preserve">— while their inference cost differs by two orders of magnitude and their peak memory by 2.4×. No method leads everywhere, and neither ordering is stable: accuracy inverts as the reference grows from 3k cells to a full atlas, and cost rankings invert with the input feature budget. Because several methods are now both accurate and cheap, the useful question is not which is best but which fits a given job. We show that a low, flat inference cost makes multi-stage annotation practical on a laptop, using</w:t>
+        <w:t xml:space="preserve">— while their inference cost differs by two orders of magnitude and their peak memory by 2.5×. No method leads everywhere, and neither ordering is stable: accuracy inverts as the reference grows from 3k cells to a full atlas, and cost rankings invert with the input feature budget. Because several methods are now both accurate and cheap, the useful question is not which is best but what a low annotation cost makes possible. Using</w:t>
       </w:r>
       <w:r>
         <w:t xml:space="preserve"> </w:t>
@@ -104,7 +104,7 @@
         <w:t xml:space="preserve">actinn-jax</w:t>
       </w:r>
       <w:r>
-        <w:t xml:space="preserve">, a JAX reimplementation of ACTINN with a cached train-once/map-many reference: a shipped ~800-type reference with calibrated abstention hands off to a user’s own focused reference (cross-study liver 0.23/0.58 → 0.72/0.86, exact/ontology), with resolution below the cell-type label and cluster-level novelty screening. The same profile annotates a whole 525,000-cell atlas in 58 s at 15 GB, on a query axis where the tuned linear pipeline does not finish. The same route builds a pan-mouse reference with no GPU, and distills</w:t>
+        <w:t xml:space="preserve">, a JAX reimplementation of ACTINN with a cached train-once/map-many reference, we show that sub-second reference calling turns annotation from a single decision into a</w:t>
       </w:r>
       <w:r>
         <w:t xml:space="preserve"> </w:t>
@@ -114,13 +114,26 @@
           <w:b/>
           <w:bCs/>
         </w:rPr>
-        <w:t xml:space="preserve">Pan-human Azimuth</w:t>
-      </w:r>
-      <w:r>
-        <w:t xml:space="preserve"> </w:t>
-      </w:r>
-      <w:r>
-        <w:t xml:space="preserve">into a broad-pass model matching its concordance at 6–9× its throughput. We release the reimplementation, the harness and the pre-trained references.</w:t>
+        <w:t xml:space="preserve">multi-pass workflow</w:t>
+      </w:r>
+      <w:r>
+        <w:t xml:space="preserve">: a shipped ~800-type reference routes a query to tissue and hands off to a focused reference (cross-study liver 0.23/0.58 to 0.72/0.86, exact/ontology); a pan-human annotator is distilled into an interchangeable entry point from raw counts alone, with no GPU and no labels, matching its teacher at six to nine times the throughput; and running three broad references over the same cells partitions it by agreement. Across liver, lung and brain every reference is far more accurate where all three concur than where they do not, though a consensus</w:t>
+      </w:r>
+      <w:r>
+        <w:t xml:space="preserve"> </w:t>
+      </w:r>
+      <w:r>
+        <w:rPr>
+          <w:i/>
+          <w:iCs/>
+        </w:rPr>
+        <w:t xml:space="preserve">label</w:t>
+      </w:r>
+      <w:r>
+        <w:t xml:space="preserve"> </w:t>
+      </w:r>
+      <w:r>
+        <w:t xml:space="preserve">beats none of them — the value is knowing which calls to trust, at the price of three sub-second calls and no labels. We release the reimplementation, the harness and the pre-trained references.</w:t>
       </w:r>
     </w:p>
     <w:p>
@@ -175,7 +188,7 @@
         <w:t xml:space="preserve"> </w:t>
       </w:r>
       <w:r>
-        <w:t xml:space="preserve">while predict time differs by ~260× and peak memory by 2.4×; cost, not accuracy, is what</w:t>
+        <w:t xml:space="preserve">while predict time differs by ~205× and peak memory by 2.5×; cost, not accuracy, is what</w:t>
       </w:r>
       <w:r>
         <w:t xml:space="preserve"> </w:t>
@@ -199,13 +212,13 @@
         <w:t xml:space="preserve"> </w:t>
       </w:r>
       <w:r>
-        <w:t xml:space="preserve">from 3k to 49k cells, and a tuned linear pipeline that fits 7× faster than a gene-space MLP</w:t>
-      </w:r>
-      <w:r>
-        <w:t xml:space="preserve"> </w:t>
-      </w:r>
-      <w:r>
-        <w:t xml:space="preserve">on one panel costs 2.7× more on another with a narrower feature budget.</w:t>
+        <w:t xml:space="preserve">from 3k to 49k cells, and a tuned linear pipeline that fits faster than a gene-space MLP on</w:t>
+      </w:r>
+      <w:r>
+        <w:t xml:space="preserve"> </w:t>
+      </w:r>
+      <w:r>
+        <w:t xml:space="preserve">one panel costs 2.7× more on another with a narrower feature budget.</w:t>
       </w:r>
     </w:p>
     <w:p>
@@ -217,19 +230,19 @@
         </w:numPr>
       </w:pPr>
       <w:r>
-        <w:t xml:space="preserve">Inference time is flat in reference size and cardinality for a cached gene-space MLP</w:t>
-      </w:r>
-      <w:r>
-        <w:t xml:space="preserve"> </w:t>
-      </w:r>
-      <w:r>
-        <w:t xml:space="preserve">(0.08–0.33 s from 1k to 24k reference cells), which is what makes chaining several</w:t>
-      </w:r>
-      <w:r>
-        <w:t xml:space="preserve"> </w:t>
-      </w:r>
-      <w:r>
-        <w:t xml:space="preserve">annotation stages practical on a laptop.</w:t>
+        <w:t xml:space="preserve">Predict is sub-second for every CPU method tested and flat in reference size for all of</w:t>
+      </w:r>
+      <w:r>
+        <w:t xml:space="preserve"> </w:t>
+      </w:r>
+      <w:r>
+        <w:t xml:space="preserve">them; what makes chaining stages practical is the ratio, a sub-second call recurring against</w:t>
+      </w:r>
+      <w:r>
+        <w:t xml:space="preserve"> </w:t>
+      </w:r>
+      <w:r>
+        <w:t xml:space="preserve">a fit of 19–123 s paid once.</w:t>
       </w:r>
     </w:p>
     <w:p>
@@ -265,13 +278,47 @@
         </w:numPr>
       </w:pPr>
       <w:r>
-        <w:t xml:space="preserve">Zero-shot foundation-model labels remain the weakest option in both our benchmark and the</w:t>
-      </w:r>
-      <w:r>
-        <w:t xml:space="preserve"> </w:t>
-      </w:r>
-      <w:r>
-        <w:t xml:space="preserve">external one; their value is in learned structure, not in their label heads.</w:t>
+        <w:t xml:space="preserve">Agreement between independent broad references is a label-free confidence signal,</w:t>
+      </w:r>
+      <w:r>
+        <w:t xml:space="preserve"> </w:t>
+      </w:r>
+      <w:r>
+        <w:t xml:space="preserve">replicated on three tissues: where three references concur, every one of them is far more</w:t>
+      </w:r>
+      <w:r>
+        <w:t xml:space="preserve"> </w:t>
+      </w:r>
+      <w:r>
+        <w:t xml:space="preserve">accurate than where they disagree. How much of a query that covers varies from 23% to 94%</w:t>
+      </w:r>
+      <w:r>
+        <w:t xml:space="preserve"> </w:t>
+      </w:r>
+      <w:r>
+        <w:t xml:space="preserve">and tracks the resolution of the query’s own annotation. A consensus</w:t>
+      </w:r>
+      <w:r>
+        <w:t xml:space="preserve"> </w:t>
+      </w:r>
+      <w:r>
+        <w:rPr>
+          <w:i/>
+          <w:iCs/>
+        </w:rPr>
+        <w:t xml:space="preserve">label</w:t>
+      </w:r>
+      <w:r>
+        <w:t xml:space="preserve"> </w:t>
+      </w:r>
+      <w:r>
+        <w:t xml:space="preserve">beats the best</w:t>
+      </w:r>
+      <w:r>
+        <w:t xml:space="preserve"> </w:t>
+      </w:r>
+      <w:r>
+        <w:t xml:space="preserve">single reference in none of the three.</w:t>
       </w:r>
     </w:p>
     <w:bookmarkEnd w:id="9"/>
@@ -338,6 +385,68 @@
         <w:pStyle w:val="BodyText"/>
       </w:pPr>
       <w:r>
+        <w:t xml:space="preserve">That reporting gap matters more than a missing column, because annotation in practice is not</w:t>
+      </w:r>
+      <w:r>
+        <w:t xml:space="preserve"> </w:t>
+      </w:r>
+      <w:r>
+        <w:t xml:space="preserve">one decision. A working analysis asks what broad compartments are present, which tissue the</w:t>
+      </w:r>
+      <w:r>
+        <w:t xml:space="preserve"> </w:t>
+      </w:r>
+      <w:r>
+        <w:t xml:space="preserve">query resembles, how the cells resolve against a reference matched to that tissue, whether</w:t>
+      </w:r>
+      <w:r>
+        <w:t xml:space="preserve"> </w:t>
+      </w:r>
+      <w:r>
+        <w:t xml:space="preserve">anything is present that no reference describes, and how much of the answer to believe. Each</w:t>
+      </w:r>
+      <w:r>
+        <w:t xml:space="preserve"> </w:t>
+      </w:r>
+      <w:r>
+        <w:t xml:space="preserve">of those is a reference call. When a call costs minutes, the workflow collapses to a single</w:t>
+      </w:r>
+      <w:r>
+        <w:t xml:space="preserve"> </w:t>
+      </w:r>
+      <w:r>
+        <w:t xml:space="preserve">pass against a single reference chosen in advance; when it costs a fraction of a second,</w:t>
+      </w:r>
+      <w:r>
+        <w:t xml:space="preserve"> </w:t>
+      </w:r>
+      <w:r>
+        <w:t xml:space="preserve">running several references and comparing them becomes ordinary. The benchmark below is</w:t>
+      </w:r>
+      <w:r>
+        <w:t xml:space="preserve"> </w:t>
+      </w:r>
+      <w:r>
+        <w:t xml:space="preserve">therefore a means rather than an end: it establishes that the accuracy differences among the</w:t>
+      </w:r>
+      <w:r>
+        <w:t xml:space="preserve"> </w:t>
+      </w:r>
+      <w:r>
+        <w:t xml:space="preserve">leading methods are small and the cost differences are not, which is what licenses spending</w:t>
+      </w:r>
+      <w:r>
+        <w:t xml:space="preserve"> </w:t>
+      </w:r>
+      <w:r>
+        <w:t xml:space="preserve">the budget on more passes instead of on a better single pass.</w:t>
+      </w:r>
+    </w:p>
+    <w:p>
+      <w:pPr>
+        <w:pStyle w:val="BodyText"/>
+      </w:pPr>
+      <w:r>
         <w:t xml:space="preserve">Concurrent work sharpens the question rather than settling it.</w:t>
       </w:r>
       <w:r>
@@ -447,32 +556,6 @@
         <w:pStyle w:val="BodyText"/>
       </w:pPr>
       <w:r>
-        <w:t xml:space="preserve">We therefore ask a practical question: for a given annotation job on commodity hardware,</w:t>
-      </w:r>
-      <w:r>
-        <w:t xml:space="preserve"> </w:t>
-      </w:r>
-      <w:r>
-        <w:t xml:space="preserve">which method should be run, and what does the surrounding workflow look like? The leading methods</w:t>
-      </w:r>
-      <w:r>
-        <w:t xml:space="preserve"> </w:t>
-      </w:r>
-      <w:r>
-        <w:t xml:space="preserve">now annotate quickly, accurately, and with a usable signal on unknown cells, so the shortage</w:t>
-      </w:r>
-      <w:r>
-        <w:t xml:space="preserve"> </w:t>
-      </w:r>
-      <w:r>
-        <w:t xml:space="preserve">is not another leaderboard but guidance on fit for purpose.</w:t>
-      </w:r>
-    </w:p>
-    <w:p>
-      <w:pPr>
-        <w:pStyle w:val="BodyText"/>
-      </w:pPr>
-      <w:r>
         <w:t xml:space="preserve">Because a benchmark written by a method’s own author has a known failure mode, the comparison</w:t>
       </w:r>
       <w:r>
@@ -600,19 +683,19 @@
         <w:t xml:space="preserve"> </w:t>
       </w:r>
       <w:r>
-        <w:t xml:space="preserve">Thirteen methods (Supplementary Table S1) across six datasets</w:t>
-      </w:r>
-      <w:r>
-        <w:t xml:space="preserve"> </w:t>
-      </w:r>
-      <w:r>
-        <w:t xml:space="preserve">(Supplementary Table S2): lung within-dataset and cross-dataset, liver within-dataset and</w:t>
-      </w:r>
-      <w:r>
-        <w:t xml:space="preserve"> </w:t>
-      </w:r>
-      <w:r>
-        <w:t xml:space="preserve">cross-</w:t>
+        <w:t xml:space="preserve">Thirteen methods (Supplementary Table S1) across eight splits of seven</w:t>
+      </w:r>
+      <w:r>
+        <w:t xml:space="preserve"> </w:t>
+      </w:r>
+      <w:r>
+        <w:t xml:space="preserve">datasets (Supplementary Table S2): lung within-dataset and cross-dataset, liver within-dataset</w:t>
+      </w:r>
+      <w:r>
+        <w:t xml:space="preserve"> </w:t>
+      </w:r>
+      <w:r>
+        <w:t xml:space="preserve">and cross-</w:t>
       </w:r>
       <w:r>
         <w:rPr>
@@ -622,13 +705,13 @@
         <w:t xml:space="preserve">study</w:t>
       </w:r>
       <w:r>
-        <w:t xml:space="preserve">, an 86-type blood+gut set, and PBMC — 8 to 86 cell types, spanning three</w:t>
-      </w:r>
-      <w:r>
-        <w:t xml:space="preserve"> </w:t>
-      </w:r>
-      <w:r>
-        <w:t xml:space="preserve">generalization regimes.</w:t>
+        <w:t xml:space="preserve">, an 86-type blood+gut set, PBMC, and Allen middle temporal gyrus nuclei at</w:t>
+      </w:r>
+      <w:r>
+        <w:t xml:space="preserve"> </w:t>
+      </w:r>
+      <w:r>
+        <w:t xml:space="preserve">two levels of one taxonomy — 8 to 151 cell types, spanning three generalization regimes.</w:t>
       </w:r>
     </w:p>
     <w:p>
@@ -701,70 +784,31 @@
           <w:b/>
           <w:bCs/>
         </w:rPr>
-        <w:t xml:space="preserve">Execution.</w:t>
-      </w:r>
-      <w:r>
-        <w:t xml:space="preserve"> </w:t>
-      </w:r>
-      <w:r>
-        <w:t xml:space="preserve">Each method runs in its own environment as a separate process, because the</w:t>
-      </w:r>
-      <w:r>
-        <w:t xml:space="preserve"> </w:t>
-      </w:r>
-      <w:r>
-        <w:t xml:space="preserve">dependency sets are mutually unsatisfiable; one driver builds each split once from a fixed</w:t>
-      </w:r>
-      <w:r>
-        <w:t xml:space="preserve"> </w:t>
-      </w:r>
-      <w:r>
-        <w:t xml:space="preserve">seed and hands the identical pair to every method. Three repeats. Hardware: Apple Silicon,</w:t>
-      </w:r>
-      <w:r>
-        <w:t xml:space="preserve"> </w:t>
-      </w:r>
-      <w:r>
-        <w:t xml:space="preserve">CPU for classical/linear/correlation tiers, Apple MPS for deep and foundation tiers.</w:t>
-      </w:r>
-      <w:r>
-        <w:t xml:space="preserve"> </w:t>
-      </w:r>
-      <w:r>
-        <w:t xml:space="preserve">External validation runs on AWS</w:t>
-      </w:r>
-      <w:r>
-        <w:t xml:space="preserve"> </w:t>
-      </w:r>
-      <w:r>
-        <w:rPr>
-          <w:rStyle w:val="VerbatimChar"/>
-        </w:rPr>
-        <w:t xml:space="preserve">r7i.8xlarge</w:t>
-      </w:r>
-      <w:r>
-        <w:t xml:space="preserve"> </w:t>
-      </w:r>
-      <w:r>
-        <w:t xml:space="preserve">through Open Problems’ own Nextflow pipeline.</w:t>
-      </w:r>
-      <w:r>
-        <w:t xml:space="preserve"> </w:t>
-      </w:r>
-      <w:r>
-        <w:t xml:space="preserve">Because wall-clock on a shared machine depends on co-scheduled load, external cost is</w:t>
-      </w:r>
-      <w:r>
-        <w:t xml:space="preserve"> </w:t>
-      </w:r>
-      <w:r>
-        <w:t xml:space="preserve">reported as a ratio to a method present in every run. Environments are pinned and the Cell</w:t>
-      </w:r>
-      <w:r>
-        <w:t xml:space="preserve"> </w:t>
-      </w:r>
-      <w:r>
-        <w:t xml:space="preserve">Ontology release is recorded.</w:t>
+        <w:t xml:space="preserve">Agreement between references.</w:t>
+      </w:r>
+      <w:r>
+        <w:t xml:space="preserve"> </w:t>
+      </w:r>
+      <w:r>
+        <w:t xml:space="preserve">Three broad annotators answer in three different</w:t>
+      </w:r>
+      <w:r>
+        <w:t xml:space="preserve"> </w:t>
+      </w:r>
+      <w:r>
+        <w:t xml:space="preserve">vocabularies, so agreement is defined in the Cell Ontology, where all three map: two calls</w:t>
+      </w:r>
+      <w:r>
+        <w:t xml:space="preserve"> </w:t>
+      </w:r>
+      <w:r>
+        <w:t xml:space="preserve">agree when they are the same term or one is an ancestor of the other — the same relation the</w:t>
+      </w:r>
+      <w:r>
+        <w:t xml:space="preserve"> </w:t>
+      </w:r>
+      <w:r>
+        <w:t xml:space="preserve">concordance metric uses. Cells are partitioned by how many of the three mutually agree.</w:t>
       </w:r>
     </w:p>
     <w:p>
@@ -776,25 +820,100 @@
           <w:b/>
           <w:bCs/>
         </w:rPr>
+        <w:t xml:space="preserve">Execution.</w:t>
+      </w:r>
+      <w:r>
+        <w:t xml:space="preserve"> </w:t>
+      </w:r>
+      <w:r>
+        <w:t xml:space="preserve">Each method runs in its own environment as a separate process, because the</w:t>
+      </w:r>
+      <w:r>
+        <w:t xml:space="preserve"> </w:t>
+      </w:r>
+      <w:r>
+        <w:t xml:space="preserve">dependency sets are mutually unsatisfiable; one driver builds each split once from a fixed</w:t>
+      </w:r>
+      <w:r>
+        <w:t xml:space="preserve"> </w:t>
+      </w:r>
+      <w:r>
+        <w:t xml:space="preserve">seed and hands the identical pair to every method. Three repeats. Hardware: Apple Silicon,</w:t>
+      </w:r>
+      <w:r>
+        <w:t xml:space="preserve"> </w:t>
+      </w:r>
+      <w:r>
+        <w:t xml:space="preserve">CPU for classical/linear/correlation tiers, Apple MPS for deep and foundation tiers.</w:t>
+      </w:r>
+      <w:r>
+        <w:t xml:space="preserve"> </w:t>
+      </w:r>
+      <w:r>
+        <w:t xml:space="preserve">External validation runs on AWS</w:t>
+      </w:r>
+      <w:r>
+        <w:t xml:space="preserve"> </w:t>
+      </w:r>
+      <w:r>
+        <w:rPr>
+          <w:rStyle w:val="VerbatimChar"/>
+        </w:rPr>
+        <w:t xml:space="preserve">r7i.8xlarge</w:t>
+      </w:r>
+      <w:r>
+        <w:t xml:space="preserve"> </w:t>
+      </w:r>
+      <w:r>
+        <w:t xml:space="preserve">through Open Problems’ own Nextflow pipeline.</w:t>
+      </w:r>
+      <w:r>
+        <w:t xml:space="preserve"> </w:t>
+      </w:r>
+      <w:r>
+        <w:t xml:space="preserve">Because wall-clock on a shared machine depends on co-scheduled load, cost is reported from the</w:t>
+      </w:r>
+      <w:r>
+        <w:t xml:space="preserve"> </w:t>
+      </w:r>
+      <w:r>
+        <w:t xml:space="preserve">fastest of three runs on an otherwise idle machine, and external cost as a ratio to a method</w:t>
+      </w:r>
+      <w:r>
+        <w:t xml:space="preserve"> </w:t>
+      </w:r>
+      <w:r>
+        <w:t xml:space="preserve">present in every run. Environments are pinned and the Cell Ontology release is recorded.</w:t>
+      </w:r>
+    </w:p>
+    <w:p>
+      <w:pPr>
+        <w:pStyle w:val="BodyText"/>
+      </w:pPr>
+      <w:r>
+        <w:rPr>
+          <w:b/>
+          <w:bCs/>
+        </w:rPr>
         <w:t xml:space="preserve">Supplementary material</w:t>
       </w:r>
       <w:r>
         <w:t xml:space="preserve"> </w:t>
       </w:r>
       <w:r>
-        <w:t xml:space="preserve">(separate document) contains Figures S1–S4 — confusion matrices</w:t>
-      </w:r>
-      <w:r>
-        <w:t xml:space="preserve"> </w:t>
-      </w:r>
-      <w:r>
-        <w:t xml:space="preserve">with ontology-equivalent errors outlined, and per-class recall for eleven methods on three</w:t>
-      </w:r>
-      <w:r>
-        <w:t xml:space="preserve"> </w:t>
-      </w:r>
-      <w:r>
-        <w:t xml:space="preserve">splits — and Tables S1–S3.</w:t>
+        <w:t xml:space="preserve">(separate document) carries the scaling studies (Figures S5–S7),</w:t>
+      </w:r>
+      <w:r>
+        <w:t xml:space="preserve"> </w:t>
+      </w:r>
+      <w:r>
+        <w:t xml:space="preserve">the abstention sweep (Figures S8–S9), confusion matrices and per-class recall (Figures S1–S4),</w:t>
+      </w:r>
+      <w:r>
+        <w:t xml:space="preserve"> </w:t>
+      </w:r>
+      <w:r>
+        <w:t xml:space="preserve">and Tables S1–S3.</w:t>
       </w:r>
     </w:p>
     <w:p>
@@ -860,7 +979,7 @@
       </w:r>
     </w:p>
     <w:bookmarkEnd w:id="15"/>
-    <w:bookmarkStart w:id="31" w:name="results"/>
+    <w:bookmarkStart w:id="28" w:name="results"/>
     <w:p>
       <w:pPr>
         <w:pStyle w:val="Heading1"/>
@@ -902,7 +1021,7 @@
         <w:t xml:space="preserve"> </w:t>
       </w:r>
       <w:r>
-        <w:t xml:space="preserve">pipeline rather than by a deep model (Table 1). Those same four methods differ by</w:t>
+        <w:t xml:space="preserve">pipeline rather than by a deep model (Table 1). Those same four differ by</w:t>
       </w:r>
       <w:r>
         <w:t xml:space="preserve"> </w:t>
@@ -912,7 +1031,7 @@
           <w:b/>
           <w:bCs/>
         </w:rPr>
-        <w:t xml:space="preserve">~260× in</w:t>
+        <w:t xml:space="preserve">~205× in predict</w:t>
       </w:r>
       <w:r>
         <w:rPr>
@@ -926,13 +1045,13 @@
           <w:b/>
           <w:bCs/>
         </w:rPr>
-        <w:t xml:space="preserve">predict time</w:t>
-      </w:r>
-      <w:r>
-        <w:t xml:space="preserve"> </w:t>
-      </w:r>
-      <w:r>
-        <w:t xml:space="preserve">(0.34 s to 89 s) and</w:t>
+        <w:t xml:space="preserve">time</w:t>
+      </w:r>
+      <w:r>
+        <w:t xml:space="preserve"> </w:t>
+      </w:r>
+      <w:r>
+        <w:t xml:space="preserve">(0.33 s to 67 s) and</w:t>
       </w:r>
       <w:r>
         <w:t xml:space="preserve"> </w:t>
@@ -942,16 +1061,28 @@
           <w:b/>
           <w:bCs/>
         </w:rPr>
-        <w:t xml:space="preserve">2.4× in peak memory</w:t>
-      </w:r>
-      <w:r>
-        <w:t xml:space="preserve">. actinn-jax holds the best</w:t>
-      </w:r>
-      <w:r>
-        <w:t xml:space="preserve"> </w:t>
-      </w:r>
-      <w:r>
-        <w:t xml:space="preserve">ontology-aware concordance (0.811), a margin inside repeat noise and best read as a tie.</w:t>
+        <w:t xml:space="preserve">2.5× in peak memory</w:t>
+      </w:r>
+      <w:r>
+        <w:t xml:space="preserve">. Order within the cluster is not a result:</w:t>
+      </w:r>
+      <w:r>
+        <w:t xml:space="preserve"> </w:t>
+      </w:r>
+      <w:r>
+        <w:t xml:space="preserve">the stochastic methods move by more than 0.008 between identical reruns, scANVI by up to</w:t>
+      </w:r>
+      <w:r>
+        <w:t xml:space="preserve"> </w:t>
+      </w:r>
+      <w:r>
+        <w:t xml:space="preserve">0.056, so the four are best read as tied on accuracy and separated by cost. actinn-jax holds</w:t>
+      </w:r>
+      <w:r>
+        <w:t xml:space="preserve"> </w:t>
+      </w:r>
+      <w:r>
+        <w:t xml:space="preserve">the best ontology-aware concordance (0.811), likewise a margin inside repeat noise.</w:t>
       </w:r>
     </w:p>
     <w:tbl>
@@ -1126,7 +1257,7 @@
                 <w:b/>
                 <w:bCs/>
               </w:rPr>
-              <w:t xml:space="preserve">3.0</w:t>
+              <w:t xml:space="preserve">3.4</w:t>
             </w:r>
           </w:p>
         </w:tc>
@@ -1142,19 +1273,19 @@
                 <w:b/>
                 <w:bCs/>
               </w:rPr>
-              <w:t xml:space="preserve">0.34</w:t>
-            </w:r>
-          </w:p>
-        </w:tc>
-        <w:tc>
-          <w:tcPr/>
-          <w:p>
-            <w:pPr>
-              <w:pStyle w:val="Compact"/>
-              <w:jc w:val="right"/>
-            </w:pPr>
-            <w:r>
-              <w:t xml:space="preserve">4294</w:t>
+              <w:t xml:space="preserve">0.33</w:t>
+            </w:r>
+          </w:p>
+        </w:tc>
+        <w:tc>
+          <w:tcPr/>
+          <w:p>
+            <w:pPr>
+              <w:pStyle w:val="Compact"/>
+              <w:jc w:val="right"/>
+            </w:pPr>
+            <w:r>
+              <w:t xml:space="preserve">4386</w:t>
             </w:r>
           </w:p>
         </w:tc>
@@ -1167,7 +1298,7 @@
               <w:pStyle w:val="Compact"/>
             </w:pPr>
             <w:r>
-              <w:t xml:space="preserve">scANVI</w:t>
+              <w:t xml:space="preserve">scArches</w:t>
             </w:r>
           </w:p>
         </w:tc>
@@ -1180,91 +1311,6 @@
             </w:pPr>
             <w:r>
               <w:t xml:space="preserve">0.833</w:t>
-            </w:r>
-          </w:p>
-        </w:tc>
-        <w:tc>
-          <w:tcPr/>
-          <w:p>
-            <w:pPr>
-              <w:pStyle w:val="Compact"/>
-              <w:jc w:val="right"/>
-            </w:pPr>
-            <w:r>
-              <w:t xml:space="preserve">0.697</w:t>
-            </w:r>
-          </w:p>
-        </w:tc>
-        <w:tc>
-          <w:tcPr/>
-          <w:p>
-            <w:pPr>
-              <w:pStyle w:val="Compact"/>
-              <w:jc w:val="right"/>
-            </w:pPr>
-            <w:r>
-              <w:t xml:space="preserve">0.809</w:t>
-            </w:r>
-          </w:p>
-        </w:tc>
-        <w:tc>
-          <w:tcPr/>
-          <w:p>
-            <w:pPr>
-              <w:pStyle w:val="Compact"/>
-              <w:jc w:val="right"/>
-            </w:pPr>
-            <w:r>
-              <w:t xml:space="preserve">0.0*</w:t>
-            </w:r>
-          </w:p>
-        </w:tc>
-        <w:tc>
-          <w:tcPr/>
-          <w:p>
-            <w:pPr>
-              <w:pStyle w:val="Compact"/>
-              <w:jc w:val="right"/>
-            </w:pPr>
-            <w:r>
-              <w:t xml:space="preserve">89.2</w:t>
-            </w:r>
-          </w:p>
-        </w:tc>
-        <w:tc>
-          <w:tcPr/>
-          <w:p>
-            <w:pPr>
-              <w:pStyle w:val="Compact"/>
-              <w:jc w:val="right"/>
-            </w:pPr>
-            <w:r>
-              <w:t xml:space="preserve">2099</w:t>
-            </w:r>
-          </w:p>
-        </w:tc>
-      </w:tr>
-      <w:tr>
-        <w:tc>
-          <w:tcPr/>
-          <w:p>
-            <w:pPr>
-              <w:pStyle w:val="Compact"/>
-            </w:pPr>
-            <w:r>
-              <w:t xml:space="preserve">scArches</w:t>
-            </w:r>
-          </w:p>
-        </w:tc>
-        <w:tc>
-          <w:tcPr/>
-          <w:p>
-            <w:pPr>
-              <w:pStyle w:val="Compact"/>
-              <w:jc w:val="right"/>
-            </w:pPr>
-            <w:r>
-              <w:t xml:space="preserve">0.832</w:t>
             </w:r>
           </w:p>
         </w:tc>
@@ -1280,55 +1326,140 @@
                 <w:b/>
                 <w:bCs/>
               </w:rPr>
-              <w:t xml:space="preserve">0.699</w:t>
-            </w:r>
-          </w:p>
-        </w:tc>
-        <w:tc>
-          <w:tcPr/>
-          <w:p>
-            <w:pPr>
-              <w:pStyle w:val="Compact"/>
-              <w:jc w:val="right"/>
-            </w:pPr>
-            <w:r>
-              <w:t xml:space="preserve">0.805</w:t>
-            </w:r>
-          </w:p>
-        </w:tc>
-        <w:tc>
-          <w:tcPr/>
-          <w:p>
-            <w:pPr>
-              <w:pStyle w:val="Compact"/>
-              <w:jc w:val="right"/>
-            </w:pPr>
-            <w:r>
-              <w:t xml:space="preserve">54.7</w:t>
-            </w:r>
-          </w:p>
-        </w:tc>
-        <w:tc>
-          <w:tcPr/>
-          <w:p>
-            <w:pPr>
-              <w:pStyle w:val="Compact"/>
-              <w:jc w:val="right"/>
-            </w:pPr>
-            <w:r>
-              <w:t xml:space="preserve">21.4</w:t>
-            </w:r>
-          </w:p>
-        </w:tc>
-        <w:tc>
-          <w:tcPr/>
-          <w:p>
-            <w:pPr>
-              <w:pStyle w:val="Compact"/>
-              <w:jc w:val="right"/>
-            </w:pPr>
-            <w:r>
-              <w:t xml:space="preserve">1819</w:t>
+              <w:t xml:space="preserve">0.701</w:t>
+            </w:r>
+          </w:p>
+        </w:tc>
+        <w:tc>
+          <w:tcPr/>
+          <w:p>
+            <w:pPr>
+              <w:pStyle w:val="Compact"/>
+              <w:jc w:val="right"/>
+            </w:pPr>
+            <w:r>
+              <w:t xml:space="preserve">0.804</w:t>
+            </w:r>
+          </w:p>
+        </w:tc>
+        <w:tc>
+          <w:tcPr/>
+          <w:p>
+            <w:pPr>
+              <w:pStyle w:val="Compact"/>
+              <w:jc w:val="right"/>
+            </w:pPr>
+            <w:r>
+              <w:t xml:space="preserve">48.7</w:t>
+            </w:r>
+          </w:p>
+        </w:tc>
+        <w:tc>
+          <w:tcPr/>
+          <w:p>
+            <w:pPr>
+              <w:pStyle w:val="Compact"/>
+              <w:jc w:val="right"/>
+            </w:pPr>
+            <w:r>
+              <w:t xml:space="preserve">17.2</w:t>
+            </w:r>
+          </w:p>
+        </w:tc>
+        <w:tc>
+          <w:tcPr/>
+          <w:p>
+            <w:pPr>
+              <w:pStyle w:val="Compact"/>
+              <w:jc w:val="right"/>
+            </w:pPr>
+            <w:r>
+              <w:t xml:space="preserve">1773</w:t>
+            </w:r>
+          </w:p>
+        </w:tc>
+      </w:tr>
+      <w:tr>
+        <w:tc>
+          <w:tcPr/>
+          <w:p>
+            <w:pPr>
+              <w:pStyle w:val="Compact"/>
+            </w:pPr>
+            <w:r>
+              <w:t xml:space="preserve">scANVI</w:t>
+            </w:r>
+          </w:p>
+        </w:tc>
+        <w:tc>
+          <w:tcPr/>
+          <w:p>
+            <w:pPr>
+              <w:pStyle w:val="Compact"/>
+              <w:jc w:val="right"/>
+            </w:pPr>
+            <w:r>
+              <w:t xml:space="preserve">0.832</w:t>
+            </w:r>
+          </w:p>
+        </w:tc>
+        <w:tc>
+          <w:tcPr/>
+          <w:p>
+            <w:pPr>
+              <w:pStyle w:val="Compact"/>
+              <w:jc w:val="right"/>
+            </w:pPr>
+            <w:r>
+              <w:t xml:space="preserve">0.698</w:t>
+            </w:r>
+          </w:p>
+        </w:tc>
+        <w:tc>
+          <w:tcPr/>
+          <w:p>
+            <w:pPr>
+              <w:pStyle w:val="Compact"/>
+              <w:jc w:val="right"/>
+            </w:pPr>
+            <w:r>
+              <w:t xml:space="preserve">0.808</w:t>
+            </w:r>
+          </w:p>
+        </w:tc>
+        <w:tc>
+          <w:tcPr/>
+          <w:p>
+            <w:pPr>
+              <w:pStyle w:val="Compact"/>
+              <w:jc w:val="right"/>
+            </w:pPr>
+            <w:r>
+              <w:t xml:space="preserve">0.0*</w:t>
+            </w:r>
+          </w:p>
+        </w:tc>
+        <w:tc>
+          <w:tcPr/>
+          <w:p>
+            <w:pPr>
+              <w:pStyle w:val="Compact"/>
+              <w:jc w:val="right"/>
+            </w:pPr>
+            <w:r>
+              <w:t xml:space="preserve">66.7</w:t>
+            </w:r>
+          </w:p>
+        </w:tc>
+        <w:tc>
+          <w:tcPr/>
+          <w:p>
+            <w:pPr>
+              <w:pStyle w:val="Compact"/>
+              <w:jc w:val="right"/>
+            </w:pPr>
+            <w:r>
+              <w:t xml:space="preserve">2087</w:t>
             </w:r>
           </w:p>
         </w:tc>
@@ -1397,7 +1528,7 @@
               <w:jc w:val="right"/>
             </w:pPr>
             <w:r>
-              <w:t xml:space="preserve">21.9</w:t>
+              <w:t xml:space="preserve">24.2</w:t>
             </w:r>
           </w:p>
         </w:tc>
@@ -1413,19 +1544,19 @@
                 <w:b/>
                 <w:bCs/>
               </w:rPr>
-              <w:t xml:space="preserve">0.67</w:t>
-            </w:r>
-          </w:p>
-        </w:tc>
-        <w:tc>
-          <w:tcPr/>
-          <w:p>
-            <w:pPr>
-              <w:pStyle w:val="Compact"/>
-              <w:jc w:val="right"/>
-            </w:pPr>
-            <w:r>
-              <w:t xml:space="preserve">2399</w:t>
+              <w:t xml:space="preserve">0.54</w:t>
+            </w:r>
+          </w:p>
+        </w:tc>
+        <w:tc>
+          <w:tcPr/>
+          <w:p>
+            <w:pPr>
+              <w:pStyle w:val="Compact"/>
+              <w:jc w:val="right"/>
+            </w:pPr>
+            <w:r>
+              <w:t xml:space="preserve">2391</w:t>
             </w:r>
           </w:p>
         </w:tc>
@@ -1462,7 +1593,7 @@
               <w:jc w:val="right"/>
             </w:pPr>
             <w:r>
-              <w:t xml:space="preserve">0.691</w:t>
+              <w:t xml:space="preserve">0.690</w:t>
             </w:r>
           </w:p>
         </w:tc>
@@ -1486,7 +1617,7 @@
               <w:jc w:val="right"/>
             </w:pPr>
             <w:r>
-              <w:t xml:space="preserve">60.7</w:t>
+              <w:t xml:space="preserve">54.4</w:t>
             </w:r>
           </w:p>
         </w:tc>
@@ -1502,7 +1633,7 @@
                 <w:b/>
                 <w:bCs/>
               </w:rPr>
-              <w:t xml:space="preserve">0.66</w:t>
+              <w:t xml:space="preserve">0.61</w:t>
             </w:r>
           </w:p>
         </w:tc>
@@ -1539,43 +1670,43 @@
               <w:jc w:val="right"/>
             </w:pPr>
             <w:r>
-              <w:t xml:space="preserve">0.810</w:t>
-            </w:r>
-          </w:p>
-        </w:tc>
-        <w:tc>
-          <w:tcPr/>
-          <w:p>
-            <w:pPr>
-              <w:pStyle w:val="Compact"/>
-              <w:jc w:val="right"/>
-            </w:pPr>
-            <w:r>
-              <w:t xml:space="preserve">0.680</w:t>
-            </w:r>
-          </w:p>
-        </w:tc>
-        <w:tc>
-          <w:tcPr/>
-          <w:p>
-            <w:pPr>
-              <w:pStyle w:val="Compact"/>
-              <w:jc w:val="right"/>
-            </w:pPr>
-            <w:r>
-              <w:t xml:space="preserve">0.797</w:t>
-            </w:r>
-          </w:p>
-        </w:tc>
-        <w:tc>
-          <w:tcPr/>
-          <w:p>
-            <w:pPr>
-              <w:pStyle w:val="Compact"/>
-              <w:jc w:val="right"/>
-            </w:pPr>
-            <w:r>
-              <w:t xml:space="preserve">66.5</w:t>
+              <w:t xml:space="preserve">0.808</w:t>
+            </w:r>
+          </w:p>
+        </w:tc>
+        <w:tc>
+          <w:tcPr/>
+          <w:p>
+            <w:pPr>
+              <w:pStyle w:val="Compact"/>
+              <w:jc w:val="right"/>
+            </w:pPr>
+            <w:r>
+              <w:t xml:space="preserve">0.675</w:t>
+            </w:r>
+          </w:p>
+        </w:tc>
+        <w:tc>
+          <w:tcPr/>
+          <w:p>
+            <w:pPr>
+              <w:pStyle w:val="Compact"/>
+              <w:jc w:val="right"/>
+            </w:pPr>
+            <w:r>
+              <w:t xml:space="preserve">0.796</w:t>
+            </w:r>
+          </w:p>
+        </w:tc>
+        <w:tc>
+          <w:tcPr/>
+          <w:p>
+            <w:pPr>
+              <w:pStyle w:val="Compact"/>
+              <w:jc w:val="right"/>
+            </w:pPr>
+            <w:r>
+              <w:t xml:space="preserve">55.2</w:t>
             </w:r>
           </w:p>
         </w:tc>
@@ -1603,7 +1734,7 @@
               <w:jc w:val="right"/>
             </w:pPr>
             <w:r>
-              <w:t xml:space="preserve">1415</w:t>
+              <w:t xml:space="preserve">1419</w:t>
             </w:r>
           </w:p>
         </w:tc>
@@ -1664,31 +1795,31 @@
               <w:jc w:val="right"/>
             </w:pPr>
             <w:r>
-              <w:t xml:space="preserve">176.3</w:t>
-            </w:r>
-          </w:p>
-        </w:tc>
-        <w:tc>
-          <w:tcPr/>
-          <w:p>
-            <w:pPr>
-              <w:pStyle w:val="Compact"/>
-              <w:jc w:val="right"/>
-            </w:pPr>
-            <w:r>
-              <w:t xml:space="preserve">2.14</w:t>
-            </w:r>
-          </w:p>
-        </w:tc>
-        <w:tc>
-          <w:tcPr/>
-          <w:p>
-            <w:pPr>
-              <w:pStyle w:val="Compact"/>
-              <w:jc w:val="right"/>
-            </w:pPr>
-            <w:r>
-              <w:t xml:space="preserve">1893</w:t>
+              <w:t xml:space="preserve">221.5</w:t>
+            </w:r>
+          </w:p>
+        </w:tc>
+        <w:tc>
+          <w:tcPr/>
+          <w:p>
+            <w:pPr>
+              <w:pStyle w:val="Compact"/>
+              <w:jc w:val="right"/>
+            </w:pPr>
+            <w:r>
+              <w:t xml:space="preserve">2.07</w:t>
+            </w:r>
+          </w:p>
+        </w:tc>
+        <w:tc>
+          <w:tcPr/>
+          <w:p>
+            <w:pPr>
+              <w:pStyle w:val="Compact"/>
+              <w:jc w:val="right"/>
+            </w:pPr>
+            <w:r>
+              <w:t xml:space="preserve">1907</w:t>
             </w:r>
           </w:p>
         </w:tc>
@@ -1761,19 +1892,19 @@
               <w:jc w:val="right"/>
             </w:pPr>
             <w:r>
-              <w:t xml:space="preserve">62.1</w:t>
-            </w:r>
-          </w:p>
-        </w:tc>
-        <w:tc>
-          <w:tcPr/>
-          <w:p>
-            <w:pPr>
-              <w:pStyle w:val="Compact"/>
-              <w:jc w:val="right"/>
-            </w:pPr>
-            <w:r>
-              <w:t xml:space="preserve">3541</w:t>
+              <w:t xml:space="preserve">48.2</w:t>
+            </w:r>
+          </w:p>
+        </w:tc>
+        <w:tc>
+          <w:tcPr/>
+          <w:p>
+            <w:pPr>
+              <w:pStyle w:val="Compact"/>
+              <w:jc w:val="right"/>
+            </w:pPr>
+            <w:r>
+              <w:t xml:space="preserve">3612</w:t>
             </w:r>
           </w:p>
         </w:tc>
@@ -1810,19 +1941,19 @@
               <w:jc w:val="right"/>
             </w:pPr>
             <w:r>
-              <w:t xml:space="preserve">0.622</w:t>
-            </w:r>
-          </w:p>
-        </w:tc>
-        <w:tc>
-          <w:tcPr/>
-          <w:p>
-            <w:pPr>
-              <w:pStyle w:val="Compact"/>
-              <w:jc w:val="right"/>
-            </w:pPr>
-            <w:r>
-              <w:t xml:space="preserve">0.769</w:t>
+              <w:t xml:space="preserve">0.623</w:t>
+            </w:r>
+          </w:p>
+        </w:tc>
+        <w:tc>
+          <w:tcPr/>
+          <w:p>
+            <w:pPr>
+              <w:pStyle w:val="Compact"/>
+              <w:jc w:val="right"/>
+            </w:pPr>
+            <w:r>
+              <w:t xml:space="preserve">0.768</w:t>
             </w:r>
           </w:p>
         </w:tc>
@@ -1850,7 +1981,7 @@
                 <w:b/>
                 <w:bCs/>
               </w:rPr>
-              <w:t xml:space="preserve">0.15</w:t>
+              <w:t xml:space="preserve">0.19</w:t>
             </w:r>
           </w:p>
         </w:tc>
@@ -1935,19 +2066,19 @@
               <w:jc w:val="right"/>
             </w:pPr>
             <w:r>
-              <w:t xml:space="preserve">1.07</w:t>
-            </w:r>
-          </w:p>
-        </w:tc>
-        <w:tc>
-          <w:tcPr/>
-          <w:p>
-            <w:pPr>
-              <w:pStyle w:val="Compact"/>
-              <w:jc w:val="right"/>
-            </w:pPr>
-            <w:r>
-              <w:t xml:space="preserve">1928</w:t>
+              <w:t xml:space="preserve">1.21</w:t>
+            </w:r>
+          </w:p>
+        </w:tc>
+        <w:tc>
+          <w:tcPr/>
+          <w:p>
+            <w:pPr>
+              <w:pStyle w:val="Compact"/>
+              <w:jc w:val="right"/>
+            </w:pPr>
+            <w:r>
+              <w:t xml:space="preserve">1926</w:t>
             </w:r>
           </w:p>
         </w:tc>
@@ -2008,31 +2139,31 @@
               <w:jc w:val="right"/>
             </w:pPr>
             <w:r>
-              <w:t xml:space="preserve">0.4</w:t>
-            </w:r>
-          </w:p>
-        </w:tc>
-        <w:tc>
-          <w:tcPr/>
-          <w:p>
-            <w:pPr>
-              <w:pStyle w:val="Compact"/>
-              <w:jc w:val="right"/>
-            </w:pPr>
-            <w:r>
-              <w:t xml:space="preserve">13.1</w:t>
-            </w:r>
-          </w:p>
-        </w:tc>
-        <w:tc>
-          <w:tcPr/>
-          <w:p>
-            <w:pPr>
-              <w:pStyle w:val="Compact"/>
-              <w:jc w:val="right"/>
-            </w:pPr>
-            <w:r>
-              <w:t xml:space="preserve">8073</w:t>
+              <w:t xml:space="preserve">0.3</w:t>
+            </w:r>
+          </w:p>
+        </w:tc>
+        <w:tc>
+          <w:tcPr/>
+          <w:p>
+            <w:pPr>
+              <w:pStyle w:val="Compact"/>
+              <w:jc w:val="right"/>
+            </w:pPr>
+            <w:r>
+              <w:t xml:space="preserve">9.30</w:t>
+            </w:r>
+          </w:p>
+        </w:tc>
+        <w:tc>
+          <w:tcPr/>
+          <w:p>
+            <w:pPr>
+              <w:pStyle w:val="Compact"/>
+              <w:jc w:val="right"/>
+            </w:pPr>
+            <w:r>
+              <w:t xml:space="preserve">8609</w:t>
             </w:r>
           </w:p>
         </w:tc>
@@ -2065,7 +2196,19 @@
         <w:t xml:space="preserve"> </w:t>
       </w:r>
       <w:r>
-        <w:t xml:space="preserve">Ontology ids; bold marks the best value in a column. *scANVI does most of its work in one train+predict pass, attributed to predict.</w:t>
+        <w:t xml:space="preserve">Ontology ids; bold marks the best value in a column. The two brain splits are held out of</w:t>
+      </w:r>
+      <w:r>
+        <w:t xml:space="preserve"> </w:t>
+      </w:r>
+      <w:r>
+        <w:t xml:space="preserve">these means — they were measured after this pass — and reported per dataset instead;</w:t>
+      </w:r>
+      <w:r>
+        <w:t xml:space="preserve"> </w:t>
+      </w:r>
+      <w:r>
+        <w:t xml:space="preserve">including both would move actinn-jax from fourth to fifth, behind CellTypist. *scANVI does most of its work in one train+predict pass, attributed to predict.</w:t>
       </w:r>
       <w:r>
         <w:t xml:space="preserve"> </w:t>
@@ -2079,37 +2222,57 @@
         <w:pStyle w:val="BodyText"/>
       </w:pPr>
       <w:r>
-        <w:t xml:space="preserve">No method leads everywhere. The linear pipeline and ProtoCloud each take two datasets,</w:t>
-      </w:r>
-      <w:r>
-        <w:t xml:space="preserve"> </w:t>
-      </w:r>
-      <w:r>
-        <w:t xml:space="preserve">actinn-jax and scArches one apiece; actinn-jax leads the cross-study split, the regime closest</w:t>
-      </w:r>
-      <w:r>
-        <w:t xml:space="preserve"> </w:t>
-      </w:r>
-      <w:r>
-        <w:t xml:space="preserve">to real reference mapping. The spread across leading methods on any one dataset is 1–4 points.</w:t>
-      </w:r>
-    </w:p>
-    <w:bookmarkEnd w:id="16"/>
-    <w:bookmarkStart w:id="20" w:name="Xa5b28af9c19bdde4ae2cd4ff74ec45c74362319"/>
-    <w:p>
-      <w:pPr>
-        <w:pStyle w:val="Heading2"/>
-      </w:pPr>
-      <w:r>
-        <w:t xml:space="preserve">Rankings invert with reference size and with feature budget</w:t>
-      </w:r>
-    </w:p>
-    <w:p>
-      <w:pPr>
-        <w:pStyle w:val="FirstParagraph"/>
-      </w:pPr>
-      <w:r>
-        <w:t xml:space="preserve">Scaling the reference from 3k to 49k cells reverses the order:</w:t>
+        <w:t xml:space="preserve">Neither ordering is stable. Carrying four methods from a 3k-cell reference to a full atlas</w:t>
+      </w:r>
+      <w:r>
+        <w:t xml:space="preserve"> </w:t>
+      </w:r>
+      <w:r>
+        <w:t xml:space="preserve">reverses the accuracy ranking — a prototype VAE moves from worst to best — and the external</w:t>
+      </w:r>
+      <w:r>
+        <w:t xml:space="preserve"> </w:t>
+      </w:r>
+      <w:r>
+        <w:t xml:space="preserve">Open Problems panel, whose 1,000-gene budget is narrower than ours, reverses the cost ranking,</w:t>
+      </w:r>
+      <w:r>
+        <w:t xml:space="preserve"> </w:t>
+      </w:r>
+      <w:r>
+        <w:t xml:space="preserve">with the tuned linear pipeline costing 2.7× more than it does here (Supplementary Figure S6,</w:t>
+      </w:r>
+      <w:r>
+        <w:t xml:space="preserve"> </w:t>
+      </w:r>
+      <w:r>
+        <w:t xml:space="preserve">and the extended report).</w:t>
+      </w:r>
+    </w:p>
+    <w:p>
+      <w:pPr>
+        <w:pStyle w:val="BodyText"/>
+      </w:pPr>
+      <w:r>
+        <w:t xml:space="preserve">Granularity moves it too, and against us. The same Allen middle temporal gyrus nuclei scored at</w:t>
+      </w:r>
+      <w:r>
+        <w:t xml:space="preserve"> </w:t>
+      </w:r>
+      <w:r>
+        <w:t xml:space="preserve">two levels of one taxonomy behave like two different benchmarks: at Allen’s 24 subclasses ten</w:t>
+      </w:r>
+      <w:r>
+        <w:t xml:space="preserve"> </w:t>
+      </w:r>
+      <w:r>
+        <w:t xml:space="preserve">of the eleven methods land within 0.017 of each other, and at the 151 cell sets the taxonomy</w:t>
+      </w:r>
+      <w:r>
+        <w:t xml:space="preserve"> </w:t>
+      </w:r>
+      <w:r>
+        <w:t xml:space="preserve">enumerates the ranking inverts — SingleR, eighth overall, leads at</w:t>
       </w:r>
       <w:r>
         <w:t xml:space="preserve"> </w:t>
@@ -2119,13 +2282,87 @@
           <w:b/>
           <w:bCs/>
         </w:rPr>
-        <w:t xml:space="preserve">ProtoCloud moves from worst</w:t>
+        <w:t xml:space="preserve">0.845</w:t>
+      </w:r>
+      <w:r>
+        <w:t xml:space="preserve">, while actinn-jax</w:t>
+      </w:r>
+      <w:r>
+        <w:t xml:space="preserve"> </w:t>
+      </w:r>
+      <w:r>
+        <w:t xml:space="preserve">falls to tenth at</w:t>
+      </w:r>
+      <w:r>
+        <w:t xml:space="preserve"> </w:t>
       </w:r>
       <w:r>
         <w:rPr>
           <w:b/>
           <w:bCs/>
         </w:rPr>
+        <w:t xml:space="preserve">0.741</w:t>
+      </w:r>
+      <w:r>
+        <w:t xml:space="preserve">. Correlation-to-centroid methods gain exactly where the trained</w:t>
+      </w:r>
+      <w:r>
+        <w:t xml:space="preserve"> </w:t>
+      </w:r>
+      <w:r>
+        <w:t xml:space="preserve">classifiers lose, helped by the fact that cluster-level labels are themselves the output of</w:t>
+      </w:r>
+      <w:r>
+        <w:t xml:space="preserve"> </w:t>
+      </w:r>
+      <w:r>
+        <w:t xml:space="preserve">clustering the same expression space. One split is a signal, not a characterization, but it is</w:t>
+      </w:r>
+      <w:r>
+        <w:t xml:space="preserve"> </w:t>
+      </w:r>
+      <w:r>
+        <w:t xml:space="preserve">the one split in this panel at the resolution a cortical taxonomy actually works at.</w:t>
+      </w:r>
+    </w:p>
+    <w:p>
+      <w:pPr>
+        <w:pStyle w:val="BodyText"/>
+      </w:pPr>
+      <w:r>
+        <w:t xml:space="preserve">Prediction is where the annotation budget is actually spent, and it is small: sub-second for</w:t>
+      </w:r>
+      <w:r>
+        <w:t xml:space="preserve"> </w:t>
+      </w:r>
+      <w:r>
+        <w:t xml:space="preserve">every CPU method tested, and flat in reference size for all of them, since a cached model’s</w:t>
+      </w:r>
+      <w:r>
+        <w:t xml:space="preserve"> </w:t>
+      </w:r>
+      <w:r>
+        <w:t xml:space="preserve">inference does not depend on how many cells trained it. What makes chaining stages practical</w:t>
+      </w:r>
+      <w:r>
+        <w:t xml:space="preserve"> </w:t>
+      </w:r>
+      <w:r>
+        <w:t xml:space="preserve">is therefore not a uniquely flat predict but the ratio — a sub-second call recurring against a</w:t>
+      </w:r>
+      <w:r>
+        <w:t xml:space="preserve"> </w:t>
+      </w:r>
+      <w:r>
+        <w:t xml:space="preserve">fit of 19–123 s that is paid once (Supplementary Figure S7). With the reference held fixed,</w:t>
+      </w:r>
+      <w:r>
+        <w:t xml:space="preserve"> </w:t>
+      </w:r>
+      <w:r>
+        <w:t xml:space="preserve">annotating a whole 525,000-cell atlas takes</w:t>
+      </w:r>
+      <w:r>
         <w:t xml:space="preserve"> </w:t>
       </w:r>
       <w:r>
@@ -2133,28 +2370,138 @@
           <w:b/>
           <w:bCs/>
         </w:rPr>
-        <w:t xml:space="preserve">(0.722) to best (0.976)</w:t>
-      </w:r>
-      <w:r>
-        <w:t xml:space="preserve">, clear of actinn-jax (0.936) and the linear pipeline (0.939), at 19×</w:t>
-      </w:r>
-      <w:r>
-        <w:t xml:space="preserve"> </w:t>
-      </w:r>
-      <w:r>
-        <w:t xml:space="preserve">the CPU fit cost (Figure 1A). The HLiCA liver atlas reproduces the reversal independently</w:t>
-      </w:r>
-      <w:r>
-        <w:t xml:space="preserve"> </w:t>
-      </w:r>
-      <w:r>
-        <w:t xml:space="preserve">(Figure 1B), and peak memory stays within a bounded band rather than widening (Figure 1C).</w:t>
-      </w:r>
-      <w:r>
-        <w:t xml:space="preserve"> </w:t>
-      </w:r>
-      <w:r>
-        <w:t xml:space="preserve">Conclusions from subsampled references do not transfer to atlas scale in either direction.</w:t>
+        <w:t xml:space="preserve">41 s</w:t>
+      </w:r>
+      <w:r>
+        <w:t xml:space="preserve"> </w:t>
+      </w:r>
+      <w:r>
+        <w:t xml:space="preserve">(Supplementary Figure S8).</w:t>
+      </w:r>
+    </w:p>
+    <w:bookmarkEnd w:id="16"/>
+    <w:bookmarkStart w:id="20" w:name="X80fed2e78f71a1f8f859e9647ae1a67fdba3c16"/>
+    <w:p>
+      <w:pPr>
+        <w:pStyle w:val="Heading2"/>
+      </w:pPr>
+      <w:r>
+        <w:t xml:space="preserve">One query, two passes: routing and then resolution</w:t>
+      </w:r>
+    </w:p>
+    <w:p>
+      <w:pPr>
+        <w:pStyle w:val="FirstParagraph"/>
+      </w:pPr>
+      <w:r>
+        <w:t xml:space="preserve">That budget buys a workflow rather than a call (Figure 1). A shipped ~800-type census</w:t>
+      </w:r>
+      <w:r>
+        <w:t xml:space="preserve"> </w:t>
+      </w:r>
+      <w:r>
+        <w:t xml:space="preserve">reference annotates any query without being told what tissue it is; resolving those calls</w:t>
+      </w:r>
+      <w:r>
+        <w:t xml:space="preserve"> </w:t>
+      </w:r>
+      <w:r>
+        <w:t xml:space="preserve">through the reference’s per-class tissue map identifies the tissue; a small focused reference</w:t>
+      </w:r>
+      <w:r>
+        <w:t xml:space="preserve"> </w:t>
+      </w:r>
+      <w:r>
+        <w:t xml:space="preserve">for that tissue then re-annotates the same cells at full resolution. On withheld cross-study</w:t>
+      </w:r>
+      <w:r>
+        <w:t xml:space="preserve"> </w:t>
+      </w:r>
+      <w:r>
+        <w:t xml:space="preserve">liver cells the broad pass scores</w:t>
+      </w:r>
+      <w:r>
+        <w:t xml:space="preserve"> </w:t>
+      </w:r>
+      <w:r>
+        <w:rPr>
+          <w:b/>
+          <w:bCs/>
+        </w:rPr>
+        <w:t xml:space="preserve">0.23 exact / 0.58 ontology</w:t>
+      </w:r>
+      <w:r>
+        <w:t xml:space="preserve"> </w:t>
+      </w:r>
+      <w:r>
+        <w:t xml:space="preserve">and the focused reference</w:t>
+      </w:r>
+      <w:r>
+        <w:t xml:space="preserve"> </w:t>
+      </w:r>
+      <w:r>
+        <w:t xml:space="preserve">reaches</w:t>
+      </w:r>
+      <w:r>
+        <w:t xml:space="preserve"> </w:t>
+      </w:r>
+      <w:r>
+        <w:rPr>
+          <w:b/>
+          <w:bCs/>
+        </w:rPr>
+        <w:t xml:space="preserve">0.72 / 0.86</w:t>
+      </w:r>
+      <w:r>
+        <w:t xml:space="preserve">.</w:t>
+      </w:r>
+    </w:p>
+    <w:p>
+      <w:pPr>
+        <w:pStyle w:val="BodyText"/>
+      </w:pPr>
+      <w:r>
+        <w:t xml:space="preserve">The two passes hand off; they do not combine. Substituting a stronger broad model lifts the</w:t>
+      </w:r>
+      <w:r>
+        <w:t xml:space="preserve"> </w:t>
+      </w:r>
+      <w:r>
+        <w:t xml:space="preserve">broad call but changes nothing downstream, and using it to narrow the focused pass’s classes</w:t>
+      </w:r>
+      <w:r>
+        <w:t xml:space="preserve"> </w:t>
+      </w:r>
+      <w:r>
+        <w:t xml:space="preserve">makes the result</w:t>
+      </w:r>
+      <w:r>
+        <w:t xml:space="preserve"> </w:t>
+      </w:r>
+      <w:r>
+        <w:rPr>
+          <w:b/>
+          <w:bCs/>
+        </w:rPr>
+        <w:t xml:space="preserve">worse</w:t>
+      </w:r>
+      <w:r>
+        <w:t xml:space="preserve"> </w:t>
+      </w:r>
+      <w:r>
+        <w:t xml:space="preserve">(0.731 → 0.708), because a wrong mask discards the correct class</w:t>
+      </w:r>
+      <w:r>
+        <w:t xml:space="preserve"> </w:t>
+      </w:r>
+      <w:r>
+        <w:t xml:space="preserve">outright. Once the focused reference covers the tissue, the broad model’s value is routing,</w:t>
+      </w:r>
+      <w:r>
+        <w:t xml:space="preserve"> </w:t>
+      </w:r>
+      <w:r>
+        <w:t xml:space="preserve">not resolution.</w:t>
       </w:r>
     </w:p>
     <w:p>
@@ -2164,1383 +2511,20 @@
       <w:r>
         <w:drawing>
           <wp:inline>
-            <wp:extent cx="5334000" cy="1702553"/>
+            <wp:extent cx="5334000" cy="1965681"/>
             <wp:effectExtent b="0" l="0" r="0" t="0"/>
-            <wp:docPr descr="accuracy and memory against reference size" title="" id="18" name="Picture"/>
+            <wp:docPr descr="workflow" title="" id="18" name="Picture"/>
             <a:graphic>
               <a:graphicData uri="http://schemas.openxmlformats.org/drawingml/2006/picture">
                 <pic:pic>
                   <pic:nvPicPr>
-                    <pic:cNvPr descr="/Users/iandriver/Downloads/actinn-jax-benchmark/docs/figures/fig_atlas_scaling.png" id="19" name="Picture"/>
+                    <pic:cNvPr descr="/Users/iandriver/Downloads/actinn-jax-benchmark/docs/figures/fig_workflow_umap_ondata.png" id="19" name="Picture"/>
                     <pic:cNvPicPr>
                       <a:picLocks noChangeArrowheads="1" noChangeAspect="1"/>
                     </pic:cNvPicPr>
                   </pic:nvPicPr>
                   <pic:blipFill>
                     <a:blip r:embed="rId17"/>
-                    <a:stretch>
-                      <a:fillRect/>
-                    </a:stretch>
-                  </pic:blipFill>
-                  <pic:spPr bwMode="auto">
-                    <a:xfrm>
-                      <a:off x="0" y="0"/>
-                      <a:ext cx="5334000" cy="1702553"/>
-                    </a:xfrm>
-                    <a:prstGeom prst="rect">
-                      <a:avLst/>
-                    </a:prstGeom>
-                    <a:noFill/>
-                    <a:ln w="9525">
-                      <a:noFill/>
-                      <a:headEnd/>
-                      <a:tailEnd/>
-                    </a:ln>
-                  </pic:spPr>
-                </pic:pic>
-              </a:graphicData>
-            </a:graphic>
-          </wp:inline>
-        </w:drawing>
-      </w:r>
-    </w:p>
-    <w:p>
-      <w:pPr>
-        <w:pStyle w:val="BodyText"/>
-      </w:pPr>
-      <w:r>
-        <w:rPr>
-          <w:b/>
-          <w:bCs/>
-        </w:rPr>
-        <w:t xml:space="preserve">Figure 1.</w:t>
-      </w:r>
-      <w:r>
-        <w:t xml:space="preserve"> </w:t>
-      </w:r>
-      <w:r>
-        <w:t xml:space="preserve">Accuracy and peak memory against reference size, four methods carried to atlas</w:t>
-      </w:r>
-      <w:r>
-        <w:t xml:space="preserve"> </w:t>
-      </w:r>
-      <w:r>
-        <w:t xml:space="preserve">scale.</w:t>
-      </w:r>
-      <w:r>
-        <w:t xml:space="preserve"> </w:t>
-      </w:r>
-      <w:r>
-        <w:rPr>
-          <w:i/>
-          <w:iCs/>
-        </w:rPr>
-        <w:t xml:space="preserve">A:</w:t>
-      </w:r>
-      <w:r>
-        <w:t xml:space="preserve"> </w:t>
-      </w:r>
-      <w:r>
-        <w:t xml:space="preserve">lung, 3k → 49k reference cells.</w:t>
-      </w:r>
-      <w:r>
-        <w:t xml:space="preserve"> </w:t>
-      </w:r>
-      <w:r>
-        <w:rPr>
-          <w:i/>
-          <w:iCs/>
-        </w:rPr>
-        <w:t xml:space="preserve">B:</w:t>
-      </w:r>
-      <w:r>
-        <w:t xml:space="preserve"> </w:t>
-      </w:r>
-      <w:r>
-        <w:t xml:space="preserve">the HLiCA liver atlas, an independent</w:t>
-      </w:r>
-      <w:r>
-        <w:t xml:space="preserve"> </w:t>
-      </w:r>
-      <w:r>
-        <w:t xml:space="preserve">replication.</w:t>
-      </w:r>
-      <w:r>
-        <w:t xml:space="preserve"> </w:t>
-      </w:r>
-      <w:r>
-        <w:rPr>
-          <w:i/>
-          <w:iCs/>
-        </w:rPr>
-        <w:t xml:space="preserve">C:</w:t>
-      </w:r>
-      <w:r>
-        <w:t xml:space="preserve"> </w:t>
-      </w:r>
-      <w:r>
-        <w:t xml:space="preserve">peak memory over both sweeps.</w:t>
-      </w:r>
-    </w:p>
-    <w:p>
-      <w:pPr>
-        <w:pStyle w:val="BodyText"/>
-      </w:pPr>
-      <w:r>
-        <w:t xml:space="preserve">External validation inverts a different axis. On Open Problems — datasets, metrics and ranking</w:t>
-      </w:r>
-      <w:r>
-        <w:t xml:space="preserve"> </w:t>
-      </w:r>
-      <w:r>
-        <w:t xml:space="preserve">not ours — all eleven methods were run in a single execution of its pipeline (Table 2). The</w:t>
-      </w:r>
-      <w:r>
-        <w:t xml:space="preserve"> </w:t>
-      </w:r>
-      <w:r>
-        <w:t xml:space="preserve">tuned linear pipeline places third on accuracy and costs</w:t>
-      </w:r>
-      <w:r>
-        <w:t xml:space="preserve"> </w:t>
-      </w:r>
-      <w:r>
-        <w:rPr>
-          <w:b/>
-          <w:bCs/>
-        </w:rPr>
-        <w:t xml:space="preserve">2.7× more</w:t>
-      </w:r>
-      <w:r>
-        <w:t xml:space="preserve"> </w:t>
-      </w:r>
-      <w:r>
-        <w:t xml:space="preserve">than actinn-jax, having</w:t>
-      </w:r>
-      <w:r>
-        <w:t xml:space="preserve"> </w:t>
-      </w:r>
-      <w:r>
-        <w:t xml:space="preserve">fit</w:t>
-      </w:r>
-      <w:r>
-        <w:t xml:space="preserve"> </w:t>
-      </w:r>
-      <w:r>
-        <w:rPr>
-          <w:b/>
-          <w:bCs/>
-        </w:rPr>
-        <w:t xml:space="preserve">7× faster</w:t>
-      </w:r>
-      <w:r>
-        <w:t xml:space="preserve"> </w:t>
-      </w:r>
-      <w:r>
-        <w:t xml:space="preserve">on our own panel. Open Problems supplies every method 1,000 highly variable</w:t>
-      </w:r>
-      <w:r>
-        <w:t xml:space="preserve"> </w:t>
-      </w:r>
-      <w:r>
-        <w:t xml:space="preserve">genes, and an ANOVA→PCA→logistic pipeline pays for the decomposition on every query whereas a</w:t>
-      </w:r>
-      <w:r>
-        <w:t xml:space="preserve"> </w:t>
-      </w:r>
-      <w:r>
-        <w:t xml:space="preserve">gene-space MLP amortizes it into a single fit. Neither a cost ranking nor an accuracy ranking</w:t>
-      </w:r>
-      <w:r>
-        <w:t xml:space="preserve"> </w:t>
-      </w:r>
-      <w:r>
-        <w:t xml:space="preserve">survives a change of feature budget.</w:t>
-      </w:r>
-    </w:p>
-    <w:tbl>
-      <w:tblPr>
-        <w:tblStyle w:val="Table"/>
-        <w:tblW w:type="auto" w:w="0"/>
-        <w:tblLook w:firstRow="1" w:lastRow="0" w:firstColumn="0" w:lastColumn="0" w:noHBand="0" w:noVBand="0" w:val="0020"/>
-      </w:tblPr>
-      <w:tblGrid>
-        <w:gridCol w:w="1584"/>
-        <w:gridCol w:w="1584"/>
-        <w:gridCol w:w="1584"/>
-        <w:gridCol w:w="1584"/>
-        <w:gridCol w:w="1584"/>
-      </w:tblGrid>
-      <w:tr>
-        <w:trPr>
-          <w:tblHeader w:val="on"/>
-        </w:trPr>
-        <w:tc>
-          <w:tcPr/>
-          <w:p>
-            <w:pPr>
-              <w:pStyle w:val="Compact"/>
-            </w:pPr>
-            <w:r>
-              <w:t xml:space="preserve">method</w:t>
-            </w:r>
-          </w:p>
-        </w:tc>
-        <w:tc>
-          <w:tcPr/>
-          <w:p>
-            <w:pPr>
-              <w:pStyle w:val="Compact"/>
-              <w:jc w:val="right"/>
-            </w:pPr>
-            <w:r>
-              <w:t xml:space="preserve">acc</w:t>
-            </w:r>
-          </w:p>
-        </w:tc>
-        <w:tc>
-          <w:tcPr/>
-          <w:p>
-            <w:pPr>
-              <w:pStyle w:val="Compact"/>
-              <w:jc w:val="right"/>
-            </w:pPr>
-            <w:r>
-              <w:t xml:space="preserve">macro-F1</w:t>
-            </w:r>
-          </w:p>
-        </w:tc>
-        <w:tc>
-          <w:tcPr/>
-          <w:p>
-            <w:pPr>
-              <w:pStyle w:val="Compact"/>
-              <w:jc w:val="right"/>
-            </w:pPr>
-            <w:r>
-              <w:t xml:space="preserve">cost</w:t>
-            </w:r>
-          </w:p>
-        </w:tc>
-        <w:tc>
-          <w:tcPr/>
-          <w:p>
-            <w:pPr>
-              <w:pStyle w:val="Compact"/>
-              <w:jc w:val="right"/>
-            </w:pPr>
-            <w:r>
-              <w:t xml:space="preserve">peak mem</w:t>
-            </w:r>
-          </w:p>
-        </w:tc>
-      </w:tr>
-      <w:tr>
-        <w:tc>
-          <w:tcPr/>
-          <w:p>
-            <w:pPr>
-              <w:pStyle w:val="Compact"/>
-            </w:pPr>
-            <w:r>
-              <w:t xml:space="preserve">mlp</w:t>
-            </w:r>
-          </w:p>
-        </w:tc>
-        <w:tc>
-          <w:tcPr/>
-          <w:p>
-            <w:pPr>
-              <w:pStyle w:val="Compact"/>
-              <w:jc w:val="right"/>
-            </w:pPr>
-            <w:r>
-              <w:t xml:space="preserve">0.843</w:t>
-            </w:r>
-          </w:p>
-        </w:tc>
-        <w:tc>
-          <w:tcPr/>
-          <w:p>
-            <w:pPr>
-              <w:pStyle w:val="Compact"/>
-              <w:jc w:val="right"/>
-            </w:pPr>
-            <w:r>
-              <w:t xml:space="preserve">0.662</w:t>
-            </w:r>
-          </w:p>
-        </w:tc>
-        <w:tc>
-          <w:tcPr/>
-          <w:p>
-            <w:pPr>
-              <w:pStyle w:val="Compact"/>
-              <w:jc w:val="right"/>
-            </w:pPr>
-            <w:r>
-              <w:t xml:space="preserve">1.98×</w:t>
-            </w:r>
-          </w:p>
-        </w:tc>
-        <w:tc>
-          <w:tcPr/>
-          <w:p>
-            <w:pPr>
-              <w:pStyle w:val="Compact"/>
-              <w:jc w:val="right"/>
-            </w:pPr>
-            <w:r>
-              <w:t xml:space="preserve">19.9 GB</w:t>
-            </w:r>
-          </w:p>
-        </w:tc>
-      </w:tr>
-      <w:tr>
-        <w:tc>
-          <w:tcPr/>
-          <w:p>
-            <w:pPr>
-              <w:pStyle w:val="Compact"/>
-            </w:pPr>
-            <w:r>
-              <w:rPr>
-                <w:b/>
-                <w:bCs/>
-              </w:rPr>
-              <w:t xml:space="preserve">actinn-jax</w:t>
-            </w:r>
-          </w:p>
-        </w:tc>
-        <w:tc>
-          <w:tcPr/>
-          <w:p>
-            <w:pPr>
-              <w:pStyle w:val="Compact"/>
-              <w:jc w:val="right"/>
-            </w:pPr>
-            <w:r>
-              <w:t xml:space="preserve">0.836</w:t>
-            </w:r>
-          </w:p>
-        </w:tc>
-        <w:tc>
-          <w:tcPr/>
-          <w:p>
-            <w:pPr>
-              <w:pStyle w:val="Compact"/>
-              <w:jc w:val="right"/>
-            </w:pPr>
-            <w:r>
-              <w:t xml:space="preserve">0.663</w:t>
-            </w:r>
-          </w:p>
-        </w:tc>
-        <w:tc>
-          <w:tcPr/>
-          <w:p>
-            <w:pPr>
-              <w:pStyle w:val="Compact"/>
-              <w:jc w:val="right"/>
-            </w:pPr>
-            <w:r>
-              <w:t xml:space="preserve">1.00×</w:t>
-            </w:r>
-          </w:p>
-        </w:tc>
-        <w:tc>
-          <w:tcPr/>
-          <w:p>
-            <w:pPr>
-              <w:pStyle w:val="Compact"/>
-              <w:jc w:val="right"/>
-            </w:pPr>
-            <w:r>
-              <w:t xml:space="preserve">21.0 GB</w:t>
-            </w:r>
-          </w:p>
-        </w:tc>
-      </w:tr>
-      <w:tr>
-        <w:tc>
-          <w:tcPr/>
-          <w:p>
-            <w:pPr>
-              <w:pStyle w:val="Compact"/>
-            </w:pPr>
-            <w:r>
-              <w:rPr>
-                <w:b/>
-                <w:bCs/>
-              </w:rPr>
-              <w:t xml:space="preserve">linear-anova-pca</w:t>
-            </w:r>
-          </w:p>
-        </w:tc>
-        <w:tc>
-          <w:tcPr/>
-          <w:p>
-            <w:pPr>
-              <w:pStyle w:val="Compact"/>
-              <w:jc w:val="right"/>
-            </w:pPr>
-            <w:r>
-              <w:t xml:space="preserve">0.828</w:t>
-            </w:r>
-          </w:p>
-        </w:tc>
-        <w:tc>
-          <w:tcPr/>
-          <w:p>
-            <w:pPr>
-              <w:pStyle w:val="Compact"/>
-              <w:jc w:val="right"/>
-            </w:pPr>
-            <w:r>
-              <w:t xml:space="preserve">0.647</w:t>
-            </w:r>
-          </w:p>
-        </w:tc>
-        <w:tc>
-          <w:tcPr/>
-          <w:p>
-            <w:pPr>
-              <w:pStyle w:val="Compact"/>
-              <w:jc w:val="right"/>
-            </w:pPr>
-            <w:r>
-              <w:t xml:space="preserve">2.67×</w:t>
-            </w:r>
-          </w:p>
-        </w:tc>
-        <w:tc>
-          <w:tcPr/>
-          <w:p>
-            <w:pPr>
-              <w:pStyle w:val="Compact"/>
-              <w:jc w:val="right"/>
-            </w:pPr>
-            <w:r>
-              <w:t xml:space="preserve">20.1 GB</w:t>
-            </w:r>
-          </w:p>
-        </w:tc>
-      </w:tr>
-      <w:tr>
-        <w:tc>
-          <w:tcPr/>
-          <w:p>
-            <w:pPr>
-              <w:pStyle w:val="Compact"/>
-            </w:pPr>
-            <w:r>
-              <w:rPr>
-                <w:b/>
-                <w:bCs/>
-              </w:rPr>
-              <w:t xml:space="preserve">SVM (SGD)</w:t>
-            </w:r>
-          </w:p>
-        </w:tc>
-        <w:tc>
-          <w:tcPr/>
-          <w:p>
-            <w:pPr>
-              <w:pStyle w:val="Compact"/>
-              <w:jc w:val="right"/>
-            </w:pPr>
-            <w:r>
-              <w:t xml:space="preserve">0.816</w:t>
-            </w:r>
-          </w:p>
-        </w:tc>
-        <w:tc>
-          <w:tcPr/>
-          <w:p>
-            <w:pPr>
-              <w:pStyle w:val="Compact"/>
-              <w:jc w:val="right"/>
-            </w:pPr>
-            <w:r>
-              <w:t xml:space="preserve">0.652</w:t>
-            </w:r>
-          </w:p>
-        </w:tc>
-        <w:tc>
-          <w:tcPr/>
-          <w:p>
-            <w:pPr>
-              <w:pStyle w:val="Compact"/>
-              <w:jc w:val="right"/>
-            </w:pPr>
-            <w:r>
-              <w:t xml:space="preserve">6.07×</w:t>
-            </w:r>
-          </w:p>
-        </w:tc>
-        <w:tc>
-          <w:tcPr/>
-          <w:p>
-            <w:pPr>
-              <w:pStyle w:val="Compact"/>
-              <w:jc w:val="right"/>
-            </w:pPr>
-            <w:r>
-              <w:t xml:space="preserve">20.1 GB</w:t>
-            </w:r>
-          </w:p>
-        </w:tc>
-      </w:tr>
-      <w:tr>
-        <w:tc>
-          <w:tcPr/>
-          <w:p>
-            <w:pPr>
-              <w:pStyle w:val="Compact"/>
-            </w:pPr>
-            <w:r>
-              <w:t xml:space="preserve">logistic_regression</w:t>
-            </w:r>
-          </w:p>
-        </w:tc>
-        <w:tc>
-          <w:tcPr/>
-          <w:p>
-            <w:pPr>
-              <w:pStyle w:val="Compact"/>
-              <w:jc w:val="right"/>
-            </w:pPr>
-            <w:r>
-              <w:t xml:space="preserve">0.813</w:t>
-            </w:r>
-          </w:p>
-        </w:tc>
-        <w:tc>
-          <w:tcPr/>
-          <w:p>
-            <w:pPr>
-              <w:pStyle w:val="Compact"/>
-              <w:jc w:val="right"/>
-            </w:pPr>
-            <w:r>
-              <w:rPr>
-                <w:b/>
-                <w:bCs/>
-              </w:rPr>
-              <w:t xml:space="preserve">0.689</w:t>
-            </w:r>
-          </w:p>
-        </w:tc>
-        <w:tc>
-          <w:tcPr/>
-          <w:p>
-            <w:pPr>
-              <w:pStyle w:val="Compact"/>
-              <w:jc w:val="right"/>
-            </w:pPr>
-            <w:r>
-              <w:rPr>
-                <w:b/>
-                <w:bCs/>
-              </w:rPr>
-              <w:t xml:space="preserve">0.18×</w:t>
-            </w:r>
-          </w:p>
-        </w:tc>
-        <w:tc>
-          <w:tcPr/>
-          <w:p>
-            <w:pPr>
-              <w:pStyle w:val="Compact"/>
-              <w:jc w:val="right"/>
-            </w:pPr>
-            <w:r>
-              <w:t xml:space="preserve">20.0 GB</w:t>
-            </w:r>
-          </w:p>
-        </w:tc>
-      </w:tr>
-      <w:tr>
-        <w:tc>
-          <w:tcPr/>
-          <w:p>
-            <w:pPr>
-              <w:pStyle w:val="Compact"/>
-            </w:pPr>
-            <w:r>
-              <w:rPr>
-                <w:b/>
-                <w:bCs/>
-              </w:rPr>
-              <w:t xml:space="preserve">CellTypist</w:t>
-            </w:r>
-          </w:p>
-        </w:tc>
-        <w:tc>
-          <w:tcPr/>
-          <w:p>
-            <w:pPr>
-              <w:pStyle w:val="Compact"/>
-              <w:jc w:val="right"/>
-            </w:pPr>
-            <w:r>
-              <w:t xml:space="preserve">0.810</w:t>
-            </w:r>
-          </w:p>
-        </w:tc>
-        <w:tc>
-          <w:tcPr/>
-          <w:p>
-            <w:pPr>
-              <w:pStyle w:val="Compact"/>
-              <w:jc w:val="right"/>
-            </w:pPr>
-            <w:r>
-              <w:t xml:space="preserve">0.643</w:t>
-            </w:r>
-          </w:p>
-        </w:tc>
-        <w:tc>
-          <w:tcPr/>
-          <w:p>
-            <w:pPr>
-              <w:pStyle w:val="Compact"/>
-              <w:jc w:val="right"/>
-            </w:pPr>
-            <w:r>
-              <w:t xml:space="preserve">7.62×</w:t>
-            </w:r>
-          </w:p>
-        </w:tc>
-        <w:tc>
-          <w:tcPr/>
-          <w:p>
-            <w:pPr>
-              <w:pStyle w:val="Compact"/>
-              <w:jc w:val="right"/>
-            </w:pPr>
-            <w:r>
-              <w:t xml:space="preserve">20.1 GB</w:t>
-            </w:r>
-          </w:p>
-        </w:tc>
-      </w:tr>
-      <w:tr>
-        <w:tc>
-          <w:tcPr/>
-          <w:p>
-            <w:pPr>
-              <w:pStyle w:val="Compact"/>
-            </w:pPr>
-            <w:r>
-              <w:t xml:space="preserve">knn</w:t>
-            </w:r>
-          </w:p>
-        </w:tc>
-        <w:tc>
-          <w:tcPr/>
-          <w:p>
-            <w:pPr>
-              <w:pStyle w:val="Compact"/>
-              <w:jc w:val="right"/>
-            </w:pPr>
-            <w:r>
-              <w:t xml:space="preserve">0.793</w:t>
-            </w:r>
-          </w:p>
-        </w:tc>
-        <w:tc>
-          <w:tcPr/>
-          <w:p>
-            <w:pPr>
-              <w:pStyle w:val="Compact"/>
-              <w:jc w:val="right"/>
-            </w:pPr>
-            <w:r>
-              <w:t xml:space="preserve">0.648</w:t>
-            </w:r>
-          </w:p>
-        </w:tc>
-        <w:tc>
-          <w:tcPr/>
-          <w:p>
-            <w:pPr>
-              <w:pStyle w:val="Compact"/>
-              <w:jc w:val="right"/>
-            </w:pPr>
-            <w:r>
-              <w:rPr>
-                <w:b/>
-                <w:bCs/>
-              </w:rPr>
-              <w:t xml:space="preserve">0.07×</w:t>
-            </w:r>
-          </w:p>
-        </w:tc>
-        <w:tc>
-          <w:tcPr/>
-          <w:p>
-            <w:pPr>
-              <w:pStyle w:val="Compact"/>
-              <w:jc w:val="right"/>
-            </w:pPr>
-            <w:r>
-              <w:t xml:space="preserve">19.5 GB</w:t>
-            </w:r>
-          </w:p>
-        </w:tc>
-      </w:tr>
-      <w:tr>
-        <w:tc>
-          <w:tcPr/>
-          <w:p>
-            <w:pPr>
-              <w:pStyle w:val="Compact"/>
-            </w:pPr>
-            <w:r>
-              <w:t xml:space="preserve">xgboost</w:t>
-            </w:r>
-          </w:p>
-        </w:tc>
-        <w:tc>
-          <w:tcPr/>
-          <w:p>
-            <w:pPr>
-              <w:pStyle w:val="Compact"/>
-              <w:jc w:val="right"/>
-            </w:pPr>
-            <w:r>
-              <w:t xml:space="preserve">0.791</w:t>
-            </w:r>
-          </w:p>
-        </w:tc>
-        <w:tc>
-          <w:tcPr/>
-          <w:p>
-            <w:pPr>
-              <w:pStyle w:val="Compact"/>
-              <w:jc w:val="right"/>
-            </w:pPr>
-            <w:r>
-              <w:t xml:space="preserve">0.614</w:t>
-            </w:r>
-          </w:p>
-        </w:tc>
-        <w:tc>
-          <w:tcPr/>
-          <w:p>
-            <w:pPr>
-              <w:pStyle w:val="Compact"/>
-              <w:jc w:val="right"/>
-            </w:pPr>
-            <w:r>
-              <w:t xml:space="preserve">5.48×</w:t>
-            </w:r>
-          </w:p>
-        </w:tc>
-        <w:tc>
-          <w:tcPr/>
-          <w:p>
-            <w:pPr>
-              <w:pStyle w:val="Compact"/>
-              <w:jc w:val="right"/>
-            </w:pPr>
-            <w:r>
-              <w:t xml:space="preserve">80.7 GB</w:t>
-            </w:r>
-          </w:p>
-        </w:tc>
-      </w:tr>
-      <w:tr>
-        <w:tc>
-          <w:tcPr/>
-          <w:p>
-            <w:pPr>
-              <w:pStyle w:val="Compact"/>
-            </w:pPr>
-            <w:r>
-              <w:t xml:space="preserve">cellmapper_linear</w:t>
-            </w:r>
-          </w:p>
-        </w:tc>
-        <w:tc>
-          <w:tcPr/>
-          <w:p>
-            <w:pPr>
-              <w:pStyle w:val="Compact"/>
-              <w:jc w:val="right"/>
-            </w:pPr>
-            <w:r>
-              <w:t xml:space="preserve">0.776</w:t>
-            </w:r>
-          </w:p>
-        </w:tc>
-        <w:tc>
-          <w:tcPr/>
-          <w:p>
-            <w:pPr>
-              <w:pStyle w:val="Compact"/>
-              <w:jc w:val="right"/>
-            </w:pPr>
-            <w:r>
-              <w:t xml:space="preserve">0.553</w:t>
-            </w:r>
-          </w:p>
-        </w:tc>
-        <w:tc>
-          <w:tcPr/>
-          <w:p>
-            <w:pPr>
-              <w:pStyle w:val="Compact"/>
-              <w:jc w:val="right"/>
-            </w:pPr>
-            <w:r>
-              <w:t xml:space="preserve">0.35×</w:t>
-            </w:r>
-          </w:p>
-        </w:tc>
-        <w:tc>
-          <w:tcPr/>
-          <w:p>
-            <w:pPr>
-              <w:pStyle w:val="Compact"/>
-              <w:jc w:val="right"/>
-            </w:pPr>
-            <w:r>
-              <w:t xml:space="preserve">31.5 GB</w:t>
-            </w:r>
-          </w:p>
-        </w:tc>
-      </w:tr>
-      <w:tr>
-        <w:tc>
-          <w:tcPr/>
-          <w:p>
-            <w:pPr>
-              <w:pStyle w:val="Compact"/>
-            </w:pPr>
-            <w:r>
-              <w:t xml:space="preserve">naive_bayes</w:t>
-            </w:r>
-          </w:p>
-        </w:tc>
-        <w:tc>
-          <w:tcPr/>
-          <w:p>
-            <w:pPr>
-              <w:pStyle w:val="Compact"/>
-              <w:jc w:val="right"/>
-            </w:pPr>
-            <w:r>
-              <w:t xml:space="preserve">0.738</w:t>
-            </w:r>
-          </w:p>
-        </w:tc>
-        <w:tc>
-          <w:tcPr/>
-          <w:p>
-            <w:pPr>
-              <w:pStyle w:val="Compact"/>
-              <w:jc w:val="right"/>
-            </w:pPr>
-            <w:r>
-              <w:t xml:space="preserve">0.613</w:t>
-            </w:r>
-          </w:p>
-        </w:tc>
-        <w:tc>
-          <w:tcPr/>
-          <w:p>
-            <w:pPr>
-              <w:pStyle w:val="Compact"/>
-              <w:jc w:val="right"/>
-            </w:pPr>
-            <w:r>
-              <w:t xml:space="preserve">0.19×</w:t>
-            </w:r>
-          </w:p>
-        </w:tc>
-        <w:tc>
-          <w:tcPr/>
-          <w:p>
-            <w:pPr>
-              <w:pStyle w:val="Compact"/>
-              <w:jc w:val="right"/>
-            </w:pPr>
-            <w:r>
-              <w:t xml:space="preserve">19.5 GB</w:t>
-            </w:r>
-          </w:p>
-        </w:tc>
-      </w:tr>
-      <w:tr>
-        <w:tc>
-          <w:tcPr/>
-          <w:p>
-            <w:pPr>
-              <w:pStyle w:val="Compact"/>
-            </w:pPr>
-            <w:r>
-              <w:rPr>
-                <w:b/>
-                <w:bCs/>
-              </w:rPr>
-              <w:t xml:space="preserve">scTOP</w:t>
-            </w:r>
-          </w:p>
-        </w:tc>
-        <w:tc>
-          <w:tcPr/>
-          <w:p>
-            <w:pPr>
-              <w:pStyle w:val="Compact"/>
-              <w:jc w:val="right"/>
-            </w:pPr>
-            <w:r>
-              <w:t xml:space="preserve">0.581</w:t>
-            </w:r>
-          </w:p>
-        </w:tc>
-        <w:tc>
-          <w:tcPr/>
-          <w:p>
-            <w:pPr>
-              <w:pStyle w:val="Compact"/>
-              <w:jc w:val="right"/>
-            </w:pPr>
-            <w:r>
-              <w:t xml:space="preserve">0.462</w:t>
-            </w:r>
-          </w:p>
-        </w:tc>
-        <w:tc>
-          <w:tcPr/>
-          <w:p>
-            <w:pPr>
-              <w:pStyle w:val="Compact"/>
-              <w:jc w:val="right"/>
-            </w:pPr>
-            <w:r>
-              <w:rPr>
-                <w:b/>
-                <w:bCs/>
-              </w:rPr>
-              <w:t xml:space="preserve">0.16×</w:t>
-            </w:r>
-          </w:p>
-        </w:tc>
-        <w:tc>
-          <w:tcPr/>
-          <w:p>
-            <w:pPr>
-              <w:pStyle w:val="Compact"/>
-              <w:jc w:val="right"/>
-            </w:pPr>
-            <w:r>
-              <w:t xml:space="preserve">20.4 GB</w:t>
-            </w:r>
-          </w:p>
-        </w:tc>
-      </w:tr>
-    </w:tbl>
-    <w:p>
-      <w:pPr>
-        <w:pStyle w:val="BodyText"/>
-      </w:pPr>
-      <w:r>
-        <w:rPr>
-          <w:b/>
-          <w:bCs/>
-        </w:rPr>
-        <w:t xml:space="preserve">Table 2.</w:t>
-      </w:r>
-      <w:r>
-        <w:t xml:space="preserve"> </w:t>
-      </w:r>
-      <w:r>
-        <w:t xml:space="preserve">External validation on Open Problems</w:t>
-      </w:r>
-      <w:r>
-        <w:t xml:space="preserve"> </w:t>
-      </w:r>
-      <w:r>
-        <w:rPr>
-          <w:rStyle w:val="VerbatimChar"/>
-        </w:rPr>
-        <w:t xml:space="preserve">label_projection</w:t>
-      </w:r>
-      <w:r>
-        <w:t xml:space="preserve">, ordered by accuracy.</w:t>
-      </w:r>
-      <w:r>
-        <w:t xml:space="preserve"> </w:t>
-      </w:r>
-      <w:r>
-        <w:t xml:space="preserve">Bold marks components we contributed to that benchmark.</w:t>
-      </w:r>
-      <w:r>
-        <w:t xml:space="preserve"> </w:t>
-      </w:r>
-      <w:r>
-        <w:rPr>
-          <w:i/>
-          <w:iCs/>
-        </w:rPr>
-        <w:t xml:space="preserve">cost</w:t>
-      </w:r>
-      <w:r>
-        <w:t xml:space="preserve"> </w:t>
-      </w:r>
-      <w:r>
-        <w:t xml:space="preserve">is per-dataset wall-clock</w:t>
-      </w:r>
-      <w:r>
-        <w:t xml:space="preserve"> </w:t>
-      </w:r>
-      <w:r>
-        <w:t xml:space="preserve">relative to actinn-jax on the same instance. scTOP’s mean reflects two collapses and one weak</w:t>
-      </w:r>
-      <w:r>
-        <w:t xml:space="preserve"> </w:t>
-      </w:r>
-      <w:r>
-        <w:t xml:space="preserve">result inside three ordinary ones, traced to the fixed feature budget.</w:t>
-      </w:r>
-    </w:p>
-    <w:bookmarkEnd w:id="20"/>
-    <w:bookmarkStart w:id="24" w:name="inference-cost-is-flat-in-reference-size"/>
-    <w:p>
-      <w:pPr>
-        <w:pStyle w:val="Heading2"/>
-      </w:pPr>
-      <w:r>
-        <w:t xml:space="preserve">Inference cost is flat in reference size</w:t>
-      </w:r>
-    </w:p>
-    <w:p>
-      <w:pPr>
-        <w:pStyle w:val="FirstParagraph"/>
-      </w:pPr>
-      <w:r>
-        <w:t xml:space="preserve">Fit time grows with reference size and cardinality for every trained method. Prediction</w:t>
-      </w:r>
-      <w:r>
-        <w:t xml:space="preserve"> </w:t>
-      </w:r>
-      <w:r>
-        <w:t xml:space="preserve">does not: for a cached reference model it stays</w:t>
-      </w:r>
-      <w:r>
-        <w:t xml:space="preserve"> </w:t>
-      </w:r>
-      <w:r>
-        <w:rPr>
-          <w:b/>
-          <w:bCs/>
-        </w:rPr>
-        <w:t xml:space="preserve">0.08–0.33 s whether the reference holds 1k</w:t>
-      </w:r>
-      <w:r>
-        <w:rPr>
-          <w:b/>
-          <w:bCs/>
-        </w:rPr>
-        <w:t xml:space="preserve"> </w:t>
-      </w:r>
-      <w:r>
-        <w:rPr>
-          <w:b/>
-          <w:bCs/>
-        </w:rPr>
-        <w:t xml:space="preserve">or 24k cells, and 5 or 86 types</w:t>
-      </w:r>
-      <w:r>
-        <w:t xml:space="preserve"> </w:t>
-      </w:r>
-      <w:r>
-        <w:t xml:space="preserve">(Figure 2). With train-once/map-many caching the fit is paid</w:t>
-      </w:r>
-      <w:r>
-        <w:t xml:space="preserve"> </w:t>
-      </w:r>
-      <w:r>
-        <w:t xml:space="preserve">once and only the flat prediction cost recurs — the regime that matters when one reference</w:t>
-      </w:r>
-      <w:r>
-        <w:t xml:space="preserve"> </w:t>
-      </w:r>
-      <w:r>
-        <w:t xml:space="preserve">serves many queries. Peak memory is likewise bounded rather than divergent: the</w:t>
-      </w:r>
-      <w:r>
-        <w:t xml:space="preserve"> </w:t>
-      </w:r>
-      <w:r>
-        <w:t xml:space="preserve">linear/actinn-jax ratio holds at ~2–3× (6.1 vs 13.2 GB at 49k cells) rather than widening</w:t>
-      </w:r>
-      <w:r>
-        <w:t xml:space="preserve"> </w:t>
-      </w:r>
-      <w:r>
-        <w:t xml:space="preserve">(Figure 1C). The same flatness holds on the query axis: with the reference fixed, actinn-jax</w:t>
-      </w:r>
-      <w:r>
-        <w:t xml:space="preserve"> </w:t>
-      </w:r>
-      <w:r>
-        <w:t xml:space="preserve">annotates the entire 524,699-cell liver atlas in</w:t>
-      </w:r>
-      <w:r>
-        <w:t xml:space="preserve"> </w:t>
-      </w:r>
-      <w:r>
-        <w:rPr>
-          <w:b/>
-          <w:bCs/>
-        </w:rPr>
-        <w:t xml:space="preserve">57.9 s</w:t>
-      </w:r>
-      <w:r>
-        <w:t xml:space="preserve"> </w:t>
-      </w:r>
-      <w:r>
-        <w:t xml:space="preserve">at 15.0 GB and 6,100–9,100</w:t>
-      </w:r>
-      <w:r>
-        <w:t xml:space="preserve"> </w:t>
-      </w:r>
-      <w:r>
-        <w:t xml:space="preserve">cells/s, while the tuned linear pipeline’s throughput falls with query size and its</w:t>
-      </w:r>
-      <w:r>
-        <w:t xml:space="preserve"> </w:t>
-      </w:r>
-      <w:r>
-        <w:t xml:space="preserve">full-atlas run did not finish.</w:t>
-      </w:r>
-    </w:p>
-    <w:p>
-      <w:pPr>
-        <w:pStyle w:val="BodyText"/>
-      </w:pPr>
-      <w:r>
-        <w:drawing>
-          <wp:inline>
-            <wp:extent cx="5334000" cy="1970216"/>
-            <wp:effectExtent b="0" l="0" r="0" t="0"/>
-            <wp:docPr descr="scaling" title="" id="22" name="Picture"/>
-            <a:graphic>
-              <a:graphicData uri="http://schemas.openxmlformats.org/drawingml/2006/picture">
-                <pic:pic>
-                  <pic:nvPicPr>
-                    <pic:cNvPr descr="/Users/iandriver/Downloads/actinn-jax-benchmark/docs/figures/fig_scaling.png" id="23" name="Picture"/>
-                    <pic:cNvPicPr>
-                      <a:picLocks noChangeArrowheads="1" noChangeAspect="1"/>
-                    </pic:cNvPicPr>
-                  </pic:nvPicPr>
-                  <pic:blipFill>
-                    <a:blip r:embed="rId21"/>
-                    <a:stretch>
-                      <a:fillRect/>
-                    </a:stretch>
-                  </pic:blipFill>
-                  <pic:spPr bwMode="auto">
-                    <a:xfrm>
-                      <a:off x="0" y="0"/>
-                      <a:ext cx="5334000" cy="1970216"/>
-                    </a:xfrm>
-                    <a:prstGeom prst="rect">
-                      <a:avLst/>
-                    </a:prstGeom>
-                    <a:noFill/>
-                    <a:ln w="9525">
-                      <a:noFill/>
-                      <a:headEnd/>
-                      <a:tailEnd/>
-                    </a:ln>
-                  </pic:spPr>
-                </pic:pic>
-              </a:graphicData>
-            </a:graphic>
-          </wp:inline>
-        </w:drawing>
-      </w:r>
-    </w:p>
-    <w:p>
-      <w:pPr>
-        <w:pStyle w:val="BodyText"/>
-      </w:pPr>
-      <w:r>
-        <w:rPr>
-          <w:b/>
-          <w:bCs/>
-        </w:rPr>
-        <w:t xml:space="preserve">Figure 2.</w:t>
-      </w:r>
-      <w:r>
-        <w:t xml:space="preserve"> </w:t>
-      </w:r>
-      <w:r>
-        <w:t xml:space="preserve">Fit and prediction time against reference size and label cardinality. Fit time</w:t>
-      </w:r>
-      <w:r>
-        <w:t xml:space="preserve"> </w:t>
-      </w:r>
-      <w:r>
-        <w:t xml:space="preserve">grows for every trained method; prediction stays flat and sub-second across the whole range.</w:t>
-      </w:r>
-    </w:p>
-    <w:bookmarkEnd w:id="24"/>
-    <w:bookmarkStart w:id="28" w:name="X4766d5ea1c9560931b5fb911c63954b06582f36"/>
-    <w:p>
-      <w:pPr>
-        <w:pStyle w:val="Heading2"/>
-      </w:pPr>
-      <w:r>
-        <w:t xml:space="preserve">A flat cost profile makes multi-stage annotation practical</w:t>
-      </w:r>
-    </w:p>
-    <w:p>
-      <w:pPr>
-        <w:pStyle w:val="FirstParagraph"/>
-      </w:pPr>
-      <w:r>
-        <w:t xml:space="preserve">Because each stage is a cached model with sub-second, memory-bounded inference, several can be</w:t>
-      </w:r>
-      <w:r>
-        <w:t xml:space="preserve"> </w:t>
-      </w:r>
-      <w:r>
-        <w:t xml:space="preserve">chained on a laptop (Figure 3). A shipped ~800-type census reference gives any query a</w:t>
-      </w:r>
-      <w:r>
-        <w:t xml:space="preserve"> </w:t>
-      </w:r>
-      <w:r>
-        <w:t xml:space="preserve">first-pass annotation with calibrated abstention; a small focused reference then re-annotates</w:t>
-      </w:r>
-      <w:r>
-        <w:t xml:space="preserve"> </w:t>
-      </w:r>
-      <w:r>
-        <w:t xml:space="preserve">at full resolution. On withheld cross-study liver cells the broad pass scores</w:t>
-      </w:r>
-      <w:r>
-        <w:t xml:space="preserve"> </w:t>
-      </w:r>
-      <w:r>
-        <w:rPr>
-          <w:b/>
-          <w:bCs/>
-        </w:rPr>
-        <w:t xml:space="preserve">0.23 exact /</w:t>
-      </w:r>
-      <w:r>
-        <w:rPr>
-          <w:b/>
-          <w:bCs/>
-        </w:rPr>
-        <w:t xml:space="preserve"> </w:t>
-      </w:r>
-      <w:r>
-        <w:rPr>
-          <w:b/>
-          <w:bCs/>
-        </w:rPr>
-        <w:t xml:space="preserve">0.58 ontology</w:t>
-      </w:r>
-      <w:r>
-        <w:t xml:space="preserve"> </w:t>
-      </w:r>
-      <w:r>
-        <w:t xml:space="preserve">and the focused reference reaches</w:t>
-      </w:r>
-      <w:r>
-        <w:t xml:space="preserve"> </w:t>
-      </w:r>
-      <w:r>
-        <w:rPr>
-          <w:b/>
-          <w:bCs/>
-        </w:rPr>
-        <w:t xml:space="preserve">0.72 / 0.86</w:t>
-      </w:r>
-      <w:r>
-        <w:t xml:space="preserve"> </w:t>
-      </w:r>
-      <w:r>
-        <w:t xml:space="preserve">on the same cells.</w:t>
-      </w:r>
-    </w:p>
-    <w:p>
-      <w:pPr>
-        <w:pStyle w:val="BodyText"/>
-      </w:pPr>
-      <w:r>
-        <w:t xml:space="preserve">The two passes hand off; they do not combine. Substituting a stronger broad model lifts the</w:t>
-      </w:r>
-      <w:r>
-        <w:t xml:space="preserve"> </w:t>
-      </w:r>
-      <w:r>
-        <w:t xml:space="preserve">broad call but changes nothing downstream, and using it to narrow the focused pass’s classes</w:t>
-      </w:r>
-      <w:r>
-        <w:t xml:space="preserve"> </w:t>
-      </w:r>
-      <w:r>
-        <w:t xml:space="preserve">makes the result</w:t>
-      </w:r>
-      <w:r>
-        <w:t xml:space="preserve"> </w:t>
-      </w:r>
-      <w:r>
-        <w:rPr>
-          <w:b/>
-          <w:bCs/>
-        </w:rPr>
-        <w:t xml:space="preserve">worse</w:t>
-      </w:r>
-      <w:r>
-        <w:t xml:space="preserve"> </w:t>
-      </w:r>
-      <w:r>
-        <w:t xml:space="preserve">(0.731 → 0.708), because a wrong mask discards the correct class</w:t>
-      </w:r>
-      <w:r>
-        <w:t xml:space="preserve"> </w:t>
-      </w:r>
-      <w:r>
-        <w:t xml:space="preserve">outright. Once the focused reference covers the tissue, the broad model’s value is routing,</w:t>
-      </w:r>
-      <w:r>
-        <w:t xml:space="preserve"> </w:t>
-      </w:r>
-      <w:r>
-        <w:t xml:space="preserve">not resolution.</w:t>
-      </w:r>
-    </w:p>
-    <w:p>
-      <w:pPr>
-        <w:pStyle w:val="BodyText"/>
-      </w:pPr>
-      <w:r>
-        <w:drawing>
-          <wp:inline>
-            <wp:extent cx="5334000" cy="1965681"/>
-            <wp:effectExtent b="0" l="0" r="0" t="0"/>
-            <wp:docPr descr="workflow" title="" id="26" name="Picture"/>
-            <a:graphic>
-              <a:graphicData uri="http://schemas.openxmlformats.org/drawingml/2006/picture">
-                <pic:pic>
-                  <pic:nvPicPr>
-                    <pic:cNvPr descr="/Users/iandriver/Downloads/actinn-jax-benchmark/docs/figures/fig_workflow_umap_ondata.png" id="27" name="Picture"/>
-                    <pic:cNvPicPr>
-                      <a:picLocks noChangeArrowheads="1" noChangeAspect="1"/>
-                    </pic:cNvPicPr>
-                  </pic:nvPicPr>
-                  <pic:blipFill>
-                    <a:blip r:embed="rId25"/>
                     <a:stretch>
                       <a:fillRect/>
                     </a:stretch>
@@ -3576,7 +2560,7 @@
           <w:b/>
           <w:bCs/>
         </w:rPr>
-        <w:t xml:space="preserve">Figure 3.</w:t>
+        <w:t xml:space="preserve">Figure 1.</w:t>
       </w:r>
       <w:r>
         <w:t xml:space="preserve"> </w:t>
@@ -3588,7 +2572,7 @@
         <w:t xml:space="preserve"> </w:t>
       </w:r>
       <w:r>
-        <w:t xml:space="preserve">throughout. The census reference spreads 137 of its 798 labels over the query (concordance</w:t>
+        <w:t xml:space="preserve">throughout. The census reference spreads 144 of its 798 labels over the query (concordance</w:t>
       </w:r>
       <w:r>
         <w:t xml:space="preserve"> </w:t>
@@ -3638,14 +2622,14 @@
         <w:t xml:space="preserve">, tracking the clusters. Rightmost panel is the study’s own labels.</w:t>
       </w:r>
     </w:p>
-    <w:bookmarkEnd w:id="28"/>
-    <w:bookmarkStart w:id="29" w:name="X3d4c6d13b1dc886902e1694213668625e5cae34"/>
+    <w:bookmarkEnd w:id="20"/>
+    <w:bookmarkStart w:id="21" w:name="X4b2d42acec3b76f689a683a66890b5330678ad6"/>
     <w:p>
       <w:pPr>
         <w:pStyle w:val="Heading2"/>
       </w:pPr>
       <w:r>
-        <w:t xml:space="preserve">A pretrained annotator can be distilled without a GPU or labels</w:t>
+        <w:t xml:space="preserve">The broad entry point is interchangeable, and one can be distilled without a GPU</w:t>
       </w:r>
     </w:p>
     <w:p>
@@ -3653,13 +2637,13 @@
         <w:pStyle w:val="FirstParagraph"/>
       </w:pPr>
       <w:r>
-        <w:t xml:space="preserve">Building the broad pass from the census requires a foundation model on a GPU to discover its</w:t>
-      </w:r>
-      <w:r>
-        <w:t xml:space="preserve"> </w:t>
-      </w:r>
-      <w:r>
-        <w:t xml:space="preserve">hierarchy. A pretrained pan-human annotator</w:t>
+        <w:t xml:space="preserve">Building a broad reference from the census requires a foundation model on a GPU to discover</w:t>
+      </w:r>
+      <w:r>
+        <w:t xml:space="preserve"> </w:t>
+      </w:r>
+      <w:r>
+        <w:t xml:space="preserve">its hierarchy. A pretrained pan-human annotator</w:t>
       </w:r>
       <w:r>
         <w:t xml:space="preserve"> </w:t>
@@ -3701,40 +2685,32 @@
         <w:t xml:space="preserve">only raw counts</w:t>
       </w:r>
       <w:r>
-        <w:t xml:space="preserve">. On withheld cross-study liver cells the distilled model</w:t>
-      </w:r>
-      <w:r>
-        <w:t xml:space="preserve"> </w:t>
-      </w:r>
-      <w:r>
-        <w:rPr>
-          <w:b/>
-          <w:bCs/>
-        </w:rPr>
-        <w:t xml:space="preserve">matches the teacher and beats the census-built reference</w:t>
-      </w:r>
-      <w:r>
-        <w:t xml:space="preserve">, at several times the teacher’s</w:t>
-      </w:r>
-      <w:r>
-        <w:t xml:space="preserve"> </w:t>
-      </w:r>
-      <w:r>
-        <w:t xml:space="preserve">throughput, in under ten minutes of CPU (Table 3).</w:t>
+        <w:t xml:space="preserve">, no GPU and no labeled input, in under ten minutes of</w:t>
+      </w:r>
+      <w:r>
+        <w:t xml:space="preserve"> </w:t>
+      </w:r>
+      <w:r>
+        <w:t xml:space="preserve">CPU. The result matches its teacher and beats our census-built reference, at six to nine times</w:t>
+      </w:r>
+      <w:r>
+        <w:t xml:space="preserve"> </w:t>
+      </w:r>
+      <w:r>
+        <w:t xml:space="preserve">the teacher’s throughput (Table 2).</w:t>
       </w:r>
     </w:p>
     <w:tbl>
       <w:tblPr>
         <w:tblStyle w:val="Table"/>
-        <w:tblW w:type="pct" w:w="5000"/>
-        <w:tblLayout w:type="fixed"/>
+        <w:tblW w:type="auto" w:w="0"/>
         <w:tblLook w:firstRow="1" w:lastRow="0" w:firstColumn="0" w:lastColumn="0" w:noHBand="0" w:noVBand="0" w:val="0020"/>
       </w:tblPr>
       <w:tblGrid>
-        <w:gridCol w:w="4483"/>
-        <w:gridCol w:w="1046"/>
-        <w:gridCol w:w="1046"/>
-        <w:gridCol w:w="1344"/>
+        <w:gridCol w:w="1980"/>
+        <w:gridCol w:w="1980"/>
+        <w:gridCol w:w="1980"/>
+        <w:gridCol w:w="1980"/>
       </w:tblGrid>
       <w:tr>
         <w:trPr>
@@ -3869,7 +2845,11 @@
               <w:jc w:val="right"/>
             </w:pPr>
             <w:r>
-              <w:t xml:space="preserve">0.380</w:t>
+              <w:rPr>
+                <w:b/>
+                <w:bCs/>
+              </w:rPr>
+              <w:t xml:space="preserve">0.408</w:t>
             </w:r>
           </w:p>
         </w:tc>
@@ -3922,10 +2902,6 @@
               <w:jc w:val="right"/>
             </w:pPr>
             <w:r>
-              <w:rPr>
-                <w:b/>
-                <w:bCs/>
-              </w:rPr>
               <w:t xml:space="preserve">0.406</w:t>
             </w:r>
           </w:p>
@@ -3957,43 +2933,43 @@
           <w:b/>
           <w:bCs/>
         </w:rPr>
-        <w:t xml:space="preserve">Table 3.</w:t>
-      </w:r>
-      <w:r>
-        <w:t xml:space="preserve"> </w:t>
-      </w:r>
-      <w:r>
-        <w:t xml:space="preserve">Broad-pass entry points on 3,396 withheld cross-study liver cells. The distilled</w:t>
-      </w:r>
-      <w:r>
-        <w:t xml:space="preserve"> </w:t>
-      </w:r>
-      <w:r>
-        <w:t xml:space="preserve">student needs only raw human counts to build — no GPU, no labeled input — and inherits the</w:t>
-      </w:r>
-      <w:r>
-        <w:t xml:space="preserve"> </w:t>
-      </w:r>
-      <w:r>
-        <w:t xml:space="preserve">teacher’s vocabulary and hierarchy. It does not inherit the teacher’s calibrated abstention,</w:t>
-      </w:r>
-      <w:r>
-        <w:t xml:space="preserve"> </w:t>
-      </w:r>
-      <w:r>
-        <w:t xml:space="preserve">which remains a limitation. The 0.406/0.380 ordering is one query, and both actinn-jax models</w:t>
-      </w:r>
-      <w:r>
-        <w:t xml:space="preserve"> </w:t>
-      </w:r>
-      <w:r>
-        <w:t xml:space="preserve">draw on a census sample that may include these studies while Azimuth does not, so read the</w:t>
-      </w:r>
-      <w:r>
-        <w:t xml:space="preserve"> </w:t>
-      </w:r>
-      <w:r>
-        <w:t xml:space="preserve">student as level with its teacher rather than ahead of it.</w:t>
+        <w:t xml:space="preserve">Table 2.</w:t>
+      </w:r>
+      <w:r>
+        <w:t xml:space="preserve"> </w:t>
+      </w:r>
+      <w:r>
+        <w:t xml:space="preserve">Broad-pass entry points on 3,396 withheld cross-study liver cells, all three</w:t>
+      </w:r>
+      <w:r>
+        <w:t xml:space="preserve"> </w:t>
+      </w:r>
+      <w:r>
+        <w:t xml:space="preserve">scored on identical cells through one script. The distilled student needs only raw human</w:t>
+      </w:r>
+      <w:r>
+        <w:t xml:space="preserve"> </w:t>
+      </w:r>
+      <w:r>
+        <w:t xml:space="preserve">counts to build and inherits the teacher’s vocabulary and hierarchy. It does not inherit the</w:t>
+      </w:r>
+      <w:r>
+        <w:t xml:space="preserve"> </w:t>
+      </w:r>
+      <w:r>
+        <w:t xml:space="preserve">teacher’s calibrated abstention, which remains a limitation. Student and teacher are level</w:t>
+      </w:r>
+      <w:r>
+        <w:t xml:space="preserve"> </w:t>
+      </w:r>
+      <w:r>
+        <w:t xml:space="preserve">here rather than separated: read the distillation as preserving the teacher’s annotations at a</w:t>
+      </w:r>
+      <w:r>
+        <w:t xml:space="preserve"> </w:t>
+      </w:r>
+      <w:r>
+        <w:t xml:space="preserve">fraction of its cost, not as improving on them.</w:t>
       </w:r>
     </w:p>
     <w:p>
@@ -4001,7 +2977,7 @@
         <w:pStyle w:val="BodyText"/>
       </w:pPr>
       <w:r>
-        <w:t xml:space="preserve">The GPU can be removed from the other route as well. Deriving the coarse hierarchy from Cell</w:t>
+        <w:t xml:space="preserve">The GPU can be removed from the census route as well. Deriving the coarse hierarchy from Cell</w:t>
       </w:r>
       <w:r>
         <w:t xml:space="preserve"> </w:t>
@@ -4034,14 +3010,14 @@
         <w:t xml:space="preserve">concordance on two withheld datasets after 17 s of CPU.</w:t>
       </w:r>
     </w:p>
-    <w:bookmarkEnd w:id="29"/>
-    <w:bookmarkStart w:id="30" w:name="Xc9c7bad4aecd06c09d0d5feaca47a6a3c3e0f37"/>
+    <w:bookmarkEnd w:id="21"/>
+    <w:bookmarkStart w:id="26" w:name="X5d5a48a3482289717abb7130a8b6298d60e6610"/>
     <w:p>
       <w:pPr>
         <w:pStyle w:val="Heading2"/>
       </w:pPr>
       <w:r>
-        <w:t xml:space="preserve">Abstention is tunable; zero-shot labels are not competitive</w:t>
+        <w:t xml:space="preserve">Where independent references agree, all of them are right more often</w:t>
       </w:r>
     </w:p>
     <w:p>
@@ -4049,55 +3025,25 @@
         <w:pStyle w:val="FirstParagraph"/>
       </w:pPr>
       <w:r>
-        <w:t xml:space="preserve">Withholding 9 of 36 cell types entirely and sweeping a confidence threshold over the eight</w:t>
-      </w:r>
-      <w:r>
-        <w:t xml:space="preserve"> </w:t>
-      </w:r>
-      <w:r>
-        <w:t xml:space="preserve">methods that return a per-cell confidence, five trade coverage for accuracy across the range</w:t>
-      </w:r>
-      <w:r>
-        <w:t xml:space="preserve"> </w:t>
-      </w:r>
-      <w:r>
-        <w:t xml:space="preserve">and three do not: CellTypist’s probabilities are saturated and give one operating point</w:t>
-      </w:r>
-      <w:r>
-        <w:t xml:space="preserve"> </w:t>
-      </w:r>
-      <w:r>
-        <w:t xml:space="preserve">instead of a curve, scTOP’s projection score keeps only 6% of the query at p ≥ 0.5, and</w:t>
-      </w:r>
-      <w:r>
-        <w:t xml:space="preserve"> </w:t>
-      </w:r>
-      <w:r>
-        <w:t xml:space="preserve">ProtoCloud’s ambiguity flag is flat until 0.9. Among the five that work, abstain quality does</w:t>
-      </w:r>
-      <w:r>
-        <w:t xml:space="preserve"> </w:t>
-      </w:r>
-      <w:r>
-        <w:t xml:space="preserve">not separate them — actinn-jax and scArches are effectively tied (0.969 accuracy on 66% of</w:t>
-      </w:r>
-      <w:r>
-        <w:t xml:space="preserve"> </w:t>
-      </w:r>
-      <w:r>
-        <w:t xml:space="preserve">cells with 73% of novel cells flagged, against 0.983 on 61% with 71%) — but cost does, at</w:t>
-      </w:r>
-      <w:r>
-        <w:t xml:space="preserve"> </w:t>
-      </w:r>
-      <w:r>
-        <w:t xml:space="preserve">0.67 s of predict time against 21.4 s. Separately,</w:t>
-      </w:r>
-      <w:r>
-        <w:t xml:space="preserve"> </w:t>
-      </w:r>
-      <w:r>
-        <w:t xml:space="preserve">a foundation model run zero-shot scored</w:t>
+        <w:t xml:space="preserve">Three interchangeable entry points invite a question that is only affordable when calls are</w:t>
+      </w:r>
+      <w:r>
+        <w:t xml:space="preserve"> </w:t>
+      </w:r>
+      <w:r>
+        <w:t xml:space="preserve">cheap: what if a user runs all of them? Scored on identical cells and compared in the Cell</w:t>
+      </w:r>
+      <w:r>
+        <w:t xml:space="preserve"> </w:t>
+      </w:r>
+      <w:r>
+        <w:t xml:space="preserve">Ontology, they partition each query by agreement (Figure 2). We ran this on three tissues:</w:t>
+      </w:r>
+      <w:r>
+        <w:t xml:space="preserve"> </w:t>
+      </w:r>
+      <w:r>
+        <w:t xml:space="preserve">withheld cross-study</w:t>
       </w:r>
       <w:r>
         <w:t xml:space="preserve"> </w:t>
@@ -4107,30 +3053,586 @@
           <w:b/>
           <w:bCs/>
         </w:rPr>
+        <w:t xml:space="preserve">liver</w:t>
+      </w:r>
+      <w:r>
+        <w:t xml:space="preserve"> </w:t>
+      </w:r>
+      <w:r>
+        <w:t xml:space="preserve">(3,396 cells, 34 truth types), the Krasnow</w:t>
+      </w:r>
+      <w:r>
+        <w:t xml:space="preserve"> </w:t>
+      </w:r>
+      <w:r>
+        <w:rPr>
+          <w:b/>
+          <w:bCs/>
+        </w:rPr>
+        <w:t xml:space="preserve">lung</w:t>
+      </w:r>
+      <w:r>
+        <w:t xml:space="preserve"> </w:t>
+      </w:r>
+      <w:r>
+        <w:t xml:space="preserve">atlas</w:t>
+      </w:r>
+      <w:r>
+        <w:t xml:space="preserve"> </w:t>
+      </w:r>
+      <w:r>
+        <w:t xml:space="preserve">(65,662 cells, 46 types), and the Allen human</w:t>
+      </w:r>
+      <w:r>
+        <w:t xml:space="preserve"> </w:t>
+      </w:r>
+      <w:r>
+        <w:rPr>
+          <w:b/>
+          <w:bCs/>
+        </w:rPr>
+        <w:t xml:space="preserve">middle temporal gyrus</w:t>
+      </w:r>
+      <w:r>
+        <w:t xml:space="preserve"> </w:t>
+      </w:r>
+      <w:r>
+        <w:t xml:space="preserve">(156,285 cells, 18</w:t>
+      </w:r>
+      <w:r>
+        <w:t xml:space="preserve"> </w:t>
+      </w:r>
+      <w:r>
+        <w:t xml:space="preserve">types).</w:t>
+      </w:r>
+    </w:p>
+    <w:p>
+      <w:pPr>
+        <w:pStyle w:val="BodyText"/>
+      </w:pPr>
+      <w:r>
+        <w:t xml:space="preserve">One result holds everywhere. Cells on which the references disagree are annotated far less</w:t>
+      </w:r>
+      <w:r>
+        <w:t xml:space="preserve"> </w:t>
+      </w:r>
+      <w:r>
+        <w:t xml:space="preserve">reliably than cells on which they concur, for every reference and in every tissue: the census</w:t>
+      </w:r>
+      <w:r>
+        <w:t xml:space="preserve"> </w:t>
+      </w:r>
+      <w:r>
+        <w:t xml:space="preserve">model falls from 0.690 to 0.212 across the liver partition, 0.934 to 0.059 across lung, and</w:t>
+      </w:r>
+      <w:r>
+        <w:t xml:space="preserve"> </w:t>
+      </w:r>
+      <w:r>
+        <w:t xml:space="preserve">0.839 to 0.117 across brain, with the same direction for the other two. Because all three</w:t>
+      </w:r>
+      <w:r>
+        <w:t xml:space="preserve"> </w:t>
+      </w:r>
+      <w:r>
+        <w:t xml:space="preserve">improve together, agreement is selecting cells that are unambiguous rather than cells that one</w:t>
+      </w:r>
+      <w:r>
+        <w:t xml:space="preserve"> </w:t>
+      </w:r>
+      <w:r>
+        <w:t xml:space="preserve">model happens to get right — and unlike accuracy it is computable on a query whose answers are</w:t>
+      </w:r>
+      <w:r>
+        <w:t xml:space="preserve"> </w:t>
+      </w:r>
+      <w:r>
+        <w:t xml:space="preserve">unknown, for three sub-second calls and no labels.</w:t>
+      </w:r>
+    </w:p>
+    <w:p>
+      <w:pPr>
+        <w:pStyle w:val="BodyText"/>
+      </w:pPr>
+      <w:r>
+        <w:t xml:space="preserve">What varies, and varies enormously, is how much of a query the agreeing set covers:</w:t>
+      </w:r>
+      <w:r>
+        <w:t xml:space="preserve"> </w:t>
+      </w:r>
+      <w:r>
+        <w:rPr>
+          <w:b/>
+          <w:bCs/>
+        </w:rPr>
+        <w:t xml:space="preserve">23% on</w:t>
+      </w:r>
+      <w:r>
+        <w:rPr>
+          <w:b/>
+          <w:bCs/>
+        </w:rPr>
+        <w:t xml:space="preserve"> </w:t>
+      </w:r>
+      <w:r>
+        <w:rPr>
+          <w:b/>
+          <w:bCs/>
+        </w:rPr>
+        <w:t xml:space="preserve">liver, 48% on lung, 94% on brain</w:t>
+      </w:r>
+      <w:r>
+        <w:t xml:space="preserve">. The brain figure is the instructive one. That query’s Cell</w:t>
+      </w:r>
+      <w:r>
+        <w:t xml:space="preserve"> </w:t>
+      </w:r>
+      <w:r>
+        <w:t xml:space="preserve">Ontology annotation uses 18 terms for a region whose own working taxonomy,</w:t>
+      </w:r>
+      <w:r>
+        <w:t xml:space="preserve"> </w:t>
+      </w:r>
+      <w:r>
+        <w:rPr>
+          <w:rStyle w:val="VerbatimChar"/>
+        </w:rPr>
+        <w:t xml:space="preserve">CCN201908210</w:t>
+      </w:r>
+      <w:r>
+        <w:t xml:space="preserve">,</w:t>
+      </w:r>
+      <w:r>
+        <w:t xml:space="preserve"> </w:t>
+      </w:r>
+      <w:r>
+        <w:t xml:space="preserve">defines 154 cell sets, and 55% of its cells fall in a single class. High agreement there</w:t>
+      </w:r>
+      <w:r>
+        <w:t xml:space="preserve"> </w:t>
+      </w:r>
+      <w:r>
+        <w:t xml:space="preserve">reflects a coarse truth vocabulary rather than an easy tissue, and it shows the partition</w:t>
+      </w:r>
+      <w:r>
+        <w:t xml:space="preserve"> </w:t>
+      </w:r>
+      <w:r>
+        <w:t xml:space="preserve">reporting the resolution of the annotation it is scored against — which is a property of the</w:t>
+      </w:r>
+      <w:r>
+        <w:t xml:space="preserve"> </w:t>
+      </w:r>
+      <w:r>
+        <w:t xml:space="preserve">query, not of the method.</w:t>
+      </w:r>
+    </w:p>
+    <w:p>
+      <w:pPr>
+        <w:pStyle w:val="BodyText"/>
+      </w:pPr>
+      <w:r>
+        <w:t xml:space="preserve">A consensus</w:t>
+      </w:r>
+      <w:r>
+        <w:t xml:space="preserve"> </w:t>
+      </w:r>
+      <w:r>
+        <w:rPr>
+          <w:i/>
+          <w:iCs/>
+        </w:rPr>
+        <w:t xml:space="preserve">label</w:t>
+      </w:r>
+      <w:r>
+        <w:t xml:space="preserve"> </w:t>
+      </w:r>
+      <w:r>
+        <w:t xml:space="preserve">is not the prize in any of the three. Taking the most specific call the</w:t>
+      </w:r>
+      <w:r>
+        <w:t xml:space="preserve"> </w:t>
+      </w:r>
+      <w:r>
+        <w:t xml:space="preserve">agreeing references support scores 0.365 on liver against the best single reference’s 0.408,</w:t>
+      </w:r>
+      <w:r>
+        <w:t xml:space="preserve"> </w:t>
+      </w:r>
+      <w:r>
+        <w:t xml:space="preserve">0.828 on lung against 0.831, and 0.837 on brain against 0.987 — the last badly worse, because</w:t>
+      </w:r>
+      <w:r>
+        <w:t xml:space="preserve"> </w:t>
+      </w:r>
+      <w:r>
+        <w:t xml:space="preserve">choosing the deepest agreeing call lets one reference’s confident, lineage-compatible but</w:t>
+      </w:r>
+      <w:r>
+        <w:t xml:space="preserve"> </w:t>
+      </w:r>
+      <w:r>
+        <w:t xml:space="preserve">wrong specificity override two correct coarser calls. Running several references does not</w:t>
+      </w:r>
+      <w:r>
+        <w:t xml:space="preserve"> </w:t>
+      </w:r>
+      <w:r>
+        <w:t xml:space="preserve">produce a better annotation; it tells you which annotations to trust.</w:t>
+      </w:r>
+    </w:p>
+    <w:p>
+      <w:pPr>
+        <w:pStyle w:val="BodyText"/>
+      </w:pPr>
+      <w:r>
+        <w:t xml:space="preserve">What counts as agreement is the ontology’s judgment rather than ours, and the comparison was</w:t>
+      </w:r>
+      <w:r>
+        <w:t xml:space="preserve"> </w:t>
+      </w:r>
+      <w:r>
+        <w:t xml:space="preserve">possible only because all three references carry Cell Ontology terms. The Common Cell type</w:t>
+      </w:r>
+      <w:r>
+        <w:t xml:space="preserve"> </w:t>
+      </w:r>
+      <w:r>
+        <w:t xml:space="preserve">Nomenclature</w:t>
+      </w:r>
+      <w:r>
+        <w:t xml:space="preserve"> </w:t>
+      </w:r>
+      <w:hyperlink r:id="rId22">
+        <w:r>
+          <w:rPr>
+            <w:rStyle w:val="Hyperlink"/>
+          </w:rPr>
+          <w:t xml:space="preserve">[Miller 2020]</w:t>
+        </w:r>
+      </w:hyperlink>
+      <w:r>
+        <w:t xml:space="preserve"> </w:t>
+      </w:r>
+      <w:r>
+        <w:t xml:space="preserve">answers the same problem differently, giving each taxonomy’s cell</w:t>
+      </w:r>
+      <w:r>
+        <w:t xml:space="preserve"> </w:t>
+      </w:r>
+      <w:r>
+        <w:t xml:space="preserve">sets stable accessions and a curated alias layer rather than a shared coordinate system. The</w:t>
+      </w:r>
+      <w:r>
+        <w:t xml:space="preserve"> </w:t>
+      </w:r>
+      <w:r>
+        <w:t xml:space="preserve">two are complements, not substitutes: in the published human MTG taxonomy</w:t>
+      </w:r>
+      <w:r>
+        <w:t xml:space="preserve"> </w:t>
+      </w:r>
+      <w:r>
+        <w:rPr>
+          <w:rStyle w:val="VerbatimChar"/>
+        </w:rPr>
+        <w:t xml:space="preserve">CCN201908210</w:t>
+      </w:r>
+      <w:r>
+        <w:t xml:space="preserve"> </w:t>
+      </w:r>
+      <w:r>
+        <w:t xml:space="preserve">the</w:t>
+      </w:r>
+      <w:r>
+        <w:t xml:space="preserve"> </w:t>
+      </w:r>
+      <w:r>
+        <w:t xml:space="preserve">154 cell sets carry an anatomical tag but no cell-type ontology id, and the field that matches</w:t>
+      </w:r>
+      <w:r>
+        <w:t xml:space="preserve"> </w:t>
+      </w:r>
+      <w:r>
+        <w:t xml:space="preserve">cell sets across taxonomies is filled for 23 of them. CL supplies the</w:t>
+      </w:r>
+      <w:r>
+        <w:t xml:space="preserve"> </w:t>
+      </w:r>
+      <w:r>
+        <w:rPr>
+          <w:i/>
+          <w:iCs/>
+        </w:rPr>
+        <w:t xml:space="preserve">total</w:t>
+      </w:r>
+      <w:r>
+        <w:t xml:space="preserve"> </w:t>
+      </w:r>
+      <w:r>
+        <w:t xml:space="preserve">subsumption</w:t>
+      </w:r>
+      <w:r>
+        <w:t xml:space="preserve"> </w:t>
+      </w:r>
+      <w:r>
+        <w:t xml:space="preserve">relation that makes an agreement partition computable; CCN supplies the provenance CL cannot,</w:t>
+      </w:r>
+      <w:r>
+        <w:t xml:space="preserve"> </w:t>
+      </w:r>
+      <w:r>
+        <w:t xml:space="preserve">recording which taxonomy and publication each label came from. A workflow that compares</w:t>
+      </w:r>
+      <w:r>
+        <w:t xml:space="preserve"> </w:t>
+      </w:r>
+      <w:r>
+        <w:t xml:space="preserve">annotations across references wants both.</w:t>
+      </w:r>
+    </w:p>
+    <w:p>
+      <w:pPr>
+        <w:pStyle w:val="BodyText"/>
+      </w:pPr>
+      <w:r>
+        <w:drawing>
+          <wp:inline>
+            <wp:extent cx="5334000" cy="1663557"/>
+            <wp:effectExtent b="0" l="0" r="0" t="0"/>
+            <wp:docPr descr="reference agreement" title="" id="24" name="Picture"/>
+            <a:graphic>
+              <a:graphicData uri="http://schemas.openxmlformats.org/drawingml/2006/picture">
+                <pic:pic>
+                  <pic:nvPicPr>
+                    <pic:cNvPr descr="/Users/iandriver/Downloads/actinn-jax-benchmark/docs/figures/fig_consensus.png" id="25" name="Picture"/>
+                    <pic:cNvPicPr>
+                      <a:picLocks noChangeArrowheads="1" noChangeAspect="1"/>
+                    </pic:cNvPicPr>
+                  </pic:nvPicPr>
+                  <pic:blipFill>
+                    <a:blip r:embed="rId23"/>
+                    <a:stretch>
+                      <a:fillRect/>
+                    </a:stretch>
+                  </pic:blipFill>
+                  <pic:spPr bwMode="auto">
+                    <a:xfrm>
+                      <a:off x="0" y="0"/>
+                      <a:ext cx="5334000" cy="1663557"/>
+                    </a:xfrm>
+                    <a:prstGeom prst="rect">
+                      <a:avLst/>
+                    </a:prstGeom>
+                    <a:noFill/>
+                    <a:ln w="9525">
+                      <a:noFill/>
+                      <a:headEnd/>
+                      <a:tailEnd/>
+                    </a:ln>
+                  </pic:spPr>
+                </pic:pic>
+              </a:graphicData>
+            </a:graphic>
+          </wp:inline>
+        </w:drawing>
+      </w:r>
+    </w:p>
+    <w:p>
+      <w:pPr>
+        <w:pStyle w:val="BodyText"/>
+      </w:pPr>
+      <w:r>
+        <w:rPr>
+          <w:b/>
+          <w:bCs/>
+        </w:rPr>
+        <w:t xml:space="preserve">Figure 2.</w:t>
+      </w:r>
+      <w:r>
+        <w:t xml:space="preserve"> </w:t>
+      </w:r>
+      <w:r>
+        <w:t xml:space="preserve">Ontology concordance within each agreement tier for three broad references, on</w:t>
+      </w:r>
+      <w:r>
+        <w:t xml:space="preserve"> </w:t>
+      </w:r>
+      <w:r>
+        <w:t xml:space="preserve">withheld cross-study liver (</w:t>
+      </w:r>
+      <w:r>
+        <w:rPr>
+          <w:i/>
+          <w:iCs/>
+        </w:rPr>
+        <w:t xml:space="preserve">A</w:t>
+      </w:r>
+      <w:r>
+        <w:t xml:space="preserve">), the Krasnow lung atlas (</w:t>
+      </w:r>
+      <w:r>
+        <w:rPr>
+          <w:i/>
+          <w:iCs/>
+        </w:rPr>
+        <w:t xml:space="preserve">B</w:t>
+      </w:r>
+      <w:r>
+        <w:t xml:space="preserve">) and the Allen human middle</w:t>
+      </w:r>
+      <w:r>
+        <w:t xml:space="preserve"> </w:t>
+      </w:r>
+      <w:r>
+        <w:t xml:space="preserve">temporal gyrus (</w:t>
+      </w:r>
+      <w:r>
+        <w:rPr>
+          <w:i/>
+          <w:iCs/>
+        </w:rPr>
+        <w:t xml:space="preserve">C</w:t>
+      </w:r>
+      <w:r>
+        <w:t xml:space="preserve">); dashed lines are the same models over the whole query. Agreement is</w:t>
+      </w:r>
+      <w:r>
+        <w:t xml:space="preserve"> </w:t>
+      </w:r>
+      <w:r>
+        <w:t xml:space="preserve">evaluated in the Cell Ontology because the three references answer in different vocabularies</w:t>
+      </w:r>
+      <w:r>
+        <w:t xml:space="preserve"> </w:t>
+      </w:r>
+      <w:r>
+        <w:t xml:space="preserve">(798, 382 and 324 classes). The ordering is the same in all three tissues; the fraction of</w:t>
+      </w:r>
+      <w:r>
+        <w:t xml:space="preserve"> </w:t>
+      </w:r>
+      <w:r>
+        <w:t xml:space="preserve">cells on which the references agree is not, and tracks how finely the query’s own annotation</w:t>
+      </w:r>
+      <w:r>
+        <w:t xml:space="preserve"> </w:t>
+      </w:r>
+      <w:r>
+        <w:t xml:space="preserve">is resolved.</w:t>
+      </w:r>
+    </w:p>
+    <w:bookmarkEnd w:id="26"/>
+    <w:bookmarkStart w:id="27" w:name="Xc9c7bad4aecd06c09d0d5feaca47a6a3c3e0f37"/>
+    <w:p>
+      <w:pPr>
+        <w:pStyle w:val="Heading2"/>
+      </w:pPr>
+      <w:r>
+        <w:t xml:space="preserve">Abstention is tunable; zero-shot labels are not competitive</w:t>
+      </w:r>
+    </w:p>
+    <w:p>
+      <w:pPr>
+        <w:pStyle w:val="FirstParagraph"/>
+      </w:pPr>
+      <w:r>
+        <w:t xml:space="preserve">Withholding 9 of 36 cell types entirely and sweeping a confidence threshold over the eight</w:t>
+      </w:r>
+      <w:r>
+        <w:t xml:space="preserve"> </w:t>
+      </w:r>
+      <w:r>
+        <w:t xml:space="preserve">methods that return a per-cell confidence, five trade coverage for accuracy across the range</w:t>
+      </w:r>
+      <w:r>
+        <w:t xml:space="preserve"> </w:t>
+      </w:r>
+      <w:r>
+        <w:t xml:space="preserve">and three do not: CellTypist’s probabilities are saturated and give one operating point</w:t>
+      </w:r>
+      <w:r>
+        <w:t xml:space="preserve"> </w:t>
+      </w:r>
+      <w:r>
+        <w:t xml:space="preserve">instead of a curve, scTOP’s projection score keeps only 6% of the query at p ≥ 0.5, and</w:t>
+      </w:r>
+      <w:r>
+        <w:t xml:space="preserve"> </w:t>
+      </w:r>
+      <w:r>
+        <w:t xml:space="preserve">ProtoCloud’s ambiguity flag is flat until 0.9 (Supplementary Figures S8–S9). Among the five</w:t>
+      </w:r>
+      <w:r>
+        <w:t xml:space="preserve"> </w:t>
+      </w:r>
+      <w:r>
+        <w:t xml:space="preserve">that work, abstain quality does not separate them — actinn-jax and scArches are effectively</w:t>
+      </w:r>
+      <w:r>
+        <w:t xml:space="preserve"> </w:t>
+      </w:r>
+      <w:r>
+        <w:t xml:space="preserve">tied (0.969 accuracy on 66% of cells with 73% of novel cells flagged, against 0.983 on 61%</w:t>
+      </w:r>
+      <w:r>
+        <w:t xml:space="preserve"> </w:t>
+      </w:r>
+      <w:r>
+        <w:t xml:space="preserve">with 71%) — but cost does, at 0.54 s of predict time against 17.2 s. This is a second and</w:t>
+      </w:r>
+      <w:r>
+        <w:t xml:space="preserve"> </w:t>
+      </w:r>
+      <w:r>
+        <w:t xml:space="preserve">complementary route to the same end as reference agreement: a calibrated threshold within one</w:t>
+      </w:r>
+      <w:r>
+        <w:t xml:space="preserve"> </w:t>
+      </w:r>
+      <w:r>
+        <w:t xml:space="preserve">reference, or concurrence across several with no calibration at all.</w:t>
+      </w:r>
+    </w:p>
+    <w:p>
+      <w:pPr>
+        <w:pStyle w:val="BodyText"/>
+      </w:pPr>
+      <w:r>
+        <w:t xml:space="preserve">Separately, a foundation model run zero-shot scored</w:t>
+      </w:r>
+      <w:r>
+        <w:t xml:space="preserve"> </w:t>
+      </w:r>
+      <w:r>
+        <w:rPr>
+          <w:b/>
+          <w:bCs/>
+        </w:rPr>
         <w:t xml:space="preserve">0.201</w:t>
       </w:r>
       <w:r>
         <w:t xml:space="preserve"> </w:t>
       </w:r>
       <w:r>
-        <w:t xml:space="preserve">ontology concordance against 0.917 for a</w:t>
-      </w:r>
-      <w:r>
-        <w:t xml:space="preserve"> </w:t>
-      </w:r>
-      <w:r>
-        <w:t xml:space="preserve">reference-trained model on the same cells, taking ~280× longer — reproduced independently on</w:t>
-      </w:r>
-      <w:r>
-        <w:t xml:space="preserve"> </w:t>
-      </w:r>
-      <w:r>
-        <w:t xml:space="preserve">Open Problems, where zero-shot entries sit at the bottom of the leaderboard.</w:t>
-      </w:r>
-    </w:p>
-    <w:bookmarkEnd w:id="30"/>
-    <w:bookmarkEnd w:id="31"/>
-    <w:bookmarkStart w:id="32" w:name="discussion"/>
+        <w:t xml:space="preserve">ontology concordance against</w:t>
+      </w:r>
+      <w:r>
+        <w:t xml:space="preserve"> </w:t>
+      </w:r>
+      <w:r>
+        <w:t xml:space="preserve">0.917 for a reference-trained model on the same cells, taking ~280× longer — reproduced</w:t>
+      </w:r>
+      <w:r>
+        <w:t xml:space="preserve"> </w:t>
+      </w:r>
+      <w:r>
+        <w:t xml:space="preserve">independently on Open Problems, where zero-shot entries sit at the bottom of the leaderboard.</w:t>
+      </w:r>
+    </w:p>
+    <w:bookmarkEnd w:id="27"/>
+    <w:bookmarkEnd w:id="28"/>
+    <w:bookmarkStart w:id="29" w:name="discussion"/>
     <w:p>
       <w:pPr>
         <w:pStyle w:val="Heading1"/>
@@ -4176,37 +3678,43 @@
         <w:pStyle w:val="BodyText"/>
       </w:pPr>
       <w:r>
-        <w:t xml:space="preserve">Two consequences follow. First, benchmark design should treat reference size and input budget</w:t>
-      </w:r>
-      <w:r>
-        <w:t xml:space="preserve"> </w:t>
-      </w:r>
-      <w:r>
-        <w:t xml:space="preserve">as axes rather than as fixed settings; our own results reverse along both. Second, once</w:t>
-      </w:r>
-      <w:r>
-        <w:t xml:space="preserve"> </w:t>
-      </w:r>
-      <w:r>
-        <w:t xml:space="preserve">several methods are accurate and cheap, the productive contribution is not a further ranking</w:t>
-      </w:r>
-      <w:r>
-        <w:t xml:space="preserve"> </w:t>
-      </w:r>
-      <w:r>
-        <w:t xml:space="preserve">but a characterization of fit — which is why we report accuracy-per-second and</w:t>
-      </w:r>
-      <w:r>
-        <w:t xml:space="preserve"> </w:t>
-      </w:r>
-      <w:r>
-        <w:t xml:space="preserve">accuracy-per-byte, and demonstrate what a low flat cost profile enables rather than arguing</w:t>
-      </w:r>
-      <w:r>
-        <w:t xml:space="preserve"> </w:t>
-      </w:r>
-      <w:r>
-        <w:t xml:space="preserve">from the accuracy column.</w:t>
+        <w:t xml:space="preserve">The consequence we think matters most is not a ranking but a change in what an annotation</w:t>
+      </w:r>
+      <w:r>
+        <w:t xml:space="preserve"> </w:t>
+      </w:r>
+      <w:r>
+        <w:t xml:space="preserve">pipeline can afford to do. When a reference call costs a fraction of a second, the pipeline</w:t>
+      </w:r>
+      <w:r>
+        <w:t xml:space="preserve"> </w:t>
+      </w:r>
+      <w:r>
+        <w:t xml:space="preserve">stops being one classification and becomes a sequence of cheap ones: route the query to a</w:t>
+      </w:r>
+      <w:r>
+        <w:t xml:space="preserve"> </w:t>
+      </w:r>
+      <w:r>
+        <w:t xml:space="preserve">tissue, re-annotate against a reference matched to it, resolve states below the label, and ask</w:t>
+      </w:r>
+      <w:r>
+        <w:t xml:space="preserve"> </w:t>
+      </w:r>
+      <w:r>
+        <w:t xml:space="preserve">several independent references where they agree. Each step is unremarkable alone; together</w:t>
+      </w:r>
+      <w:r>
+        <w:t xml:space="preserve"> </w:t>
+      </w:r>
+      <w:r>
+        <w:t xml:space="preserve">they are what a user actually wants, and their feasibility is a cost property rather than an</w:t>
+      </w:r>
+      <w:r>
+        <w:t xml:space="preserve"> </w:t>
+      </w:r>
+      <w:r>
+        <w:t xml:space="preserve">accuracy property.</w:t>
       </w:r>
     </w:p>
     <w:p>
@@ -4214,6 +3722,44 @@
         <w:pStyle w:val="BodyText"/>
       </w:pPr>
       <w:r>
+        <w:t xml:space="preserve">The agreement result is the clearest case, and also the most honest about its limits. It buys</w:t>
+      </w:r>
+      <w:r>
+        <w:t xml:space="preserve"> </w:t>
+      </w:r>
+      <w:r>
+        <w:t xml:space="preserve">no better label — the consensus call loses to the best single reference — but it identifies,</w:t>
+      </w:r>
+      <w:r>
+        <w:t xml:space="preserve"> </w:t>
+      </w:r>
+      <w:r>
+        <w:t xml:space="preserve">with no ground truth at all, the fraction of a query on which independent references concur</w:t>
+      </w:r>
+      <w:r>
+        <w:t xml:space="preserve"> </w:t>
+      </w:r>
+      <w:r>
+        <w:t xml:space="preserve">and on which every one of them is markedly more often right. That is available to anyone</w:t>
+      </w:r>
+      <w:r>
+        <w:t xml:space="preserve"> </w:t>
+      </w:r>
+      <w:r>
+        <w:t xml:space="preserve">willing to run three annotators instead of one, which is only a reasonable thing to ask when</w:t>
+      </w:r>
+      <w:r>
+        <w:t xml:space="preserve"> </w:t>
+      </w:r>
+      <w:r>
+        <w:t xml:space="preserve">each takes under a second.</w:t>
+      </w:r>
+    </w:p>
+    <w:p>
+      <w:pPr>
+        <w:pStyle w:val="BodyText"/>
+      </w:pPr>
+      <w:r>
         <w:t xml:space="preserve">We are explicit about what is not ours. ProtoCloud provides uncertainty, attribution and a</w:t>
       </w:r>
       <w:r>
@@ -4226,31 +3772,37 @@
         <w:t xml:space="preserve"> </w:t>
       </w:r>
       <w:r>
-        <w:t xml:space="preserve">purpose-built pan-human annotator is better resourced than our census-built reference and we</w:t>
-      </w:r>
-      <w:r>
-        <w:t xml:space="preserve"> </w:t>
-      </w:r>
-      <w:r>
-        <w:t xml:space="preserve">make no claim to improve on its annotations; we distill it. What remains distinct is the</w:t>
-      </w:r>
-      <w:r>
-        <w:t xml:space="preserve"> </w:t>
-      </w:r>
-      <w:r>
-        <w:t xml:space="preserve">hand-off no fixed typology performs — re-annotation into a user’s own label set, resolution</w:t>
-      </w:r>
-      <w:r>
-        <w:t xml:space="preserve"> </w:t>
-      </w:r>
-      <w:r>
-        <w:t xml:space="preserve">below a typology’s leaves, and screening for what none of them claims — at a cost that keeps</w:t>
-      </w:r>
-      <w:r>
-        <w:t xml:space="preserve"> </w:t>
-      </w:r>
-      <w:r>
-        <w:t xml:space="preserve">every stage on the machine already on the desk.</w:t>
+        <w:t xml:space="preserve">purpose-built pan-human annotator is better resourced than our census-built reference, and our</w:t>
+      </w:r>
+      <w:r>
+        <w:t xml:space="preserve"> </w:t>
+      </w:r>
+      <w:r>
+        <w:t xml:space="preserve">distilled model matches rather than improves on it; we claim not better annotations but</w:t>
+      </w:r>
+      <w:r>
+        <w:t xml:space="preserve"> </w:t>
+      </w:r>
+      <w:r>
+        <w:t xml:space="preserve">cheaper ones that preserve its vocabulary and structure. What remains distinct is the hand-off</w:t>
+      </w:r>
+      <w:r>
+        <w:t xml:space="preserve"> </w:t>
+      </w:r>
+      <w:r>
+        <w:t xml:space="preserve">no fixed typology performs — re-annotation into a user’s own label set, resolution below a</w:t>
+      </w:r>
+      <w:r>
+        <w:t xml:space="preserve"> </w:t>
+      </w:r>
+      <w:r>
+        <w:t xml:space="preserve">typology’s leaves, and screening for what none of them claims — at a cost that keeps every</w:t>
+      </w:r>
+      <w:r>
+        <w:t xml:space="preserve"> </w:t>
+      </w:r>
+      <w:r>
+        <w:t xml:space="preserve">stage on the machine already on the desk.</w:t>
       </w:r>
     </w:p>
     <w:p>
@@ -4270,17 +3822,47 @@
         <w:t xml:space="preserve"> </w:t>
       </w:r>
       <w:r>
-        <w:t xml:space="preserve">biases against our own method; and that the distilled reference inherits a vocabulary but not</w:t>
-      </w:r>
-      <w:r>
-        <w:t xml:space="preserve"> </w:t>
-      </w:r>
-      <w:r>
-        <w:t xml:space="preserve">its teacher’s calibrated abstention. Full limitations are in the extended report.</w:t>
-      </w:r>
-    </w:p>
-    <w:bookmarkEnd w:id="32"/>
-    <w:bookmarkStart w:id="55" w:name="references"/>
+        <w:t xml:space="preserve">biases against our own method; that the distilled reference inherits a vocabulary but not its</w:t>
+      </w:r>
+      <w:r>
+        <w:t xml:space="preserve"> </w:t>
+      </w:r>
+      <w:r>
+        <w:t xml:space="preserve">teacher’s calibrated abstention; that the agreement result covers three tissues with three</w:t>
+      </w:r>
+      <w:r>
+        <w:t xml:space="preserve"> </w:t>
+      </w:r>
+      <w:r>
+        <w:t xml:space="preserve">references, so its direction is replicated but the size of the agreeing fraction is strongly</w:t>
+      </w:r>
+      <w:r>
+        <w:t xml:space="preserve"> </w:t>
+      </w:r>
+      <w:r>
+        <w:t xml:space="preserve">dependent on how finely the query is annotated; and that agreement is defined in the Cell</w:t>
+      </w:r>
+      <w:r>
+        <w:t xml:space="preserve"> </w:t>
+      </w:r>
+      <w:r>
+        <w:t xml:space="preserve">Ontology, whose subsumption judgments decide what counts as agreeing and whose resolution in</w:t>
+      </w:r>
+      <w:r>
+        <w:t xml:space="preserve"> </w:t>
+      </w:r>
+      <w:r>
+        <w:t xml:space="preserve">cortex is roughly a tenth of the working taxonomy’s. Full limitations are in the extended</w:t>
+      </w:r>
+      <w:r>
+        <w:t xml:space="preserve"> </w:t>
+      </w:r>
+      <w:r>
+        <w:t xml:space="preserve">report.</w:t>
+      </w:r>
+    </w:p>
+    <w:bookmarkEnd w:id="29"/>
+    <w:bookmarkStart w:id="52" w:name="references"/>
     <w:p>
       <w:pPr>
         <w:pStyle w:val="Heading1"/>
@@ -4315,7 +3897,7 @@
       <w:r>
         <w:t xml:space="preserve"> </w:t>
       </w:r>
-      <w:hyperlink r:id="rId33">
+      <w:hyperlink r:id="rId30">
         <w:r>
           <w:rPr>
             <w:rStyle w:val="Hyperlink"/>
@@ -4357,7 +3939,7 @@
       <w:r>
         <w:t xml:space="preserve"> </w:t>
       </w:r>
-      <w:hyperlink r:id="rId34">
+      <w:hyperlink r:id="rId31">
         <w:r>
           <w:rPr>
             <w:rStyle w:val="Hyperlink"/>
@@ -4399,7 +3981,7 @@
       <w:r>
         <w:t xml:space="preserve"> </w:t>
       </w:r>
-      <w:hyperlink r:id="rId35">
+      <w:hyperlink r:id="rId32">
         <w:r>
           <w:rPr>
             <w:rStyle w:val="Hyperlink"/>
@@ -4441,7 +4023,7 @@
       <w:r>
         <w:t xml:space="preserve"> </w:t>
       </w:r>
-      <w:hyperlink r:id="rId36">
+      <w:hyperlink r:id="rId33">
         <w:r>
           <w:rPr>
             <w:rStyle w:val="Hyperlink"/>
@@ -4467,7 +4049,7 @@
       <w:r>
         <w:t xml:space="preserve"> </w:t>
       </w:r>
-      <w:hyperlink r:id="rId37">
+      <w:hyperlink r:id="rId34">
         <w:r>
           <w:rPr>
             <w:rStyle w:val="Hyperlink"/>
@@ -4535,7 +4117,7 @@
       <w:r>
         <w:t xml:space="preserve"> </w:t>
       </w:r>
-      <w:hyperlink r:id="rId38">
+      <w:hyperlink r:id="rId35">
         <w:r>
           <w:rPr>
             <w:rStyle w:val="Hyperlink"/>
@@ -4577,7 +4159,7 @@
       <w:r>
         <w:t xml:space="preserve"> </w:t>
       </w:r>
-      <w:hyperlink r:id="rId39">
+      <w:hyperlink r:id="rId36">
         <w:r>
           <w:rPr>
             <w:rStyle w:val="Hyperlink"/>
@@ -4619,7 +4201,7 @@
       <w:r>
         <w:t xml:space="preserve"> </w:t>
       </w:r>
-      <w:hyperlink r:id="rId40">
+      <w:hyperlink r:id="rId37">
         <w:r>
           <w:rPr>
             <w:rStyle w:val="Hyperlink"/>
@@ -4661,7 +4243,7 @@
       <w:r>
         <w:t xml:space="preserve"> </w:t>
       </w:r>
-      <w:hyperlink r:id="rId41">
+      <w:hyperlink r:id="rId38">
         <w:r>
           <w:rPr>
             <w:rStyle w:val="Hyperlink"/>
@@ -4703,7 +4285,7 @@
       <w:r>
         <w:t xml:space="preserve"> </w:t>
       </w:r>
-      <w:hyperlink r:id="rId42">
+      <w:hyperlink r:id="rId39">
         <w:r>
           <w:rPr>
             <w:rStyle w:val="Hyperlink"/>
@@ -4787,7 +4369,7 @@
       <w:r>
         <w:t xml:space="preserve"> </w:t>
       </w:r>
-      <w:hyperlink r:id="rId43">
+      <w:hyperlink r:id="rId40">
         <w:r>
           <w:rPr>
             <w:rStyle w:val="Hyperlink"/>
@@ -4829,7 +4411,7 @@
       <w:r>
         <w:t xml:space="preserve"> </w:t>
       </w:r>
-      <w:hyperlink r:id="rId44">
+      <w:hyperlink r:id="rId41">
         <w:r>
           <w:rPr>
             <w:rStyle w:val="Hyperlink"/>
@@ -4871,7 +4453,7 @@
       <w:r>
         <w:t xml:space="preserve"> </w:t>
       </w:r>
-      <w:hyperlink r:id="rId45">
+      <w:hyperlink r:id="rId42">
         <w:r>
           <w:rPr>
             <w:rStyle w:val="Hyperlink"/>
@@ -4934,12 +4516,54 @@
         </w:numPr>
       </w:pPr>
       <w:r>
+        <w:t xml:space="preserve">Miller JA, Gouwens NW, Tasic B, et al. Common cell type nomenclature for the mammalian brain.</w:t>
+      </w:r>
+      <w:r>
+        <w:t xml:space="preserve"> </w:t>
+      </w:r>
+      <w:r>
+        <w:rPr>
+          <w:i/>
+          <w:iCs/>
+        </w:rPr>
+        <w:t xml:space="preserve">eLife</w:t>
+      </w:r>
+      <w:r>
+        <w:t xml:space="preserve"> </w:t>
+      </w:r>
+      <w:r>
+        <w:t xml:space="preserve">9:e59928 (2020).</w:t>
+      </w:r>
+      <w:r>
+        <w:t xml:space="preserve"> </w:t>
+      </w:r>
+      <w:hyperlink r:id="rId22">
+        <w:r>
+          <w:rPr>
+            <w:rStyle w:val="Hyperlink"/>
+          </w:rPr>
+          <w:t xml:space="preserve">doi:10.7554/eLife.59928</w:t>
+        </w:r>
+      </w:hyperlink>
+      <w:r>
+        <w:t xml:space="preserve">.</w:t>
+      </w:r>
+    </w:p>
+    <w:p>
+      <w:pPr>
+        <w:pStyle w:val="Compact"/>
+        <w:numPr>
+          <w:ilvl w:val="0"/>
+          <w:numId w:val="1002"/>
+        </w:numPr>
+      </w:pPr>
+      <w:r>
         <w:t xml:space="preserve">Open Problems for Single-Cell Analysis Consortium. Open Problems: a living benchmark for single-cell analysis (2024).</w:t>
       </w:r>
       <w:r>
         <w:t xml:space="preserve"> </w:t>
       </w:r>
-      <w:hyperlink r:id="rId46">
+      <w:hyperlink r:id="rId43">
         <w:r>
           <w:rPr>
             <w:rStyle w:val="Hyperlink"/>
@@ -4981,7 +4605,7 @@
       <w:r>
         <w:t xml:space="preserve"> </w:t>
       </w:r>
-      <w:hyperlink r:id="rId47">
+      <w:hyperlink r:id="rId44">
         <w:r>
           <w:rPr>
             <w:rStyle w:val="Hyperlink"/>
@@ -5023,7 +4647,7 @@
       <w:r>
         <w:t xml:space="preserve"> </w:t>
       </w:r>
-      <w:hyperlink r:id="rId48">
+      <w:hyperlink r:id="rId45">
         <w:r>
           <w:rPr>
             <w:rStyle w:val="Hyperlink"/>
@@ -5107,7 +4731,7 @@
       <w:r>
         <w:t xml:space="preserve"> </w:t>
       </w:r>
-      <w:hyperlink r:id="rId49">
+      <w:hyperlink r:id="rId46">
         <w:r>
           <w:rPr>
             <w:rStyle w:val="Hyperlink"/>
@@ -5149,7 +4773,7 @@
       <w:r>
         <w:t xml:space="preserve"> </w:t>
       </w:r>
-      <w:hyperlink r:id="rId50">
+      <w:hyperlink r:id="rId47">
         <w:r>
           <w:rPr>
             <w:rStyle w:val="Hyperlink"/>
@@ -5191,7 +4815,7 @@
       <w:r>
         <w:t xml:space="preserve"> </w:t>
       </w:r>
-      <w:hyperlink r:id="rId51">
+      <w:hyperlink r:id="rId48">
         <w:r>
           <w:rPr>
             <w:rStyle w:val="Hyperlink"/>
@@ -5233,7 +4857,7 @@
       <w:r>
         <w:t xml:space="preserve"> </w:t>
       </w:r>
-      <w:hyperlink r:id="rId52">
+      <w:hyperlink r:id="rId49">
         <w:r>
           <w:rPr>
             <w:rStyle w:val="Hyperlink"/>
@@ -5275,7 +4899,7 @@
       <w:r>
         <w:t xml:space="preserve"> </w:t>
       </w:r>
-      <w:hyperlink r:id="rId53">
+      <w:hyperlink r:id="rId50">
         <w:r>
           <w:rPr>
             <w:rStyle w:val="Hyperlink"/>
@@ -5317,7 +4941,7 @@
       <w:r>
         <w:t xml:space="preserve"> </w:t>
       </w:r>
-      <w:hyperlink r:id="rId54">
+      <w:hyperlink r:id="rId51">
         <w:r>
           <w:rPr>
             <w:rStyle w:val="Hyperlink"/>
@@ -5329,7 +4953,7 @@
         <w:t xml:space="preserve">.</w:t>
       </w:r>
     </w:p>
-    <w:bookmarkEnd w:id="55"/>
+    <w:bookmarkEnd w:id="52"/>
     <w:sectPr>
       <w:footnotePr>
         <w:numRestart w:val="eachSect"/>

--- a/manuscript/actinn-jax_brief.docx
+++ b/manuscript/actinn-jax_brief.docx
@@ -31,7 +31,7 @@
         <w:pStyle w:val="Abstract"/>
       </w:pPr>
       <w:r>
-        <w:t xml:space="preserve">Cell-type annotation by reference mapping is among the most frequently repeated operations in single-cell analysis, yet published comparisons report accuracy far more often than the wall-clock time and memory that decide what a working scientist can actually run. We benchmarked</w:t>
+        <w:t xml:space="preserve">Cell-type annotation by reference mapping is one of the most repeated operations in single-cell analysis, yet comparisons report accuracy far more often than the time and memory that decide what a scientist can actually run. We benchmarked</w:t>
       </w:r>
       <w:r>
         <w:t xml:space="preserve"> </w:t>
@@ -44,10 +44,7 @@
         <w:t xml:space="preserve">thirteen methods</w:t>
       </w:r>
       <w:r>
-        <w:t xml:space="preserve"> </w:t>
-      </w:r>
-      <w:r>
-        <w:t xml:space="preserve">— classical, regularized-linear, parameter-free, correlation, deep-probabilistic, prototype-VAE and foundation-model — across</w:t>
+        <w:t xml:space="preserve">, classical through foundation-model, across</w:t>
       </w:r>
       <w:r>
         <w:t xml:space="preserve"> </w:t>
@@ -63,7 +60,7 @@
         <w:t xml:space="preserve"> </w:t>
       </w:r>
       <w:r>
-        <w:t xml:space="preserve">(8–151 cell types; within-dataset, cross-dataset and cross-study) on commodity hardware, and validated externally on Open Problems</w:t>
+        <w:t xml:space="preserve">(8–151 cell types) on commodity hardware, and on Open Problems</w:t>
       </w:r>
       <w:r>
         <w:t xml:space="preserve"> </w:t>
@@ -75,7 +72,7 @@
         <w:t xml:space="preserve">label_projection</w:t>
       </w:r>
       <w:r>
-        <w:t xml:space="preserve">, whose datasets, metrics and ranking we did not choose. Accuracy among the leading methods is tightly clustered — the top four span</w:t>
+        <w:t xml:space="preserve">, whose datasets and metrics we did not choose. Accuracy among the leading methods is tightly clustered — the top four span</w:t>
       </w:r>
       <w:r>
         <w:t xml:space="preserve"> </w:t>
@@ -91,7 +88,7 @@
         <w:t xml:space="preserve"> </w:t>
       </w:r>
       <w:r>
-        <w:t xml:space="preserve">— while their inference cost differs by two orders of magnitude and their peak memory by 2.5×. No method leads everywhere, and neither ordering is stable: accuracy inverts as the reference grows from 3k cells to a full atlas, and cost rankings invert with the input feature budget. Because several methods are now both accurate and cheap, the useful question is not which is best but what a low annotation cost makes possible. Using</w:t>
+        <w:t xml:space="preserve">— while their inference cost differs by two orders of magnitude and their peak memory by 2.5×. No method leads everywhere, and no ordering is stable — it inverts with reference size, feature budget and label granularity. With several methods both accurate and cheap, the useful question is not which is best but what cheap annotation makes possible. Using</w:t>
       </w:r>
       <w:r>
         <w:t xml:space="preserve"> </w:t>
@@ -104,7 +101,7 @@
         <w:t xml:space="preserve">actinn-jax</w:t>
       </w:r>
       <w:r>
-        <w:t xml:space="preserve">, a JAX reimplementation of ACTINN with a cached train-once/map-many reference, we show that sub-second reference calling turns annotation from a single decision into a</w:t>
+        <w:t xml:space="preserve">, a JAX reimplementation of ACTINN whose cached reference maps a query in under a second, we show annotation becoming a</w:t>
       </w:r>
       <w:r>
         <w:t xml:space="preserve"> </w:t>
@@ -117,7 +114,10 @@
         <w:t xml:space="preserve">multi-pass workflow</w:t>
       </w:r>
       <w:r>
-        <w:t xml:space="preserve">: a shipped ~800-type reference routes a query to tissue and hands off to a focused reference (cross-study liver 0.23/0.58 to 0.72/0.86, exact/ontology); a pan-human annotator is distilled into an interchangeable entry point from raw counts alone, with no GPU and no labels, matching its teacher at six to nine times the throughput; and running three broad references over the same cells partitions it by agreement. Across liver, lung and brain every reference is far more accurate where all three concur than where they do not, though a consensus</w:t>
+        <w:t xml:space="preserve"> </w:t>
+      </w:r>
+      <w:r>
+        <w:t xml:space="preserve">rather than a single decision: a shipped ~800-type reference routes a query to tissue and hands off to a focused one (cross-study liver 0.23/0.58 to 0.72/0.86, exact/ontology); a pan-human annotator distills into an interchangeable entry point from raw counts alone — no GPU, no labels — matching its teacher at six to nine times the throughput; and three broad references over the same cells partition it by agreement. In liver, lung and brain every reference is far more accurate where all three concur, though a consensus</w:t>
       </w:r>
       <w:r>
         <w:t xml:space="preserve"> </w:t>
@@ -133,7 +133,7 @@
         <w:t xml:space="preserve"> </w:t>
       </w:r>
       <w:r>
-        <w:t xml:space="preserve">beats none of them — the value is knowing which calls to trust, at the price of three sub-second calls and no labels. We release the reimplementation, the harness and the pre-trained references.</w:t>
+        <w:t xml:space="preserve">beats none of them: the value is knowing which calls to trust. We release the reimplementation, the harness and the pre-trained references.</w:t>
       </w:r>
     </w:p>
     <w:p>

--- a/manuscript/actinn-jax_brief.docx
+++ b/manuscript/actinn-jax_brief.docx
@@ -979,7 +979,7 @@
       </w:r>
     </w:p>
     <w:bookmarkEnd w:id="15"/>
-    <w:bookmarkStart w:id="28" w:name="results"/>
+    <w:bookmarkStart w:id="31" w:name="results"/>
     <w:p>
       <w:pPr>
         <w:pStyle w:val="Heading1"/>
@@ -988,7 +988,7 @@
         <w:t xml:space="preserve">Results</w:t>
       </w:r>
     </w:p>
-    <w:bookmarkStart w:id="16" w:name="accuracy-is-clustered-cost-is-not"/>
+    <w:bookmarkStart w:id="19" w:name="accuracy-is-clustered-cost-is-not"/>
     <w:p>
       <w:pPr>
         <w:pStyle w:val="Heading2"/>
@@ -1021,7 +1021,7 @@
         <w:t xml:space="preserve"> </w:t>
       </w:r>
       <w:r>
-        <w:t xml:space="preserve">pipeline rather than by a deep model (Table 1). Those same four differ by</w:t>
+        <w:t xml:space="preserve">pipeline rather than by a deep model (Table 1; Figure 1 draws the whole panel at once). Those same four differ by</w:t>
       </w:r>
       <w:r>
         <w:t xml:space="preserve"> </w:t>
@@ -1083,6 +1083,182 @@
       </w:r>
       <w:r>
         <w:t xml:space="preserve">the best ontology-aware concordance (0.811), likewise a margin inside repeat noise.</w:t>
+      </w:r>
+    </w:p>
+    <w:p>
+      <w:pPr>
+        <w:pStyle w:val="BodyText"/>
+      </w:pPr>
+      <w:r>
+        <w:drawing>
+          <wp:inline>
+            <wp:extent cx="5334000" cy="2668748"/>
+            <wp:effectExtent b="0" l="0" r="0" t="0"/>
+            <wp:docPr descr="accuracy and cost across every split" title="" id="17" name="Picture"/>
+            <a:graphic>
+              <a:graphicData uri="http://schemas.openxmlformats.org/drawingml/2006/picture">
+                <pic:pic>
+                  <pic:nvPicPr>
+                    <pic:cNvPr descr="/Users/iandriver/Downloads/actinn-jax-benchmark/docs/figures/fig_cost_accuracy_ranges.png" id="18" name="Picture"/>
+                    <pic:cNvPicPr>
+                      <a:picLocks noChangeArrowheads="1" noChangeAspect="1"/>
+                    </pic:cNvPicPr>
+                  </pic:nvPicPr>
+                  <pic:blipFill>
+                    <a:blip r:embed="rId16"/>
+                    <a:stretch>
+                      <a:fillRect/>
+                    </a:stretch>
+                  </pic:blipFill>
+                  <pic:spPr bwMode="auto">
+                    <a:xfrm>
+                      <a:off x="0" y="0"/>
+                      <a:ext cx="5334000" cy="2668748"/>
+                    </a:xfrm>
+                    <a:prstGeom prst="rect">
+                      <a:avLst/>
+                    </a:prstGeom>
+                    <a:noFill/>
+                    <a:ln w="9525">
+                      <a:noFill/>
+                      <a:headEnd/>
+                      <a:tailEnd/>
+                    </a:ln>
+                  </pic:spPr>
+                </pic:pic>
+              </a:graphicData>
+            </a:graphic>
+          </wp:inline>
+        </w:drawing>
+      </w:r>
+    </w:p>
+    <w:p>
+      <w:pPr>
+        <w:pStyle w:val="BodyText"/>
+      </w:pPr>
+      <w:r>
+        <w:rPr>
+          <w:b/>
+          <w:bCs/>
+        </w:rPr>
+        <w:t xml:space="preserve">Figure 1.</w:t>
+      </w:r>
+      <w:r>
+        <w:t xml:space="preserve"> </w:t>
+      </w:r>
+      <w:r>
+        <w:t xml:space="preserve">Eleven methods over seven splits.</w:t>
+      </w:r>
+      <w:r>
+        <w:t xml:space="preserve"> </w:t>
+      </w:r>
+      <w:r>
+        <w:rPr>
+          <w:i/>
+          <w:iCs/>
+        </w:rPr>
+        <w:t xml:space="preserve">A:</w:t>
+      </w:r>
+      <w:r>
+        <w:t xml:space="preserve"> </w:t>
+      </w:r>
+      <w:r>
+        <w:t xml:space="preserve">accuracy as the gap to whichever method</w:t>
+      </w:r>
+      <w:r>
+        <w:t xml:space="preserve"> </w:t>
+      </w:r>
+      <w:r>
+        <w:t xml:space="preserve">leads that split — raw accuracy is dominated by split difficulty (0.94 on pbmc against 0.36 on</w:t>
+      </w:r>
+      <w:r>
+        <w:t xml:space="preserve"> </w:t>
+      </w:r>
+      <w:r>
+        <w:t xml:space="preserve">cross-dataset lung), so a range over it would measure the datasets rather than the methods;</w:t>
+      </w:r>
+      <w:r>
+        <w:t xml:space="preserve"> </w:t>
+      </w:r>
+      <w:r>
+        <w:rPr>
+          <w:rStyle w:val="VerbatimChar"/>
+        </w:rPr>
+        <w:t xml:space="preserve">leads N</w:t>
+      </w:r>
+      <w:r>
+        <w:t xml:space="preserve"> </w:t>
+      </w:r>
+      <w:r>
+        <w:t xml:space="preserve">counts splits won.</w:t>
+      </w:r>
+      <w:r>
+        <w:t xml:space="preserve"> </w:t>
+      </w:r>
+      <w:r>
+        <w:rPr>
+          <w:i/>
+          <w:iCs/>
+        </w:rPr>
+        <w:t xml:space="preserve">B:</w:t>
+      </w:r>
+      <w:r>
+        <w:t xml:space="preserve"> </w:t>
+      </w:r>
+      <w:r>
+        <w:t xml:space="preserve">fit + predict on the same splits. Diamonds are means, dots</w:t>
+      </w:r>
+      <w:r>
+        <w:t xml:space="preserve"> </w:t>
+      </w:r>
+      <w:r>
+        <w:t xml:space="preserve">the individual splits, lines run worst to best. Six methods sit within</w:t>
+      </w:r>
+      <w:r>
+        <w:t xml:space="preserve"> </w:t>
+      </w:r>
+      <w:r>
+        <w:rPr>
+          <w:b/>
+          <w:bCs/>
+        </w:rPr>
+        <w:t xml:space="preserve">0.035</w:t>
+      </w:r>
+      <w:r>
+        <w:t xml:space="preserve"> </w:t>
+      </w:r>
+      <w:r>
+        <w:t xml:space="preserve">of the</w:t>
+      </w:r>
+      <w:r>
+        <w:t xml:space="preserve"> </w:t>
+      </w:r>
+      <w:r>
+        <w:t xml:space="preserve">per-split leader while spanning 3.4 s to 57 s. Every method’s spread across splits is wider</w:t>
+      </w:r>
+      <w:r>
+        <w:t xml:space="preserve"> </w:t>
+      </w:r>
+      <w:r>
+        <w:t xml:space="preserve">than the distance between the leading methods, which is the caution that belongs with any</w:t>
+      </w:r>
+      <w:r>
+        <w:t xml:space="preserve"> </w:t>
+      </w:r>
+      <w:r>
+        <w:t xml:space="preserve">panel-mean ranking. Repeat-to-repeat variation is far smaller — five methods are exactly</w:t>
+      </w:r>
+      <w:r>
+        <w:t xml:space="preserve"> </w:t>
+      </w:r>
+      <w:r>
+        <w:t xml:space="preserve">deterministic, and only scANVI (0.056) and scArches (0.020) move more than 0.009 — so the</w:t>
+      </w:r>
+      <w:r>
+        <w:t xml:space="preserve"> </w:t>
+      </w:r>
+      <w:r>
+        <w:t xml:space="preserve">range drawn here is across datasets. Per-split detail: Supplementary Figure S11.</w:t>
       </w:r>
     </w:p>
     <w:tbl>
@@ -2379,8 +2555,8 @@
         <w:t xml:space="preserve">(Supplementary Figure S8).</w:t>
       </w:r>
     </w:p>
-    <w:bookmarkEnd w:id="16"/>
-    <w:bookmarkStart w:id="20" w:name="X80fed2e78f71a1f8f859e9647ae1a67fdba3c16"/>
+    <w:bookmarkEnd w:id="19"/>
+    <w:bookmarkStart w:id="23" w:name="X80fed2e78f71a1f8f859e9647ae1a67fdba3c16"/>
     <w:p>
       <w:pPr>
         <w:pStyle w:val="Heading2"/>
@@ -2394,7 +2570,7 @@
         <w:pStyle w:val="FirstParagraph"/>
       </w:pPr>
       <w:r>
-        <w:t xml:space="preserve">That budget buys a workflow rather than a call (Figure 1). A shipped ~800-type census</w:t>
+        <w:t xml:space="preserve">That budget buys a workflow rather than a call (Figure 2). A shipped ~800-type census</w:t>
       </w:r>
       <w:r>
         <w:t xml:space="preserve"> </w:t>
@@ -2513,18 +2689,18 @@
           <wp:inline>
             <wp:extent cx="5334000" cy="1965681"/>
             <wp:effectExtent b="0" l="0" r="0" t="0"/>
-            <wp:docPr descr="workflow" title="" id="18" name="Picture"/>
+            <wp:docPr descr="workflow" title="" id="21" name="Picture"/>
             <a:graphic>
               <a:graphicData uri="http://schemas.openxmlformats.org/drawingml/2006/picture">
                 <pic:pic>
                   <pic:nvPicPr>
-                    <pic:cNvPr descr="/Users/iandriver/Downloads/actinn-jax-benchmark/docs/figures/fig_workflow_umap_ondata.png" id="19" name="Picture"/>
+                    <pic:cNvPr descr="/Users/iandriver/Downloads/actinn-jax-benchmark/docs/figures/fig_workflow_umap_ondata.png" id="22" name="Picture"/>
                     <pic:cNvPicPr>
                       <a:picLocks noChangeArrowheads="1" noChangeAspect="1"/>
                     </pic:cNvPicPr>
                   </pic:nvPicPr>
                   <pic:blipFill>
-                    <a:blip r:embed="rId17"/>
+                    <a:blip r:embed="rId20"/>
                     <a:stretch>
                       <a:fillRect/>
                     </a:stretch>
@@ -2560,7 +2736,7 @@
           <w:b/>
           <w:bCs/>
         </w:rPr>
-        <w:t xml:space="preserve">Figure 1.</w:t>
+        <w:t xml:space="preserve">Figure 2.</w:t>
       </w:r>
       <w:r>
         <w:t xml:space="preserve"> </w:t>
@@ -2622,8 +2798,8 @@
         <w:t xml:space="preserve">, tracking the clusters. Rightmost panel is the study’s own labels.</w:t>
       </w:r>
     </w:p>
-    <w:bookmarkEnd w:id="20"/>
-    <w:bookmarkStart w:id="21" w:name="X4b2d42acec3b76f689a683a66890b5330678ad6"/>
+    <w:bookmarkEnd w:id="23"/>
+    <w:bookmarkStart w:id="24" w:name="X4b2d42acec3b76f689a683a66890b5330678ad6"/>
     <w:p>
       <w:pPr>
         <w:pStyle w:val="Heading2"/>
@@ -3010,8 +3186,8 @@
         <w:t xml:space="preserve">concordance on two withheld datasets after 17 s of CPU.</w:t>
       </w:r>
     </w:p>
-    <w:bookmarkEnd w:id="21"/>
-    <w:bookmarkStart w:id="26" w:name="X5d5a48a3482289717abb7130a8b6298d60e6610"/>
+    <w:bookmarkEnd w:id="24"/>
+    <w:bookmarkStart w:id="29" w:name="X5d5a48a3482289717abb7130a8b6298d60e6610"/>
     <w:p>
       <w:pPr>
         <w:pStyle w:val="Heading2"/>
@@ -3037,7 +3213,7 @@
         <w:t xml:space="preserve"> </w:t>
       </w:r>
       <w:r>
-        <w:t xml:space="preserve">Ontology, they partition each query by agreement (Figure 2). We ran this on three tissues:</w:t>
+        <w:t xml:space="preserve">Ontology, they partition each query by agreement (Figure 3). We ran this on three tissues:</w:t>
       </w:r>
       <w:r>
         <w:t xml:space="preserve"> </w:t>
@@ -3303,7 +3479,7 @@
       <w:r>
         <w:t xml:space="preserve"> </w:t>
       </w:r>
-      <w:hyperlink r:id="rId22">
+      <w:hyperlink r:id="rId25">
         <w:r>
           <w:rPr>
             <w:rStyle w:val="Hyperlink"/>
@@ -3400,18 +3576,18 @@
           <wp:inline>
             <wp:extent cx="5334000" cy="1663557"/>
             <wp:effectExtent b="0" l="0" r="0" t="0"/>
-            <wp:docPr descr="reference agreement" title="" id="24" name="Picture"/>
+            <wp:docPr descr="reference agreement" title="" id="27" name="Picture"/>
             <a:graphic>
               <a:graphicData uri="http://schemas.openxmlformats.org/drawingml/2006/picture">
                 <pic:pic>
                   <pic:nvPicPr>
-                    <pic:cNvPr descr="/Users/iandriver/Downloads/actinn-jax-benchmark/docs/figures/fig_consensus.png" id="25" name="Picture"/>
+                    <pic:cNvPr descr="/Users/iandriver/Downloads/actinn-jax-benchmark/docs/figures/fig_consensus.png" id="28" name="Picture"/>
                     <pic:cNvPicPr>
                       <a:picLocks noChangeArrowheads="1" noChangeAspect="1"/>
                     </pic:cNvPicPr>
                   </pic:nvPicPr>
                   <pic:blipFill>
-                    <a:blip r:embed="rId23"/>
+                    <a:blip r:embed="rId26"/>
                     <a:stretch>
                       <a:fillRect/>
                     </a:stretch>
@@ -3447,7 +3623,7 @@
           <w:b/>
           <w:bCs/>
         </w:rPr>
-        <w:t xml:space="preserve">Figure 2.</w:t>
+        <w:t xml:space="preserve">Figure 3.</w:t>
       </w:r>
       <w:r>
         <w:t xml:space="preserve"> </w:t>
@@ -3522,8 +3698,8 @@
         <w:t xml:space="preserve">is resolved.</w:t>
       </w:r>
     </w:p>
-    <w:bookmarkEnd w:id="26"/>
-    <w:bookmarkStart w:id="27" w:name="Xc9c7bad4aecd06c09d0d5feaca47a6a3c3e0f37"/>
+    <w:bookmarkEnd w:id="29"/>
+    <w:bookmarkStart w:id="30" w:name="Xc9c7bad4aecd06c09d0d5feaca47a6a3c3e0f37"/>
     <w:p>
       <w:pPr>
         <w:pStyle w:val="Heading2"/>
@@ -3630,9 +3806,9 @@
         <w:t xml:space="preserve">independently on Open Problems, where zero-shot entries sit at the bottom of the leaderboard.</w:t>
       </w:r>
     </w:p>
-    <w:bookmarkEnd w:id="27"/>
-    <w:bookmarkEnd w:id="28"/>
-    <w:bookmarkStart w:id="29" w:name="discussion"/>
+    <w:bookmarkEnd w:id="30"/>
+    <w:bookmarkEnd w:id="31"/>
+    <w:bookmarkStart w:id="32" w:name="discussion"/>
     <w:p>
       <w:pPr>
         <w:pStyle w:val="Heading1"/>
@@ -3861,8 +4037,8 @@
         <w:t xml:space="preserve">report.</w:t>
       </w:r>
     </w:p>
-    <w:bookmarkEnd w:id="29"/>
-    <w:bookmarkStart w:id="52" w:name="references"/>
+    <w:bookmarkEnd w:id="32"/>
+    <w:bookmarkStart w:id="55" w:name="references"/>
     <w:p>
       <w:pPr>
         <w:pStyle w:val="Heading1"/>
@@ -3897,7 +4073,7 @@
       <w:r>
         <w:t xml:space="preserve"> </w:t>
       </w:r>
-      <w:hyperlink r:id="rId30">
+      <w:hyperlink r:id="rId33">
         <w:r>
           <w:rPr>
             <w:rStyle w:val="Hyperlink"/>
@@ -3939,7 +4115,7 @@
       <w:r>
         <w:t xml:space="preserve"> </w:t>
       </w:r>
-      <w:hyperlink r:id="rId31">
+      <w:hyperlink r:id="rId34">
         <w:r>
           <w:rPr>
             <w:rStyle w:val="Hyperlink"/>
@@ -3981,7 +4157,7 @@
       <w:r>
         <w:t xml:space="preserve"> </w:t>
       </w:r>
-      <w:hyperlink r:id="rId32">
+      <w:hyperlink r:id="rId35">
         <w:r>
           <w:rPr>
             <w:rStyle w:val="Hyperlink"/>
@@ -4023,7 +4199,7 @@
       <w:r>
         <w:t xml:space="preserve"> </w:t>
       </w:r>
-      <w:hyperlink r:id="rId33">
+      <w:hyperlink r:id="rId36">
         <w:r>
           <w:rPr>
             <w:rStyle w:val="Hyperlink"/>
@@ -4049,7 +4225,7 @@
       <w:r>
         <w:t xml:space="preserve"> </w:t>
       </w:r>
-      <w:hyperlink r:id="rId34">
+      <w:hyperlink r:id="rId37">
         <w:r>
           <w:rPr>
             <w:rStyle w:val="Hyperlink"/>
@@ -4117,7 +4293,7 @@
       <w:r>
         <w:t xml:space="preserve"> </w:t>
       </w:r>
-      <w:hyperlink r:id="rId35">
+      <w:hyperlink r:id="rId38">
         <w:r>
           <w:rPr>
             <w:rStyle w:val="Hyperlink"/>
@@ -4159,7 +4335,7 @@
       <w:r>
         <w:t xml:space="preserve"> </w:t>
       </w:r>
-      <w:hyperlink r:id="rId36">
+      <w:hyperlink r:id="rId39">
         <w:r>
           <w:rPr>
             <w:rStyle w:val="Hyperlink"/>
@@ -4201,7 +4377,7 @@
       <w:r>
         <w:t xml:space="preserve"> </w:t>
       </w:r>
-      <w:hyperlink r:id="rId37">
+      <w:hyperlink r:id="rId40">
         <w:r>
           <w:rPr>
             <w:rStyle w:val="Hyperlink"/>
@@ -4243,7 +4419,7 @@
       <w:r>
         <w:t xml:space="preserve"> </w:t>
       </w:r>
-      <w:hyperlink r:id="rId38">
+      <w:hyperlink r:id="rId41">
         <w:r>
           <w:rPr>
             <w:rStyle w:val="Hyperlink"/>
@@ -4285,7 +4461,7 @@
       <w:r>
         <w:t xml:space="preserve"> </w:t>
       </w:r>
-      <w:hyperlink r:id="rId39">
+      <w:hyperlink r:id="rId42">
         <w:r>
           <w:rPr>
             <w:rStyle w:val="Hyperlink"/>
@@ -4369,7 +4545,7 @@
       <w:r>
         <w:t xml:space="preserve"> </w:t>
       </w:r>
-      <w:hyperlink r:id="rId40">
+      <w:hyperlink r:id="rId43">
         <w:r>
           <w:rPr>
             <w:rStyle w:val="Hyperlink"/>
@@ -4411,7 +4587,7 @@
       <w:r>
         <w:t xml:space="preserve"> </w:t>
       </w:r>
-      <w:hyperlink r:id="rId41">
+      <w:hyperlink r:id="rId44">
         <w:r>
           <w:rPr>
             <w:rStyle w:val="Hyperlink"/>
@@ -4453,7 +4629,7 @@
       <w:r>
         <w:t xml:space="preserve"> </w:t>
       </w:r>
-      <w:hyperlink r:id="rId42">
+      <w:hyperlink r:id="rId45">
         <w:r>
           <w:rPr>
             <w:rStyle w:val="Hyperlink"/>
@@ -4537,7 +4713,7 @@
       <w:r>
         <w:t xml:space="preserve"> </w:t>
       </w:r>
-      <w:hyperlink r:id="rId22">
+      <w:hyperlink r:id="rId25">
         <w:r>
           <w:rPr>
             <w:rStyle w:val="Hyperlink"/>
@@ -4563,7 +4739,7 @@
       <w:r>
         <w:t xml:space="preserve"> </w:t>
       </w:r>
-      <w:hyperlink r:id="rId43">
+      <w:hyperlink r:id="rId46">
         <w:r>
           <w:rPr>
             <w:rStyle w:val="Hyperlink"/>
@@ -4605,7 +4781,7 @@
       <w:r>
         <w:t xml:space="preserve"> </w:t>
       </w:r>
-      <w:hyperlink r:id="rId44">
+      <w:hyperlink r:id="rId47">
         <w:r>
           <w:rPr>
             <w:rStyle w:val="Hyperlink"/>
@@ -4647,7 +4823,7 @@
       <w:r>
         <w:t xml:space="preserve"> </w:t>
       </w:r>
-      <w:hyperlink r:id="rId45">
+      <w:hyperlink r:id="rId48">
         <w:r>
           <w:rPr>
             <w:rStyle w:val="Hyperlink"/>
@@ -4731,7 +4907,7 @@
       <w:r>
         <w:t xml:space="preserve"> </w:t>
       </w:r>
-      <w:hyperlink r:id="rId46">
+      <w:hyperlink r:id="rId49">
         <w:r>
           <w:rPr>
             <w:rStyle w:val="Hyperlink"/>
@@ -4773,7 +4949,7 @@
       <w:r>
         <w:t xml:space="preserve"> </w:t>
       </w:r>
-      <w:hyperlink r:id="rId47">
+      <w:hyperlink r:id="rId50">
         <w:r>
           <w:rPr>
             <w:rStyle w:val="Hyperlink"/>
@@ -4815,7 +4991,7 @@
       <w:r>
         <w:t xml:space="preserve"> </w:t>
       </w:r>
-      <w:hyperlink r:id="rId48">
+      <w:hyperlink r:id="rId51">
         <w:r>
           <w:rPr>
             <w:rStyle w:val="Hyperlink"/>
@@ -4857,7 +5033,7 @@
       <w:r>
         <w:t xml:space="preserve"> </w:t>
       </w:r>
-      <w:hyperlink r:id="rId49">
+      <w:hyperlink r:id="rId52">
         <w:r>
           <w:rPr>
             <w:rStyle w:val="Hyperlink"/>
@@ -4899,7 +5075,7 @@
       <w:r>
         <w:t xml:space="preserve"> </w:t>
       </w:r>
-      <w:hyperlink r:id="rId50">
+      <w:hyperlink r:id="rId53">
         <w:r>
           <w:rPr>
             <w:rStyle w:val="Hyperlink"/>
@@ -4941,7 +5117,7 @@
       <w:r>
         <w:t xml:space="preserve"> </w:t>
       </w:r>
-      <w:hyperlink r:id="rId51">
+      <w:hyperlink r:id="rId54">
         <w:r>
           <w:rPr>
             <w:rStyle w:val="Hyperlink"/>
@@ -4953,7 +5129,7 @@
         <w:t xml:space="preserve">.</w:t>
       </w:r>
     </w:p>
-    <w:bookmarkEnd w:id="52"/>
+    <w:bookmarkEnd w:id="55"/>
     <w:sectPr>
       <w:footnotePr>
         <w:numRestart w:val="eachSect"/>

--- a/manuscript/actinn-jax_brief.docx
+++ b/manuscript/actinn-jax_brief.docx
@@ -133,7 +133,7 @@
         <w:t xml:space="preserve"> </w:t>
       </w:r>
       <w:r>
-        <w:t xml:space="preserve">beats none of them: the value is knowing which calls to trust. We release the reimplementation, the harness and the pre-trained references.</w:t>
+        <w:t xml:space="preserve">beats none of them: the value is knowing which calls to trust. Code and pre-trained references are available at github.com/iandriver/actinn-jax, github.com/iandriver/actinn-jax-benchmark and doi:10.5281/zenodo.21688150.</w:t>
       </w:r>
     </w:p>
     <w:p>

--- a/manuscript/actinn-jax_brief.docx
+++ b/manuscript/actinn-jax_brief.docx
@@ -88,7 +88,7 @@
         <w:t xml:space="preserve"> </w:t>
       </w:r>
       <w:r>
-        <w:t xml:space="preserve">— while their inference cost differs by two orders of magnitude and their peak memory by 2.5×. No method leads everywhere, and no ordering is stable — it inverts with reference size, feature budget and label granularity. With several methods both accurate and cheap, the useful question is not which is best but what cheap annotation makes possible. Using</w:t>
+        <w:t xml:space="preserve">— while their inference cost differs by two orders of magnitude and their peak memory by 2.5×. No method leads everywhere, and no ordering is stable: it inverts with reference size, feature budget and label granularity. Because annotation is this cheap, a query can be labelled several times rather than once. We ran three procedures that do so, all using</w:t>
       </w:r>
       <w:r>
         <w:t xml:space="preserve"> </w:t>
@@ -101,39 +101,7 @@
         <w:t xml:space="preserve">actinn-jax</w:t>
       </w:r>
       <w:r>
-        <w:t xml:space="preserve">, a JAX reimplementation of ACTINN whose cached reference maps a query in under a second, we show annotation becoming a</w:t>
-      </w:r>
-      <w:r>
-        <w:t xml:space="preserve"> </w:t>
-      </w:r>
-      <w:r>
-        <w:rPr>
-          <w:b/>
-          <w:bCs/>
-        </w:rPr>
-        <w:t xml:space="preserve">multi-pass workflow</w:t>
-      </w:r>
-      <w:r>
-        <w:t xml:space="preserve"> </w:t>
-      </w:r>
-      <w:r>
-        <w:t xml:space="preserve">rather than a single decision: a shipped ~800-type reference routes a query to tissue and hands off to a focused one (cross-study liver 0.23/0.58 to 0.72/0.86, exact/ontology); a pan-human annotator distills into an interchangeable entry point from raw counts alone — no GPU, no labels — matching its teacher at six to nine times the throughput; and three broad references over the same cells partition it by agreement. In liver, lung and brain every reference is far more accurate where all three concur, though a consensus</w:t>
-      </w:r>
-      <w:r>
-        <w:t xml:space="preserve"> </w:t>
-      </w:r>
-      <w:r>
-        <w:rPr>
-          <w:i/>
-          <w:iCs/>
-        </w:rPr>
-        <w:t xml:space="preserve">label</w:t>
-      </w:r>
-      <w:r>
-        <w:t xml:space="preserve"> </w:t>
-      </w:r>
-      <w:r>
-        <w:t xml:space="preserve">beats none of them: the value is knowing which calls to trust. Code and pre-trained references are available at github.com/iandriver/actinn-jax, github.com/iandriver/actinn-jax-benchmark and doi:10.5281/zenodo.21688150.</w:t>
+        <w:t xml:space="preserve">, a JAX reimplementation of ACTINN that caches a trained reference and labels a query in under a second. A 798-type human reference assigns a tissue, and a tissue-specific reference then relabels the same cells, raising cross-study liver from 0.23 exact / 0.58 ontology to 0.72 / 0.86. A pretrained pan-human annotator was distilled into an actinn-jax reference that matches its accuracy and labels six to nine times faster, built from unlabelled data without a GPU. Running three broad references over one query and grouping cells by whether the three agree separates reliable calls from unreliable ones: in liver, lung and brain every reference scores far higher where all three agree, though the consensus label beats no single reference. Code and pre-trained references are available at github.com/iandriver/actinn-jax, github.com/iandriver/actinn-jax-benchmark and doi:10.5281/zenodo.21688150.</w:t>
       </w:r>
     </w:p>
     <w:p>
@@ -188,13 +156,7 @@
         <w:t xml:space="preserve"> </w:t>
       </w:r>
       <w:r>
-        <w:t xml:space="preserve">while predict time differs by ~205× and peak memory by 2.5×; cost, not accuracy, is what</w:t>
-      </w:r>
-      <w:r>
-        <w:t xml:space="preserve"> </w:t>
-      </w:r>
-      <w:r>
-        <w:t xml:space="preserve">distinguishes them in practice.</w:t>
+        <w:t xml:space="preserve">while predict time differs by ~205× and peak memory by 2.5×.</w:t>
       </w:r>
     </w:p>
     <w:p>
@@ -254,19 +216,19 @@
         </w:numPr>
       </w:pPr>
       <w:r>
-        <w:t xml:space="preserve">A pretrained pan-human annotator can be distilled into a fast reference using only raw</w:t>
-      </w:r>
-      <w:r>
-        <w:t xml:space="preserve"> </w:t>
-      </w:r>
-      <w:r>
-        <w:t xml:space="preserve">counts — no GPU, no labels — matching the teacher’s concordance and beating a census-built</w:t>
-      </w:r>
-      <w:r>
-        <w:t xml:space="preserve"> </w:t>
-      </w:r>
-      <w:r>
-        <w:t xml:space="preserve">reference, at 6–9× the teacher’s throughput.</w:t>
+        <w:t xml:space="preserve">A pretrained pan-human annotator was distilled into an actinn-jax reference that matches</w:t>
+      </w:r>
+      <w:r>
+        <w:t xml:space="preserve"> </w:t>
+      </w:r>
+      <w:r>
+        <w:t xml:space="preserve">its concordance at 6–9× the throughput and beats a census-built reference. The distillation</w:t>
+      </w:r>
+      <w:r>
+        <w:t xml:space="preserve"> </w:t>
+      </w:r>
+      <w:r>
+        <w:t xml:space="preserve">used unlabelled data and no GPU.</w:t>
       </w:r>
     </w:p>
     <w:p>
@@ -278,25 +240,31 @@
         </w:numPr>
       </w:pPr>
       <w:r>
-        <w:t xml:space="preserve">Agreement between independent broad references is a label-free confidence signal,</w:t>
-      </w:r>
-      <w:r>
-        <w:t xml:space="preserve"> </w:t>
-      </w:r>
-      <w:r>
-        <w:t xml:space="preserve">replicated on three tissues: where three references concur, every one of them is far more</w:t>
-      </w:r>
-      <w:r>
-        <w:t xml:space="preserve"> </w:t>
-      </w:r>
-      <w:r>
-        <w:t xml:space="preserve">accurate than where they disagree. How much of a query that covers varies from 23% to 94%</w:t>
-      </w:r>
-      <w:r>
-        <w:t xml:space="preserve"> </w:t>
-      </w:r>
-      <w:r>
-        <w:t xml:space="preserve">and tracks the resolution of the query’s own annotation. A consensus</w:t>
+        <w:t xml:space="preserve">Running three independent broad references over one query and grouping cells by whether</w:t>
+      </w:r>
+      <w:r>
+        <w:t xml:space="preserve"> </w:t>
+      </w:r>
+      <w:r>
+        <w:t xml:space="preserve">the three agree separates reliable calls from unreliable ones, in all three tissues tested:</w:t>
+      </w:r>
+      <w:r>
+        <w:t xml:space="preserve"> </w:t>
+      </w:r>
+      <w:r>
+        <w:t xml:space="preserve">where the references concur, every one of them is far more accurate than where they do not.</w:t>
+      </w:r>
+      <w:r>
+        <w:t xml:space="preserve"> </w:t>
+      </w:r>
+      <w:r>
+        <w:t xml:space="preserve">The agreeing set covers 23% to 94% of a query, tracking the resolution of that query’s own</w:t>
+      </w:r>
+      <w:r>
+        <w:t xml:space="preserve"> </w:t>
+      </w:r>
+      <w:r>
+        <w:t xml:space="preserve">annotation. A consensus</w:t>
       </w:r>
       <w:r>
         <w:t xml:space="preserve"> </w:t>
@@ -312,13 +280,7 @@
         <w:t xml:space="preserve"> </w:t>
       </w:r>
       <w:r>
-        <w:t xml:space="preserve">beats the best</w:t>
-      </w:r>
-      <w:r>
-        <w:t xml:space="preserve"> </w:t>
-      </w:r>
-      <w:r>
-        <w:t xml:space="preserve">single reference in none of the three.</w:t>
+        <w:t xml:space="preserve">beats the best single reference in none of the three.</w:t>
       </w:r>
     </w:p>
     <w:bookmarkEnd w:id="9"/>
@@ -474,7 +436,7 @@
         <w:t xml:space="preserve"> </w:t>
       </w:r>
       <w:r>
-        <w:t xml:space="preserve">ships a supervised hierarchical classifier over a harmonized</w:t>
+        <w:t xml:space="preserve">is a supervised hierarchical classifier over a harmonized</w:t>
       </w:r>
       <w:r>
         <w:t xml:space="preserve"> </w:t>
@@ -2570,7 +2532,7 @@
         <w:pStyle w:val="FirstParagraph"/>
       </w:pPr>
       <w:r>
-        <w:t xml:space="preserve">That budget buys a workflow rather than a call (Figure 2). A shipped ~800-type census</w:t>
+        <w:t xml:space="preserve">That budget buys a workflow rather than a call (Figure 2). A ~800-type census</w:t>
       </w:r>
       <w:r>
         <w:t xml:space="preserve"> </w:t>
@@ -3201,19 +3163,19 @@
         <w:pStyle w:val="FirstParagraph"/>
       </w:pPr>
       <w:r>
-        <w:t xml:space="preserve">Three interchangeable entry points invite a question that is only affordable when calls are</w:t>
-      </w:r>
-      <w:r>
-        <w:t xml:space="preserve"> </w:t>
-      </w:r>
-      <w:r>
-        <w:t xml:space="preserve">cheap: what if a user runs all of them? Scored on identical cells and compared in the Cell</w:t>
-      </w:r>
-      <w:r>
-        <w:t xml:space="preserve"> </w:t>
-      </w:r>
-      <w:r>
-        <w:t xml:space="preserve">Ontology, they partition each query by agreement (Figure 3). We ran this on three tissues:</w:t>
+        <w:t xml:space="preserve">The three entry points are interchangeable, so we ran all of them over the same query. Scored</w:t>
+      </w:r>
+      <w:r>
+        <w:t xml:space="preserve"> </w:t>
+      </w:r>
+      <w:r>
+        <w:t xml:space="preserve">on identical cells and compared in the Cell Ontology, they partition each query by agreement</w:t>
+      </w:r>
+      <w:r>
+        <w:t xml:space="preserve"> </w:t>
+      </w:r>
+      <w:r>
+        <w:t xml:space="preserve">(Figure 3). We ran this on three tissues:</w:t>
       </w:r>
       <w:r>
         <w:t xml:space="preserve"> </w:t>

--- a/manuscript/actinn-jax_brief.docx
+++ b/manuscript/actinn-jax_brief.docx
@@ -284,7 +284,7 @@
       </w:r>
     </w:p>
     <w:bookmarkEnd w:id="9"/>
-    <w:bookmarkStart w:id="12" w:name="introduction"/>
+    <w:bookmarkStart w:id="13" w:name="introduction"/>
     <w:p>
       <w:pPr>
         <w:pStyle w:val="Heading1"/>
@@ -333,13 +333,33 @@
         <w:t xml:space="preserve"> </w:t>
       </w:r>
       <w:r>
-        <w:t xml:space="preserve">raise accuracy in some settings but need accelerators, and their</w:t>
-      </w:r>
-      <w:r>
-        <w:t xml:space="preserve"> </w:t>
-      </w:r>
-      <w:r>
-        <w:t xml:space="preserve">zero-shot label predictions underperform small models trained on curated references.</w:t>
+        <w:t xml:space="preserve">raise accuracy in some settings but need accelerators, and used zero-shot</w:t>
+      </w:r>
+      <w:r>
+        <w:t xml:space="preserve"> </w:t>
+      </w:r>
+      <w:r>
+        <w:t xml:space="preserve">they underperform far simpler alternatives, here (0.201 against 0.917 ontology concordance on</w:t>
+      </w:r>
+      <w:r>
+        <w:t xml:space="preserve"> </w:t>
+      </w:r>
+      <w:r>
+        <w:t xml:space="preserve">lung) and in an independent evaluation of scGPT and Geneformer embeddings</w:t>
+      </w:r>
+      <w:r>
+        <w:t xml:space="preserve"> </w:t>
+      </w:r>
+      <w:hyperlink r:id="rId11">
+        <w:r>
+          <w:rPr>
+            <w:rStyle w:val="Hyperlink"/>
+          </w:rPr>
+          <w:t xml:space="preserve">[Kedzierska 2025]</w:t>
+        </w:r>
+      </w:hyperlink>
+      <w:r>
+        <w:t xml:space="preserve">.</w:t>
       </w:r>
     </w:p>
     <w:p>
@@ -424,7 +444,7 @@
       <w:r>
         <w:t xml:space="preserve"> </w:t>
       </w:r>
-      <w:hyperlink r:id="rId11">
+      <w:hyperlink r:id="rId12">
         <w:r>
           <w:rPr>
             <w:rStyle w:val="Hyperlink"/>
@@ -561,8 +581,8 @@
         <w:t xml:space="preserve">linear baseline is tuned; and the external validation uses a benchmark designed by others.</w:t>
       </w:r>
     </w:p>
-    <w:bookmarkEnd w:id="12"/>
-    <w:bookmarkStart w:id="15" w:name="materials-and-methods"/>
+    <w:bookmarkEnd w:id="13"/>
+    <w:bookmarkStart w:id="16" w:name="materials-and-methods"/>
     <w:p>
       <w:pPr>
         <w:pStyle w:val="Heading1"/>
@@ -591,7 +611,7 @@
       <w:r>
         <w:t xml:space="preserve"> </w:t>
       </w:r>
-      <w:hyperlink r:id="rId13">
+      <w:hyperlink r:id="rId14">
         <w:r>
           <w:rPr>
             <w:rStyle w:val="Hyperlink"/>
@@ -898,7 +918,7 @@
       <w:r>
         <w:t xml:space="preserve"> </w:t>
       </w:r>
-      <w:hyperlink r:id="rId14">
+      <w:hyperlink r:id="rId15">
         <w:r>
           <w:rPr>
             <w:rStyle w:val="Hyperlink"/>
@@ -940,8 +960,8 @@
         <w:t xml:space="preserve">repository.</w:t>
       </w:r>
     </w:p>
-    <w:bookmarkEnd w:id="15"/>
-    <w:bookmarkStart w:id="31" w:name="results"/>
+    <w:bookmarkEnd w:id="16"/>
+    <w:bookmarkStart w:id="32" w:name="results"/>
     <w:p>
       <w:pPr>
         <w:pStyle w:val="Heading1"/>
@@ -950,7 +970,7 @@
         <w:t xml:space="preserve">Results</w:t>
       </w:r>
     </w:p>
-    <w:bookmarkStart w:id="19" w:name="accuracy-is-clustered-cost-is-not"/>
+    <w:bookmarkStart w:id="20" w:name="accuracy-is-clustered-cost-is-not"/>
     <w:p>
       <w:pPr>
         <w:pStyle w:val="Heading2"/>
@@ -1056,18 +1076,18 @@
           <wp:inline>
             <wp:extent cx="5334000" cy="2668748"/>
             <wp:effectExtent b="0" l="0" r="0" t="0"/>
-            <wp:docPr descr="accuracy and cost across every split" title="" id="17" name="Picture"/>
+            <wp:docPr descr="accuracy and cost across every split" title="" id="18" name="Picture"/>
             <a:graphic>
               <a:graphicData uri="http://schemas.openxmlformats.org/drawingml/2006/picture">
                 <pic:pic>
                   <pic:nvPicPr>
-                    <pic:cNvPr descr="/Users/iandriver/Downloads/actinn-jax-benchmark/docs/figures/fig_cost_accuracy_ranges.png" id="18" name="Picture"/>
+                    <pic:cNvPr descr="/Users/iandriver/Downloads/actinn-jax-benchmark/docs/figures/fig_cost_accuracy_ranges.png" id="19" name="Picture"/>
                     <pic:cNvPicPr>
                       <a:picLocks noChangeArrowheads="1" noChangeAspect="1"/>
                     </pic:cNvPicPr>
                   </pic:nvPicPr>
                   <pic:blipFill>
-                    <a:blip r:embed="rId16"/>
+                    <a:blip r:embed="rId17"/>
                     <a:stretch>
                       <a:fillRect/>
                     </a:stretch>
@@ -2517,8 +2537,8 @@
         <w:t xml:space="preserve">(Supplementary Figure S8).</w:t>
       </w:r>
     </w:p>
-    <w:bookmarkEnd w:id="19"/>
-    <w:bookmarkStart w:id="23" w:name="X80fed2e78f71a1f8f859e9647ae1a67fdba3c16"/>
+    <w:bookmarkEnd w:id="20"/>
+    <w:bookmarkStart w:id="24" w:name="X80fed2e78f71a1f8f859e9647ae1a67fdba3c16"/>
     <w:p>
       <w:pPr>
         <w:pStyle w:val="Heading2"/>
@@ -2651,18 +2671,18 @@
           <wp:inline>
             <wp:extent cx="5334000" cy="1965681"/>
             <wp:effectExtent b="0" l="0" r="0" t="0"/>
-            <wp:docPr descr="workflow" title="" id="21" name="Picture"/>
+            <wp:docPr descr="workflow" title="" id="22" name="Picture"/>
             <a:graphic>
               <a:graphicData uri="http://schemas.openxmlformats.org/drawingml/2006/picture">
                 <pic:pic>
                   <pic:nvPicPr>
-                    <pic:cNvPr descr="/Users/iandriver/Downloads/actinn-jax-benchmark/docs/figures/fig_workflow_umap_ondata.png" id="22" name="Picture"/>
+                    <pic:cNvPr descr="/Users/iandriver/Downloads/actinn-jax-benchmark/docs/figures/fig_workflow_umap_ondata.png" id="23" name="Picture"/>
                     <pic:cNvPicPr>
                       <a:picLocks noChangeArrowheads="1" noChangeAspect="1"/>
                     </pic:cNvPicPr>
                   </pic:nvPicPr>
                   <pic:blipFill>
-                    <a:blip r:embed="rId20"/>
+                    <a:blip r:embed="rId21"/>
                     <a:stretch>
                       <a:fillRect/>
                     </a:stretch>
@@ -2760,8 +2780,8 @@
         <w:t xml:space="preserve">, tracking the clusters. Rightmost panel is the study’s own labels.</w:t>
       </w:r>
     </w:p>
-    <w:bookmarkEnd w:id="23"/>
-    <w:bookmarkStart w:id="24" w:name="X4b2d42acec3b76f689a683a66890b5330678ad6"/>
+    <w:bookmarkEnd w:id="24"/>
+    <w:bookmarkStart w:id="25" w:name="X4b2d42acec3b76f689a683a66890b5330678ad6"/>
     <w:p>
       <w:pPr>
         <w:pStyle w:val="Heading2"/>
@@ -2786,7 +2806,7 @@
       <w:r>
         <w:t xml:space="preserve"> </w:t>
       </w:r>
-      <w:hyperlink r:id="rId11">
+      <w:hyperlink r:id="rId12">
         <w:r>
           <w:rPr>
             <w:rStyle w:val="Hyperlink"/>
@@ -3148,8 +3168,8 @@
         <w:t xml:space="preserve">concordance on two withheld datasets after 17 s of CPU.</w:t>
       </w:r>
     </w:p>
-    <w:bookmarkEnd w:id="24"/>
-    <w:bookmarkStart w:id="29" w:name="X5d5a48a3482289717abb7130a8b6298d60e6610"/>
+    <w:bookmarkEnd w:id="25"/>
+    <w:bookmarkStart w:id="30" w:name="X5d5a48a3482289717abb7130a8b6298d60e6610"/>
     <w:p>
       <w:pPr>
         <w:pStyle w:val="Heading2"/>
@@ -3441,7 +3461,7 @@
       <w:r>
         <w:t xml:space="preserve"> </w:t>
       </w:r>
-      <w:hyperlink r:id="rId25">
+      <w:hyperlink r:id="rId26">
         <w:r>
           <w:rPr>
             <w:rStyle w:val="Hyperlink"/>
@@ -3538,18 +3558,18 @@
           <wp:inline>
             <wp:extent cx="5334000" cy="1663557"/>
             <wp:effectExtent b="0" l="0" r="0" t="0"/>
-            <wp:docPr descr="reference agreement" title="" id="27" name="Picture"/>
+            <wp:docPr descr="reference agreement" title="" id="28" name="Picture"/>
             <a:graphic>
               <a:graphicData uri="http://schemas.openxmlformats.org/drawingml/2006/picture">
                 <pic:pic>
                   <pic:nvPicPr>
-                    <pic:cNvPr descr="/Users/iandriver/Downloads/actinn-jax-benchmark/docs/figures/fig_consensus.png" id="28" name="Picture"/>
+                    <pic:cNvPr descr="/Users/iandriver/Downloads/actinn-jax-benchmark/docs/figures/fig_consensus.png" id="29" name="Picture"/>
                     <pic:cNvPicPr>
                       <a:picLocks noChangeArrowheads="1" noChangeAspect="1"/>
                     </pic:cNvPicPr>
                   </pic:nvPicPr>
                   <pic:blipFill>
-                    <a:blip r:embed="rId26"/>
+                    <a:blip r:embed="rId27"/>
                     <a:stretch>
                       <a:fillRect/>
                     </a:stretch>
@@ -3660,8 +3680,8 @@
         <w:t xml:space="preserve">is resolved.</w:t>
       </w:r>
     </w:p>
-    <w:bookmarkEnd w:id="29"/>
-    <w:bookmarkStart w:id="30" w:name="Xc9c7bad4aecd06c09d0d5feaca47a6a3c3e0f37"/>
+    <w:bookmarkEnd w:id="30"/>
+    <w:bookmarkStart w:id="31" w:name="Xc9c7bad4aecd06c09d0d5feaca47a6a3c3e0f37"/>
     <w:p>
       <w:pPr>
         <w:pStyle w:val="Heading2"/>
@@ -3768,9 +3788,9 @@
         <w:t xml:space="preserve">independently on Open Problems, where zero-shot entries sit at the bottom of the leaderboard.</w:t>
       </w:r>
     </w:p>
-    <w:bookmarkEnd w:id="30"/>
     <w:bookmarkEnd w:id="31"/>
-    <w:bookmarkStart w:id="32" w:name="discussion"/>
+    <w:bookmarkEnd w:id="32"/>
+    <w:bookmarkStart w:id="33" w:name="discussion"/>
     <w:p>
       <w:pPr>
         <w:pStyle w:val="Heading1"/>
@@ -3999,8 +4019,8 @@
         <w:t xml:space="preserve">report.</w:t>
       </w:r>
     </w:p>
-    <w:bookmarkEnd w:id="32"/>
-    <w:bookmarkStart w:id="55" w:name="references"/>
+    <w:bookmarkEnd w:id="33"/>
+    <w:bookmarkStart w:id="57" w:name="references"/>
     <w:p>
       <w:pPr>
         <w:pStyle w:val="Heading1"/>
@@ -4035,7 +4055,7 @@
       <w:r>
         <w:t xml:space="preserve"> </w:t>
       </w:r>
-      <w:hyperlink r:id="rId33">
+      <w:hyperlink r:id="rId34">
         <w:r>
           <w:rPr>
             <w:rStyle w:val="Hyperlink"/>
@@ -4077,7 +4097,7 @@
       <w:r>
         <w:t xml:space="preserve"> </w:t>
       </w:r>
-      <w:hyperlink r:id="rId34">
+      <w:hyperlink r:id="rId35">
         <w:r>
           <w:rPr>
             <w:rStyle w:val="Hyperlink"/>
@@ -4119,7 +4139,7 @@
       <w:r>
         <w:t xml:space="preserve"> </w:t>
       </w:r>
-      <w:hyperlink r:id="rId35">
+      <w:hyperlink r:id="rId36">
         <w:r>
           <w:rPr>
             <w:rStyle w:val="Hyperlink"/>
@@ -4161,7 +4181,7 @@
       <w:r>
         <w:t xml:space="preserve"> </w:t>
       </w:r>
-      <w:hyperlink r:id="rId36">
+      <w:hyperlink r:id="rId37">
         <w:r>
           <w:rPr>
             <w:rStyle w:val="Hyperlink"/>
@@ -4187,7 +4207,7 @@
       <w:r>
         <w:t xml:space="preserve"> </w:t>
       </w:r>
-      <w:hyperlink r:id="rId37">
+      <w:hyperlink r:id="rId38">
         <w:r>
           <w:rPr>
             <w:rStyle w:val="Hyperlink"/>
@@ -4213,7 +4233,7 @@
       <w:r>
         <w:t xml:space="preserve"> </w:t>
       </w:r>
-      <w:hyperlink r:id="rId14">
+      <w:hyperlink r:id="rId15">
         <w:r>
           <w:rPr>
             <w:rStyle w:val="Hyperlink"/>
@@ -4255,7 +4275,7 @@
       <w:r>
         <w:t xml:space="preserve"> </w:t>
       </w:r>
-      <w:hyperlink r:id="rId38">
+      <w:hyperlink r:id="rId39">
         <w:r>
           <w:rPr>
             <w:rStyle w:val="Hyperlink"/>
@@ -4297,7 +4317,7 @@
       <w:r>
         <w:t xml:space="preserve"> </w:t>
       </w:r>
-      <w:hyperlink r:id="rId39">
+      <w:hyperlink r:id="rId40">
         <w:r>
           <w:rPr>
             <w:rStyle w:val="Hyperlink"/>
@@ -4339,7 +4359,7 @@
       <w:r>
         <w:t xml:space="preserve"> </w:t>
       </w:r>
-      <w:hyperlink r:id="rId40">
+      <w:hyperlink r:id="rId41">
         <w:r>
           <w:rPr>
             <w:rStyle w:val="Hyperlink"/>
@@ -4381,7 +4401,7 @@
       <w:r>
         <w:t xml:space="preserve"> </w:t>
       </w:r>
-      <w:hyperlink r:id="rId41">
+      <w:hyperlink r:id="rId42">
         <w:r>
           <w:rPr>
             <w:rStyle w:val="Hyperlink"/>
@@ -4423,12 +4443,54 @@
       <w:r>
         <w:t xml:space="preserve"> </w:t>
       </w:r>
-      <w:hyperlink r:id="rId42">
+      <w:hyperlink r:id="rId43">
         <w:r>
           <w:rPr>
             <w:rStyle w:val="Hyperlink"/>
           </w:rPr>
           <w:t xml:space="preserve">doi:10.1016/j.xgen.2026.101217</w:t>
+        </w:r>
+      </w:hyperlink>
+      <w:r>
+        <w:t xml:space="preserve">.</w:t>
+      </w:r>
+    </w:p>
+    <w:p>
+      <w:pPr>
+        <w:pStyle w:val="Compact"/>
+        <w:numPr>
+          <w:ilvl w:val="0"/>
+          <w:numId w:val="1002"/>
+        </w:numPr>
+      </w:pPr>
+      <w:r>
+        <w:t xml:space="preserve">Jorstad NL, Song JHT, Exposito-Alonso D, et al. Comparative transcriptomics reveals human-specific cortical features.</w:t>
+      </w:r>
+      <w:r>
+        <w:t xml:space="preserve"> </w:t>
+      </w:r>
+      <w:r>
+        <w:rPr>
+          <w:i/>
+          <w:iCs/>
+        </w:rPr>
+        <w:t xml:space="preserve">Science</w:t>
+      </w:r>
+      <w:r>
+        <w:t xml:space="preserve"> </w:t>
+      </w:r>
+      <w:r>
+        <w:t xml:space="preserve">382(6667):eade9516 (2023).</w:t>
+      </w:r>
+      <w:r>
+        <w:t xml:space="preserve"> </w:t>
+      </w:r>
+      <w:hyperlink r:id="rId44">
+        <w:r>
+          <w:rPr>
+            <w:rStyle w:val="Hyperlink"/>
+          </w:rPr>
+          <w:t xml:space="preserve">doi:10.1126/science.ade9516</w:t>
         </w:r>
       </w:hyperlink>
       <w:r>
@@ -4486,7 +4548,7 @@
         </w:numPr>
       </w:pPr>
       <w:r>
-        <w:t xml:space="preserve">Kiselev VY, Yiu A, Hemberg M. scmap: projection of single-cell RNA-seq data across data sets.</w:t>
+        <w:t xml:space="preserve">Kedzierska KZ, Crawford L, Amini AP, Lu AX. Zero-shot evaluation reveals limitations of single-cell foundation models.</w:t>
       </w:r>
       <w:r>
         <w:t xml:space="preserve"> </w:t>
@@ -4496,6 +4558,48 @@
           <w:i/>
           <w:iCs/>
         </w:rPr>
+        <w:t xml:space="preserve">Genome Biology</w:t>
+      </w:r>
+      <w:r>
+        <w:t xml:space="preserve"> </w:t>
+      </w:r>
+      <w:r>
+        <w:t xml:space="preserve">26:101 (2025).</w:t>
+      </w:r>
+      <w:r>
+        <w:t xml:space="preserve"> </w:t>
+      </w:r>
+      <w:hyperlink r:id="rId11">
+        <w:r>
+          <w:rPr>
+            <w:rStyle w:val="Hyperlink"/>
+          </w:rPr>
+          <w:t xml:space="preserve">doi:10.1186/s13059-025-03574-x</w:t>
+        </w:r>
+      </w:hyperlink>
+      <w:r>
+        <w:t xml:space="preserve">.</w:t>
+      </w:r>
+    </w:p>
+    <w:p>
+      <w:pPr>
+        <w:pStyle w:val="Compact"/>
+        <w:numPr>
+          <w:ilvl w:val="0"/>
+          <w:numId w:val="1002"/>
+        </w:numPr>
+      </w:pPr>
+      <w:r>
+        <w:t xml:space="preserve">Kiselev VY, Yiu A, Hemberg M. scmap: projection of single-cell RNA-seq data across data sets.</w:t>
+      </w:r>
+      <w:r>
+        <w:t xml:space="preserve"> </w:t>
+      </w:r>
+      <w:r>
+        <w:rPr>
+          <w:i/>
+          <w:iCs/>
+        </w:rPr>
         <w:t xml:space="preserve">Nature Methods</w:t>
       </w:r>
       <w:r>
@@ -4507,7 +4611,7 @@
       <w:r>
         <w:t xml:space="preserve"> </w:t>
       </w:r>
-      <w:hyperlink r:id="rId43">
+      <w:hyperlink r:id="rId45">
         <w:r>
           <w:rPr>
             <w:rStyle w:val="Hyperlink"/>
@@ -4549,7 +4653,7 @@
       <w:r>
         <w:t xml:space="preserve"> </w:t>
       </w:r>
-      <w:hyperlink r:id="rId44">
+      <w:hyperlink r:id="rId46">
         <w:r>
           <w:rPr>
             <w:rStyle w:val="Hyperlink"/>
@@ -4591,7 +4695,7 @@
       <w:r>
         <w:t xml:space="preserve"> </w:t>
       </w:r>
-      <w:hyperlink r:id="rId45">
+      <w:hyperlink r:id="rId47">
         <w:r>
           <w:rPr>
             <w:rStyle w:val="Hyperlink"/>
@@ -4633,7 +4737,7 @@
       <w:r>
         <w:t xml:space="preserve"> </w:t>
       </w:r>
-      <w:hyperlink r:id="rId13">
+      <w:hyperlink r:id="rId14">
         <w:r>
           <w:rPr>
             <w:rStyle w:val="Hyperlink"/>
@@ -4675,7 +4779,7 @@
       <w:r>
         <w:t xml:space="preserve"> </w:t>
       </w:r>
-      <w:hyperlink r:id="rId25">
+      <w:hyperlink r:id="rId26">
         <w:r>
           <w:rPr>
             <w:rStyle w:val="Hyperlink"/>
@@ -4701,7 +4805,7 @@
       <w:r>
         <w:t xml:space="preserve"> </w:t>
       </w:r>
-      <w:hyperlink r:id="rId46">
+      <w:hyperlink r:id="rId48">
         <w:r>
           <w:rPr>
             <w:rStyle w:val="Hyperlink"/>
@@ -4743,7 +4847,7 @@
       <w:r>
         <w:t xml:space="preserve"> </w:t>
       </w:r>
-      <w:hyperlink r:id="rId47">
+      <w:hyperlink r:id="rId49">
         <w:r>
           <w:rPr>
             <w:rStyle w:val="Hyperlink"/>
@@ -4785,7 +4889,7 @@
       <w:r>
         <w:t xml:space="preserve"> </w:t>
       </w:r>
-      <w:hyperlink r:id="rId48">
+      <w:hyperlink r:id="rId50">
         <w:r>
           <w:rPr>
             <w:rStyle w:val="Hyperlink"/>
@@ -4827,7 +4931,7 @@
       <w:r>
         <w:t xml:space="preserve"> </w:t>
       </w:r>
-      <w:hyperlink r:id="rId11">
+      <w:hyperlink r:id="rId12">
         <w:r>
           <w:rPr>
             <w:rStyle w:val="Hyperlink"/>
@@ -4869,7 +4973,7 @@
       <w:r>
         <w:t xml:space="preserve"> </w:t>
       </w:r>
-      <w:hyperlink r:id="rId49">
+      <w:hyperlink r:id="rId51">
         <w:r>
           <w:rPr>
             <w:rStyle w:val="Hyperlink"/>
@@ -4911,7 +5015,7 @@
       <w:r>
         <w:t xml:space="preserve"> </w:t>
       </w:r>
-      <w:hyperlink r:id="rId50">
+      <w:hyperlink r:id="rId52">
         <w:r>
           <w:rPr>
             <w:rStyle w:val="Hyperlink"/>
@@ -4953,7 +5057,7 @@
       <w:r>
         <w:t xml:space="preserve"> </w:t>
       </w:r>
-      <w:hyperlink r:id="rId51">
+      <w:hyperlink r:id="rId53">
         <w:r>
           <w:rPr>
             <w:rStyle w:val="Hyperlink"/>
@@ -4995,7 +5099,7 @@
       <w:r>
         <w:t xml:space="preserve"> </w:t>
       </w:r>
-      <w:hyperlink r:id="rId52">
+      <w:hyperlink r:id="rId54">
         <w:r>
           <w:rPr>
             <w:rStyle w:val="Hyperlink"/>
@@ -5037,7 +5141,7 @@
       <w:r>
         <w:t xml:space="preserve"> </w:t>
       </w:r>
-      <w:hyperlink r:id="rId53">
+      <w:hyperlink r:id="rId55">
         <w:r>
           <w:rPr>
             <w:rStyle w:val="Hyperlink"/>
@@ -5079,7 +5183,7 @@
       <w:r>
         <w:t xml:space="preserve"> </w:t>
       </w:r>
-      <w:hyperlink r:id="rId54">
+      <w:hyperlink r:id="rId56">
         <w:r>
           <w:rPr>
             <w:rStyle w:val="Hyperlink"/>
@@ -5091,7 +5195,7 @@
         <w:t xml:space="preserve">.</w:t>
       </w:r>
     </w:p>
-    <w:bookmarkEnd w:id="55"/>
+    <w:bookmarkEnd w:id="57"/>
     <w:sectPr>
       <w:footnotePr>
         <w:numRestart w:val="eachSect"/>

--- a/manuscript/actinn-jax_brief.docx
+++ b/manuscript/actinn-jax_brief.docx
@@ -2619,7 +2619,7 @@
         <w:pStyle w:val="BodyText"/>
       </w:pPr>
       <w:r>
-        <w:t xml:space="preserve">The two passes hand off; they do not combine. Substituting a stronger broad model lifts the</w:t>
+        <w:t xml:space="preserve">The two passes hand off. Substituting a stronger broad model lifts the</w:t>
       </w:r>
       <w:r>
         <w:t xml:space="preserve"> </w:t>
@@ -3444,7 +3444,7 @@
         <w:pStyle w:val="BodyText"/>
       </w:pPr>
       <w:r>
-        <w:t xml:space="preserve">What counts as agreement is the ontology’s judgment rather than ours, and the comparison was</w:t>
+        <w:t xml:space="preserve">Agreement is defined by the Cell Ontology, and the comparison was</w:t>
       </w:r>
       <w:r>
         <w:t xml:space="preserve"> </w:t>
@@ -3836,43 +3836,31 @@
         <w:pStyle w:val="BodyText"/>
       </w:pPr>
       <w:r>
-        <w:t xml:space="preserve">The consequence we think matters most is not a ranking but a change in what an annotation</w:t>
-      </w:r>
-      <w:r>
-        <w:t xml:space="preserve"> </w:t>
-      </w:r>
-      <w:r>
-        <w:t xml:space="preserve">pipeline can afford to do. When a reference call costs a fraction of a second, the pipeline</w:t>
-      </w:r>
-      <w:r>
-        <w:t xml:space="preserve"> </w:t>
-      </w:r>
-      <w:r>
-        <w:t xml:space="preserve">stops being one classification and becomes a sequence of cheap ones: route the query to a</w:t>
-      </w:r>
-      <w:r>
-        <w:t xml:space="preserve"> </w:t>
-      </w:r>
-      <w:r>
-        <w:t xml:space="preserve">tissue, re-annotate against a reference matched to it, resolve states below the label, and ask</w:t>
-      </w:r>
-      <w:r>
-        <w:t xml:space="preserve"> </w:t>
-      </w:r>
-      <w:r>
-        <w:t xml:space="preserve">several independent references where they agree. Each step is unremarkable alone; together</w:t>
-      </w:r>
-      <w:r>
-        <w:t xml:space="preserve"> </w:t>
-      </w:r>
-      <w:r>
-        <w:t xml:space="preserve">they are what a user actually wants, and their feasibility is a cost property rather than an</w:t>
-      </w:r>
-      <w:r>
-        <w:t xml:space="preserve"> </w:t>
-      </w:r>
-      <w:r>
-        <w:t xml:space="preserve">accuracy property.</w:t>
+        <w:t xml:space="preserve">What a sub-second call changes is what an annotation pipeline can afford to do. It can be a</w:t>
+      </w:r>
+      <w:r>
+        <w:t xml:space="preserve"> </w:t>
+      </w:r>
+      <w:r>
+        <w:t xml:space="preserve">sequence of cheap calls rather than one classification: route the query to a tissue,</w:t>
+      </w:r>
+      <w:r>
+        <w:t xml:space="preserve"> </w:t>
+      </w:r>
+      <w:r>
+        <w:t xml:space="preserve">re-annotate against a reference matched to it, resolve states below the label, and run several</w:t>
+      </w:r>
+      <w:r>
+        <w:t xml:space="preserve"> </w:t>
+      </w:r>
+      <w:r>
+        <w:t xml:space="preserve">independent references to see where they agree. None of those steps needs a more accurate</w:t>
+      </w:r>
+      <w:r>
+        <w:t xml:space="preserve"> </w:t>
+      </w:r>
+      <w:r>
+        <w:t xml:space="preserve">classifier than the ones benchmarked here; each needs a cheaper one.</w:t>
       </w:r>
     </w:p>
     <w:p>
@@ -3880,37 +3868,25 @@
         <w:pStyle w:val="BodyText"/>
       </w:pPr>
       <w:r>
-        <w:t xml:space="preserve">The agreement result is the clearest case, and also the most honest about its limits. It buys</w:t>
-      </w:r>
-      <w:r>
-        <w:t xml:space="preserve"> </w:t>
-      </w:r>
-      <w:r>
-        <w:t xml:space="preserve">no better label — the consensus call loses to the best single reference — but it identifies,</w:t>
-      </w:r>
-      <w:r>
-        <w:t xml:space="preserve"> </w:t>
-      </w:r>
-      <w:r>
-        <w:t xml:space="preserve">with no ground truth at all, the fraction of a query on which independent references concur</w:t>
-      </w:r>
-      <w:r>
-        <w:t xml:space="preserve"> </w:t>
-      </w:r>
-      <w:r>
-        <w:t xml:space="preserve">and on which every one of them is markedly more often right. That is available to anyone</w:t>
-      </w:r>
-      <w:r>
-        <w:t xml:space="preserve"> </w:t>
-      </w:r>
-      <w:r>
-        <w:t xml:space="preserve">willing to run three annotators instead of one, which is only a reasonable thing to ask when</w:t>
-      </w:r>
-      <w:r>
-        <w:t xml:space="preserve"> </w:t>
-      </w:r>
-      <w:r>
-        <w:t xml:space="preserve">each takes under a second.</w:t>
+        <w:t xml:space="preserve">The agreement result buys no better label — the consensus call loses to the best single</w:t>
+      </w:r>
+      <w:r>
+        <w:t xml:space="preserve"> </w:t>
+      </w:r>
+      <w:r>
+        <w:t xml:space="preserve">reference — but it identifies, with no ground truth, the fraction of a query on which</w:t>
+      </w:r>
+      <w:r>
+        <w:t xml:space="preserve"> </w:t>
+      </w:r>
+      <w:r>
+        <w:t xml:space="preserve">independent references concur and on which every one of them is markedly more often right.</w:t>
+      </w:r>
+      <w:r>
+        <w:t xml:space="preserve"> </w:t>
+      </w:r>
+      <w:r>
+        <w:t xml:space="preserve">Obtaining it costs three annotation runs instead of one, or a few seconds.</w:t>
       </w:r>
     </w:p>
     <w:p>
@@ -3918,31 +3894,31 @@
         <w:pStyle w:val="BodyText"/>
       </w:pPr>
       <w:r>
-        <w:t xml:space="preserve">We are explicit about what is not ours. ProtoCloud provides uncertainty, attribution and a</w:t>
-      </w:r>
-      <w:r>
-        <w:t xml:space="preserve"> </w:t>
-      </w:r>
-      <w:r>
-        <w:t xml:space="preserve">retraining-based refinement path, and becomes the most accurate method at atlas scale. A</w:t>
-      </w:r>
-      <w:r>
-        <w:t xml:space="preserve"> </w:t>
-      </w:r>
-      <w:r>
-        <w:t xml:space="preserve">purpose-built pan-human annotator is better resourced than our census-built reference, and our</w:t>
-      </w:r>
-      <w:r>
-        <w:t xml:space="preserve"> </w:t>
-      </w:r>
-      <w:r>
-        <w:t xml:space="preserve">distilled model matches rather than improves on it; we claim not better annotations but</w:t>
-      </w:r>
-      <w:r>
-        <w:t xml:space="preserve"> </w:t>
-      </w:r>
-      <w:r>
-        <w:t xml:space="preserve">cheaper ones that preserve its vocabulary and structure. What remains distinct is the hand-off</w:t>
+        <w:t xml:space="preserve">Several pieces of this come from elsewhere. ProtoCloud provides uncertainty, attribution and a</w:t>
+      </w:r>
+      <w:r>
+        <w:t xml:space="preserve"> </w:t>
+      </w:r>
+      <w:r>
+        <w:t xml:space="preserve">retraining-based refinement path, and is the most accurate method at atlas scale. A</w:t>
+      </w:r>
+      <w:r>
+        <w:t xml:space="preserve"> </w:t>
+      </w:r>
+      <w:r>
+        <w:t xml:space="preserve">purpose-built pan-human annotator is better resourced than our census-built reference, and the</w:t>
+      </w:r>
+      <w:r>
+        <w:t xml:space="preserve"> </w:t>
+      </w:r>
+      <w:r>
+        <w:t xml:space="preserve">distilled model matches it rather than improving on it, at six to nine times the throughput</w:t>
+      </w:r>
+      <w:r>
+        <w:t xml:space="preserve"> </w:t>
+      </w:r>
+      <w:r>
+        <w:t xml:space="preserve">and in the same vocabulary. What remains distinct is the hand-off</w:t>
       </w:r>
       <w:r>
         <w:t xml:space="preserve"> </w:t>

--- a/manuscript/actinn-jax_brief.docx
+++ b/manuscript/actinn-jax_brief.docx
@@ -2488,6 +2488,48 @@
         <w:pStyle w:val="BodyText"/>
       </w:pPr>
       <w:r>
+        <w:t xml:space="preserve">A foundation model run zero-shot scored</w:t>
+      </w:r>
+      <w:r>
+        <w:t xml:space="preserve"> </w:t>
+      </w:r>
+      <w:r>
+        <w:rPr>
+          <w:b/>
+          <w:bCs/>
+        </w:rPr>
+        <w:t xml:space="preserve">0.201</w:t>
+      </w:r>
+      <w:r>
+        <w:t xml:space="preserve"> </w:t>
+      </w:r>
+      <w:r>
+        <w:t xml:space="preserve">ontology concordance against 0.917 for a</w:t>
+      </w:r>
+      <w:r>
+        <w:t xml:space="preserve"> </w:t>
+      </w:r>
+      <w:r>
+        <w:t xml:space="preserve">reference-trained model on the same cells, taking ~280× longer. Open Problems reproduces that</w:t>
+      </w:r>
+      <w:r>
+        <w:t xml:space="preserve"> </w:t>
+      </w:r>
+      <w:r>
+        <w:t xml:space="preserve">independently: its zero-shot entries sit at the bottom of the leaderboard, and actinn-jax</w:t>
+      </w:r>
+      <w:r>
+        <w:t xml:space="preserve"> </w:t>
+      </w:r>
+      <w:r>
+        <w:t xml:space="preserve">places 3rd of 17 on accuracy there, 1st among methods that complete every dataset.</w:t>
+      </w:r>
+    </w:p>
+    <w:p>
+      <w:pPr>
+        <w:pStyle w:val="BodyText"/>
+      </w:pPr>
+      <w:r>
         <w:t xml:space="preserve">Prediction is where the annotation budget is actually spent, and it is small: sub-second for</w:t>
       </w:r>
       <w:r>
@@ -3681,13 +3723,13 @@
       </w:r>
     </w:p>
     <w:bookmarkEnd w:id="30"/>
-    <w:bookmarkStart w:id="31" w:name="Xc9c7bad4aecd06c09d0d5feaca47a6a3c3e0f37"/>
+    <w:bookmarkStart w:id="31" w:name="X05e7633d928142205ce91deeccf95e88dc2cd37"/>
     <w:p>
       <w:pPr>
         <w:pStyle w:val="Heading2"/>
       </w:pPr>
       <w:r>
-        <w:t xml:space="preserve">Abstention is tunable; zero-shot labels are not competitive</w:t>
+        <w:t xml:space="preserve">Abstention flags the cells a reference does not cover</w:t>
       </w:r>
     </w:p>
     <w:p>
@@ -3750,42 +3792,6 @@
       </w:r>
       <w:r>
         <w:t xml:space="preserve">reference, or concurrence across several with no calibration at all.</w:t>
-      </w:r>
-    </w:p>
-    <w:p>
-      <w:pPr>
-        <w:pStyle w:val="BodyText"/>
-      </w:pPr>
-      <w:r>
-        <w:t xml:space="preserve">Separately, a foundation model run zero-shot scored</w:t>
-      </w:r>
-      <w:r>
-        <w:t xml:space="preserve"> </w:t>
-      </w:r>
-      <w:r>
-        <w:rPr>
-          <w:b/>
-          <w:bCs/>
-        </w:rPr>
-        <w:t xml:space="preserve">0.201</w:t>
-      </w:r>
-      <w:r>
-        <w:t xml:space="preserve"> </w:t>
-      </w:r>
-      <w:r>
-        <w:t xml:space="preserve">ontology concordance against</w:t>
-      </w:r>
-      <w:r>
-        <w:t xml:space="preserve"> </w:t>
-      </w:r>
-      <w:r>
-        <w:t xml:space="preserve">0.917 for a reference-trained model on the same cells, taking ~280× longer — reproduced</w:t>
-      </w:r>
-      <w:r>
-        <w:t xml:space="preserve"> </w:t>
-      </w:r>
-      <w:r>
-        <w:t xml:space="preserve">independently on Open Problems, where zero-shot entries sit at the bottom of the leaderboard.</w:t>
       </w:r>
     </w:p>
     <w:bookmarkEnd w:id="31"/>

--- a/manuscript/actinn-jax_brief.docx
+++ b/manuscript/actinn-jax_brief.docx
@@ -156,7 +156,7 @@
         <w:t xml:space="preserve"> </w:t>
       </w:r>
       <w:r>
-        <w:t xml:space="preserve">while predict time differs by ~205× and peak memory by 2.5×.</w:t>
+        <w:t xml:space="preserve">while predict time differs by ~250× and peak memory by 2.4×.</w:t>
       </w:r>
     </w:p>
     <w:p>
@@ -1003,7 +1003,13 @@
         <w:t xml:space="preserve"> </w:t>
       </w:r>
       <w:r>
-        <w:t xml:space="preserve">pipeline rather than by a deep model (Table 1; Figure 1 draws the whole panel at once). Those same four differ by</w:t>
+        <w:t xml:space="preserve">pipeline rather than by a deep model (Table 1; Figure 1 draws the whole panel at once). Those</w:t>
+      </w:r>
+      <w:r>
+        <w:t xml:space="preserve"> </w:t>
+      </w:r>
+      <w:r>
+        <w:t xml:space="preserve">same four differ by</w:t>
       </w:r>
       <w:r>
         <w:t xml:space="preserve"> </w:t>
@@ -1013,58 +1019,50 @@
           <w:b/>
           <w:bCs/>
         </w:rPr>
-        <w:t xml:space="preserve">~205× in predict</w:t>
+        <w:t xml:space="preserve">~250× in predict time</w:t>
+      </w:r>
+      <w:r>
+        <w:t xml:space="preserve"> </w:t>
+      </w:r>
+      <w:r>
+        <w:t xml:space="preserve">(0.24 s to 58.7 s) and</w:t>
+      </w:r>
+      <w:r>
+        <w:t xml:space="preserve"> </w:t>
       </w:r>
       <w:r>
         <w:rPr>
           <w:b/>
           <w:bCs/>
         </w:rPr>
-        <w:t xml:space="preserve"> </w:t>
-      </w:r>
-      <w:r>
-        <w:rPr>
-          <w:b/>
-          <w:bCs/>
-        </w:rPr>
-        <w:t xml:space="preserve">time</w:t>
-      </w:r>
-      <w:r>
-        <w:t xml:space="preserve"> </w:t>
-      </w:r>
-      <w:r>
-        <w:t xml:space="preserve">(0.33 s to 67 s) and</w:t>
-      </w:r>
-      <w:r>
-        <w:t xml:space="preserve"> </w:t>
-      </w:r>
-      <w:r>
-        <w:rPr>
-          <w:b/>
-          <w:bCs/>
-        </w:rPr>
-        <w:t xml:space="preserve">2.5× in peak memory</w:t>
-      </w:r>
-      <w:r>
-        <w:t xml:space="preserve">. Order within the cluster is not a result:</w:t>
-      </w:r>
-      <w:r>
-        <w:t xml:space="preserve"> </w:t>
-      </w:r>
-      <w:r>
-        <w:t xml:space="preserve">the stochastic methods move by more than 0.008 between identical reruns, scANVI by up to</w:t>
-      </w:r>
-      <w:r>
-        <w:t xml:space="preserve"> </w:t>
-      </w:r>
-      <w:r>
-        <w:t xml:space="preserve">0.056, so the four are best read as tied on accuracy and separated by cost. actinn-jax holds</w:t>
-      </w:r>
-      <w:r>
-        <w:t xml:space="preserve"> </w:t>
-      </w:r>
-      <w:r>
-        <w:t xml:space="preserve">the best ontology-aware concordance (0.811), likewise a margin inside repeat noise.</w:t>
+        <w:t xml:space="preserve">2.4× in peak memory</w:t>
+      </w:r>
+      <w:r>
+        <w:t xml:space="preserve">.</w:t>
+      </w:r>
+      <w:r>
+        <w:t xml:space="preserve"> </w:t>
+      </w:r>
+      <w:r>
+        <w:t xml:space="preserve">Order within the cluster is not a result: the stochastic methods move by more than 0.008</w:t>
+      </w:r>
+      <w:r>
+        <w:t xml:space="preserve"> </w:t>
+      </w:r>
+      <w:r>
+        <w:t xml:space="preserve">between identical reruns, scArches by up to 0.024, so the four are best read as tied on</w:t>
+      </w:r>
+      <w:r>
+        <w:t xml:space="preserve"> </w:t>
+      </w:r>
+      <w:r>
+        <w:t xml:space="preserve">accuracy and separated by cost. actinn-jax and scANVI share the best ontology-aware</w:t>
+      </w:r>
+      <w:r>
+        <w:t xml:space="preserve"> </w:t>
+      </w:r>
+      <w:r>
+        <w:t xml:space="preserve">concordance (0.811).</w:t>
       </w:r>
     </w:p>
     <w:p>
@@ -1234,7 +1232,7 @@
         <w:t xml:space="preserve"> </w:t>
       </w:r>
       <w:r>
-        <w:t xml:space="preserve">deterministic, and only scANVI (0.056) and scArches (0.020) move more than 0.009 — so the</w:t>
+        <w:t xml:space="preserve">deterministic, and only scArches (0.024), SVM (0.023) and scANVI (0.015) move more than 0.012 — so the</w:t>
       </w:r>
       <w:r>
         <w:t xml:space="preserve"> </w:t>
@@ -1415,7 +1413,7 @@
                 <w:b/>
                 <w:bCs/>
               </w:rPr>
-              <w:t xml:space="preserve">3.4</w:t>
+              <w:t xml:space="preserve">2.5</w:t>
             </w:r>
           </w:p>
         </w:tc>
@@ -1431,19 +1429,19 @@
                 <w:b/>
                 <w:bCs/>
               </w:rPr>
-              <w:t xml:space="preserve">0.33</w:t>
-            </w:r>
-          </w:p>
-        </w:tc>
-        <w:tc>
-          <w:tcPr/>
-          <w:p>
-            <w:pPr>
-              <w:pStyle w:val="Compact"/>
-              <w:jc w:val="right"/>
-            </w:pPr>
-            <w:r>
-              <w:t xml:space="preserve">4386</w:t>
+              <w:t xml:space="preserve">0.31</w:t>
+            </w:r>
+          </w:p>
+        </w:tc>
+        <w:tc>
+          <w:tcPr/>
+          <w:p>
+            <w:pPr>
+              <w:pStyle w:val="Compact"/>
+              <w:jc w:val="right"/>
+            </w:pPr>
+            <w:r>
+              <w:t xml:space="preserve">4341</w:t>
             </w:r>
           </w:p>
         </w:tc>
@@ -1456,19 +1454,19 @@
               <w:pStyle w:val="Compact"/>
             </w:pPr>
             <w:r>
-              <w:t xml:space="preserve">scArches</w:t>
-            </w:r>
-          </w:p>
-        </w:tc>
-        <w:tc>
-          <w:tcPr/>
-          <w:p>
-            <w:pPr>
-              <w:pStyle w:val="Compact"/>
-              <w:jc w:val="right"/>
-            </w:pPr>
-            <w:r>
-              <w:t xml:space="preserve">0.833</w:t>
+              <w:t xml:space="preserve">scANVI</w:t>
+            </w:r>
+          </w:p>
+        </w:tc>
+        <w:tc>
+          <w:tcPr/>
+          <w:p>
+            <w:pPr>
+              <w:pStyle w:val="Compact"/>
+              <w:jc w:val="right"/>
+            </w:pPr>
+            <w:r>
+              <w:t xml:space="preserve">0.836</w:t>
             </w:r>
           </w:p>
         </w:tc>
@@ -1484,55 +1482,59 @@
                 <w:b/>
                 <w:bCs/>
               </w:rPr>
-              <w:t xml:space="preserve">0.701</w:t>
-            </w:r>
-          </w:p>
-        </w:tc>
-        <w:tc>
-          <w:tcPr/>
-          <w:p>
-            <w:pPr>
-              <w:pStyle w:val="Compact"/>
-              <w:jc w:val="right"/>
-            </w:pPr>
-            <w:r>
-              <w:t xml:space="preserve">0.804</w:t>
-            </w:r>
-          </w:p>
-        </w:tc>
-        <w:tc>
-          <w:tcPr/>
-          <w:p>
-            <w:pPr>
-              <w:pStyle w:val="Compact"/>
-              <w:jc w:val="right"/>
-            </w:pPr>
-            <w:r>
-              <w:t xml:space="preserve">48.7</w:t>
-            </w:r>
-          </w:p>
-        </w:tc>
-        <w:tc>
-          <w:tcPr/>
-          <w:p>
-            <w:pPr>
-              <w:pStyle w:val="Compact"/>
-              <w:jc w:val="right"/>
-            </w:pPr>
-            <w:r>
-              <w:t xml:space="preserve">17.2</w:t>
-            </w:r>
-          </w:p>
-        </w:tc>
-        <w:tc>
-          <w:tcPr/>
-          <w:p>
-            <w:pPr>
-              <w:pStyle w:val="Compact"/>
-              <w:jc w:val="right"/>
-            </w:pPr>
-            <w:r>
-              <w:t xml:space="preserve">1773</w:t>
+              <w:t xml:space="preserve">0.703</w:t>
+            </w:r>
+          </w:p>
+        </w:tc>
+        <w:tc>
+          <w:tcPr/>
+          <w:p>
+            <w:pPr>
+              <w:pStyle w:val="Compact"/>
+              <w:jc w:val="right"/>
+            </w:pPr>
+            <w:r>
+              <w:rPr>
+                <w:b/>
+                <w:bCs/>
+              </w:rPr>
+              <w:t xml:space="preserve">0.811</w:t>
+            </w:r>
+          </w:p>
+        </w:tc>
+        <w:tc>
+          <w:tcPr/>
+          <w:p>
+            <w:pPr>
+              <w:pStyle w:val="Compact"/>
+              <w:jc w:val="right"/>
+            </w:pPr>
+            <w:r>
+              <w:t xml:space="preserve">0.0*</w:t>
+            </w:r>
+          </w:p>
+        </w:tc>
+        <w:tc>
+          <w:tcPr/>
+          <w:p>
+            <w:pPr>
+              <w:pStyle w:val="Compact"/>
+              <w:jc w:val="right"/>
+            </w:pPr>
+            <w:r>
+              <w:t xml:space="preserve">58.7</w:t>
+            </w:r>
+          </w:p>
+        </w:tc>
+        <w:tc>
+          <w:tcPr/>
+          <w:p>
+            <w:pPr>
+              <w:pStyle w:val="Compact"/>
+              <w:jc w:val="right"/>
+            </w:pPr>
+            <w:r>
+              <w:t xml:space="preserve">2079</w:t>
             </w:r>
           </w:p>
         </w:tc>
@@ -1545,19 +1547,19 @@
               <w:pStyle w:val="Compact"/>
             </w:pPr>
             <w:r>
-              <w:t xml:space="preserve">scANVI</w:t>
-            </w:r>
-          </w:p>
-        </w:tc>
-        <w:tc>
-          <w:tcPr/>
-          <w:p>
-            <w:pPr>
-              <w:pStyle w:val="Compact"/>
-              <w:jc w:val="right"/>
-            </w:pPr>
-            <w:r>
-              <w:t xml:space="preserve">0.832</w:t>
+              <w:t xml:space="preserve">scArches</w:t>
+            </w:r>
+          </w:p>
+        </w:tc>
+        <w:tc>
+          <w:tcPr/>
+          <w:p>
+            <w:pPr>
+              <w:pStyle w:val="Compact"/>
+              <w:jc w:val="right"/>
+            </w:pPr>
+            <w:r>
+              <w:t xml:space="preserve">0.831</w:t>
             </w:r>
           </w:p>
         </w:tc>
@@ -1581,43 +1583,43 @@
               <w:jc w:val="right"/>
             </w:pPr>
             <w:r>
-              <w:t xml:space="preserve">0.808</w:t>
-            </w:r>
-          </w:p>
-        </w:tc>
-        <w:tc>
-          <w:tcPr/>
-          <w:p>
-            <w:pPr>
-              <w:pStyle w:val="Compact"/>
-              <w:jc w:val="right"/>
-            </w:pPr>
-            <w:r>
-              <w:t xml:space="preserve">0.0*</w:t>
-            </w:r>
-          </w:p>
-        </w:tc>
-        <w:tc>
-          <w:tcPr/>
-          <w:p>
-            <w:pPr>
-              <w:pStyle w:val="Compact"/>
-              <w:jc w:val="right"/>
-            </w:pPr>
-            <w:r>
-              <w:t xml:space="preserve">66.7</w:t>
-            </w:r>
-          </w:p>
-        </w:tc>
-        <w:tc>
-          <w:tcPr/>
-          <w:p>
-            <w:pPr>
-              <w:pStyle w:val="Compact"/>
-              <w:jc w:val="right"/>
-            </w:pPr>
-            <w:r>
-              <w:t xml:space="preserve">2087</w:t>
+              <w:t xml:space="preserve">0.807</w:t>
+            </w:r>
+          </w:p>
+        </w:tc>
+        <w:tc>
+          <w:tcPr/>
+          <w:p>
+            <w:pPr>
+              <w:pStyle w:val="Compact"/>
+              <w:jc w:val="right"/>
+            </w:pPr>
+            <w:r>
+              <w:t xml:space="preserve">37.9</w:t>
+            </w:r>
+          </w:p>
+        </w:tc>
+        <w:tc>
+          <w:tcPr/>
+          <w:p>
+            <w:pPr>
+              <w:pStyle w:val="Compact"/>
+              <w:jc w:val="right"/>
+            </w:pPr>
+            <w:r>
+              <w:t xml:space="preserve">11.9</w:t>
+            </w:r>
+          </w:p>
+        </w:tc>
+        <w:tc>
+          <w:tcPr/>
+          <w:p>
+            <w:pPr>
+              <w:pStyle w:val="Compact"/>
+              <w:jc w:val="right"/>
+            </w:pPr>
+            <w:r>
+              <w:t xml:space="preserve">1774</w:t>
             </w:r>
           </w:p>
         </w:tc>
@@ -1686,7 +1688,7 @@
               <w:jc w:val="right"/>
             </w:pPr>
             <w:r>
-              <w:t xml:space="preserve">24.2</w:t>
+              <w:t xml:space="preserve">10.3</w:t>
             </w:r>
           </w:p>
         </w:tc>
@@ -1702,19 +1704,19 @@
                 <w:b/>
                 <w:bCs/>
               </w:rPr>
-              <w:t xml:space="preserve">0.54</w:t>
-            </w:r>
-          </w:p>
-        </w:tc>
-        <w:tc>
-          <w:tcPr/>
-          <w:p>
-            <w:pPr>
-              <w:pStyle w:val="Compact"/>
-              <w:jc w:val="right"/>
-            </w:pPr>
-            <w:r>
-              <w:t xml:space="preserve">2391</w:t>
+              <w:t xml:space="preserve">0.24</w:t>
+            </w:r>
+          </w:p>
+        </w:tc>
+        <w:tc>
+          <w:tcPr/>
+          <w:p>
+            <w:pPr>
+              <w:pStyle w:val="Compact"/>
+              <w:jc w:val="right"/>
+            </w:pPr>
+            <w:r>
+              <w:t xml:space="preserve">2407</w:t>
             </w:r>
           </w:p>
         </w:tc>
@@ -1775,7 +1777,7 @@
               <w:jc w:val="right"/>
             </w:pPr>
             <w:r>
-              <w:t xml:space="preserve">54.4</w:t>
+              <w:t xml:space="preserve">44.0</w:t>
             </w:r>
           </w:p>
         </w:tc>
@@ -1791,7 +1793,7 @@
                 <w:b/>
                 <w:bCs/>
               </w:rPr>
-              <w:t xml:space="preserve">0.61</w:t>
+              <w:t xml:space="preserve">0.52</w:t>
             </w:r>
           </w:p>
         </w:tc>
@@ -1828,7 +1830,7 @@
               <w:jc w:val="right"/>
             </w:pPr>
             <w:r>
-              <w:t xml:space="preserve">0.808</w:t>
+              <w:t xml:space="preserve">0.806</w:t>
             </w:r>
           </w:p>
         </w:tc>
@@ -1852,19 +1854,19 @@
               <w:jc w:val="right"/>
             </w:pPr>
             <w:r>
-              <w:t xml:space="preserve">0.796</w:t>
-            </w:r>
-          </w:p>
-        </w:tc>
-        <w:tc>
-          <w:tcPr/>
-          <w:p>
-            <w:pPr>
-              <w:pStyle w:val="Compact"/>
-              <w:jc w:val="right"/>
-            </w:pPr>
-            <w:r>
-              <w:t xml:space="preserve">55.2</w:t>
+              <w:t xml:space="preserve">0.794</w:t>
+            </w:r>
+          </w:p>
+        </w:tc>
+        <w:tc>
+          <w:tcPr/>
+          <w:p>
+            <w:pPr>
+              <w:pStyle w:val="Compact"/>
+              <w:jc w:val="right"/>
+            </w:pPr>
+            <w:r>
+              <w:t xml:space="preserve">40.5</w:t>
             </w:r>
           </w:p>
         </w:tc>
@@ -1880,19 +1882,19 @@
                 <w:b/>
                 <w:bCs/>
               </w:rPr>
-              <w:t xml:space="preserve">0.07</w:t>
-            </w:r>
-          </w:p>
-        </w:tc>
-        <w:tc>
-          <w:tcPr/>
-          <w:p>
-            <w:pPr>
-              <w:pStyle w:val="Compact"/>
-              <w:jc w:val="right"/>
-            </w:pPr>
-            <w:r>
-              <w:t xml:space="preserve">1419</w:t>
+              <w:t xml:space="preserve">0.06</w:t>
+            </w:r>
+          </w:p>
+        </w:tc>
+        <w:tc>
+          <w:tcPr/>
+          <w:p>
+            <w:pPr>
+              <w:pStyle w:val="Compact"/>
+              <w:jc w:val="right"/>
+            </w:pPr>
+            <w:r>
+              <w:t xml:space="preserve">1416</w:t>
             </w:r>
           </w:p>
         </w:tc>
@@ -1903,255 +1905,85 @@
           <w:p>
             <w:pPr>
               <w:pStyle w:val="Compact"/>
-            </w:pPr>
-            <w:r>
-              <w:t xml:space="preserve">ProtoCloud</w:t>
-            </w:r>
-          </w:p>
-        </w:tc>
-        <w:tc>
-          <w:tcPr/>
-          <w:p>
-            <w:pPr>
-              <w:pStyle w:val="Compact"/>
-              <w:jc w:val="right"/>
-            </w:pPr>
-            <w:r>
-              <w:t xml:space="preserve">0.790</w:t>
-            </w:r>
-          </w:p>
-        </w:tc>
-        <w:tc>
-          <w:tcPr/>
-          <w:p>
-            <w:pPr>
-              <w:pStyle w:val="Compact"/>
-              <w:jc w:val="right"/>
-            </w:pPr>
-            <w:r>
-              <w:t xml:space="preserve">0.649</w:t>
-            </w:r>
-          </w:p>
-        </w:tc>
-        <w:tc>
-          <w:tcPr/>
-          <w:p>
-            <w:pPr>
-              <w:pStyle w:val="Compact"/>
-              <w:jc w:val="right"/>
-            </w:pPr>
-            <w:r>
-              <w:t xml:space="preserve">0.778</w:t>
-            </w:r>
-          </w:p>
-        </w:tc>
-        <w:tc>
-          <w:tcPr/>
-          <w:p>
-            <w:pPr>
-              <w:pStyle w:val="Compact"/>
-              <w:jc w:val="right"/>
-            </w:pPr>
-            <w:r>
-              <w:t xml:space="preserve">221.5</w:t>
-            </w:r>
-          </w:p>
-        </w:tc>
-        <w:tc>
-          <w:tcPr/>
-          <w:p>
-            <w:pPr>
-              <w:pStyle w:val="Compact"/>
-              <w:jc w:val="right"/>
-            </w:pPr>
-            <w:r>
-              <w:t xml:space="preserve">2.07</w:t>
-            </w:r>
-          </w:p>
-        </w:tc>
-        <w:tc>
-          <w:tcPr/>
-          <w:p>
-            <w:pPr>
-              <w:pStyle w:val="Compact"/>
-              <w:jc w:val="right"/>
-            </w:pPr>
-            <w:r>
-              <w:t xml:space="preserve">1907</w:t>
-            </w:r>
-          </w:p>
-        </w:tc>
-      </w:tr>
-      <w:tr>
-        <w:tc>
-          <w:tcPr/>
-          <w:p>
-            <w:pPr>
-              <w:pStyle w:val="Compact"/>
-            </w:pPr>
-            <w:r>
-              <w:t xml:space="preserve">SingleR</w:t>
-            </w:r>
-          </w:p>
-        </w:tc>
-        <w:tc>
-          <w:tcPr/>
-          <w:p>
-            <w:pPr>
-              <w:pStyle w:val="Compact"/>
-              <w:jc w:val="right"/>
-            </w:pPr>
-            <w:r>
-              <w:t xml:space="preserve">0.770</w:t>
-            </w:r>
-          </w:p>
-        </w:tc>
-        <w:tc>
-          <w:tcPr/>
-          <w:p>
-            <w:pPr>
-              <w:pStyle w:val="Compact"/>
-              <w:jc w:val="right"/>
-            </w:pPr>
-            <w:r>
-              <w:t xml:space="preserve">0.652</w:t>
-            </w:r>
-          </w:p>
-        </w:tc>
-        <w:tc>
-          <w:tcPr/>
-          <w:p>
-            <w:pPr>
-              <w:pStyle w:val="Compact"/>
-              <w:jc w:val="right"/>
-            </w:pPr>
-            <w:r>
-              <w:t xml:space="preserve">0.750</w:t>
-            </w:r>
-          </w:p>
-        </w:tc>
-        <w:tc>
-          <w:tcPr/>
-          <w:p>
-            <w:pPr>
-              <w:pStyle w:val="Compact"/>
-              <w:jc w:val="right"/>
-            </w:pPr>
-            <w:r>
-              <w:t xml:space="preserve">0.3</w:t>
-            </w:r>
-          </w:p>
-        </w:tc>
-        <w:tc>
-          <w:tcPr/>
-          <w:p>
-            <w:pPr>
-              <w:pStyle w:val="Compact"/>
-              <w:jc w:val="right"/>
-            </w:pPr>
-            <w:r>
-              <w:t xml:space="preserve">48.2</w:t>
-            </w:r>
-          </w:p>
-        </w:tc>
-        <w:tc>
-          <w:tcPr/>
-          <w:p>
-            <w:pPr>
-              <w:pStyle w:val="Compact"/>
-              <w:jc w:val="right"/>
-            </w:pPr>
-            <w:r>
-              <w:t xml:space="preserve">3612</w:t>
-            </w:r>
-          </w:p>
-        </w:tc>
-      </w:tr>
-      <w:tr>
-        <w:tc>
-          <w:tcPr/>
-          <w:p>
-            <w:pPr>
-              <w:pStyle w:val="Compact"/>
-            </w:pPr>
-            <w:r>
-              <w:t xml:space="preserve">kNN</w:t>
-            </w:r>
-          </w:p>
-        </w:tc>
-        <w:tc>
-          <w:tcPr/>
-          <w:p>
-            <w:pPr>
-              <w:pStyle w:val="Compact"/>
-              <w:jc w:val="right"/>
-            </w:pPr>
-            <w:r>
-              <w:t xml:space="preserve">0.770</w:t>
-            </w:r>
-          </w:p>
-        </w:tc>
-        <w:tc>
-          <w:tcPr/>
-          <w:p>
-            <w:pPr>
-              <w:pStyle w:val="Compact"/>
-              <w:jc w:val="right"/>
-            </w:pPr>
-            <w:r>
-              <w:t xml:space="preserve">0.623</w:t>
-            </w:r>
-          </w:p>
-        </w:tc>
-        <w:tc>
-          <w:tcPr/>
-          <w:p>
-            <w:pPr>
-              <w:pStyle w:val="Compact"/>
-              <w:jc w:val="right"/>
-            </w:pPr>
-            <w:r>
-              <w:t xml:space="preserve">0.768</w:t>
-            </w:r>
-          </w:p>
-        </w:tc>
-        <w:tc>
-          <w:tcPr/>
-          <w:p>
-            <w:pPr>
-              <w:pStyle w:val="Compact"/>
-              <w:jc w:val="right"/>
-            </w:pPr>
-            <w:r>
-              <w:t xml:space="preserve">0.4</w:t>
-            </w:r>
-          </w:p>
-        </w:tc>
-        <w:tc>
-          <w:tcPr/>
-          <w:p>
-            <w:pPr>
-              <w:pStyle w:val="Compact"/>
-              <w:jc w:val="right"/>
             </w:pPr>
             <w:r>
               <w:rPr>
                 <w:b/>
                 <w:bCs/>
               </w:rPr>
-              <w:t xml:space="preserve">0.19</w:t>
-            </w:r>
-          </w:p>
-        </w:tc>
-        <w:tc>
-          <w:tcPr/>
-          <w:p>
-            <w:pPr>
-              <w:pStyle w:val="Compact"/>
-              <w:jc w:val="right"/>
-            </w:pPr>
-            <w:r>
-              <w:t xml:space="preserve">1483</w:t>
+              <w:t xml:space="preserve">ProtoCloud</w:t>
+            </w:r>
+          </w:p>
+        </w:tc>
+        <w:tc>
+          <w:tcPr/>
+          <w:p>
+            <w:pPr>
+              <w:pStyle w:val="Compact"/>
+              <w:jc w:val="right"/>
+            </w:pPr>
+            <w:r>
+              <w:t xml:space="preserve">0.790</w:t>
+            </w:r>
+          </w:p>
+        </w:tc>
+        <w:tc>
+          <w:tcPr/>
+          <w:p>
+            <w:pPr>
+              <w:pStyle w:val="Compact"/>
+              <w:jc w:val="right"/>
+            </w:pPr>
+            <w:r>
+              <w:t xml:space="preserve">0.649</w:t>
+            </w:r>
+          </w:p>
+        </w:tc>
+        <w:tc>
+          <w:tcPr/>
+          <w:p>
+            <w:pPr>
+              <w:pStyle w:val="Compact"/>
+              <w:jc w:val="right"/>
+            </w:pPr>
+            <w:r>
+              <w:t xml:space="preserve">0.778</w:t>
+            </w:r>
+          </w:p>
+        </w:tc>
+        <w:tc>
+          <w:tcPr/>
+          <w:p>
+            <w:pPr>
+              <w:pStyle w:val="Compact"/>
+              <w:jc w:val="right"/>
+            </w:pPr>
+            <w:r>
+              <w:t xml:space="preserve">118.6</w:t>
+            </w:r>
+          </w:p>
+        </w:tc>
+        <w:tc>
+          <w:tcPr/>
+          <w:p>
+            <w:pPr>
+              <w:pStyle w:val="Compact"/>
+              <w:jc w:val="right"/>
+            </w:pPr>
+            <w:r>
+              <w:t xml:space="preserve">1.32</w:t>
+            </w:r>
+          </w:p>
+        </w:tc>
+        <w:tc>
+          <w:tcPr/>
+          <w:p>
+            <w:pPr>
+              <w:pStyle w:val="Compact"/>
+              <w:jc w:val="right"/>
+            </w:pPr>
+            <w:r>
+              <w:t xml:space="preserve">1888</w:t>
             </w:r>
           </w:p>
         </w:tc>
@@ -2164,79 +1996,79 @@
               <w:pStyle w:val="Compact"/>
             </w:pPr>
             <w:r>
-              <w:t xml:space="preserve">scTOP</w:t>
-            </w:r>
-          </w:p>
-        </w:tc>
-        <w:tc>
-          <w:tcPr/>
-          <w:p>
-            <w:pPr>
-              <w:pStyle w:val="Compact"/>
-              <w:jc w:val="right"/>
-            </w:pPr>
-            <w:r>
-              <w:t xml:space="preserve">0.739</w:t>
-            </w:r>
-          </w:p>
-        </w:tc>
-        <w:tc>
-          <w:tcPr/>
-          <w:p>
-            <w:pPr>
-              <w:pStyle w:val="Compact"/>
-              <w:jc w:val="right"/>
-            </w:pPr>
-            <w:r>
-              <w:t xml:space="preserve">0.619</w:t>
-            </w:r>
-          </w:p>
-        </w:tc>
-        <w:tc>
-          <w:tcPr/>
-          <w:p>
-            <w:pPr>
-              <w:pStyle w:val="Compact"/>
-              <w:jc w:val="right"/>
-            </w:pPr>
-            <w:r>
-              <w:t xml:space="preserve">0.703</w:t>
-            </w:r>
-          </w:p>
-        </w:tc>
-        <w:tc>
-          <w:tcPr/>
-          <w:p>
-            <w:pPr>
-              <w:pStyle w:val="Compact"/>
-              <w:jc w:val="right"/>
-            </w:pPr>
-            <w:r>
-              <w:t xml:space="preserve">1.1</w:t>
-            </w:r>
-          </w:p>
-        </w:tc>
-        <w:tc>
-          <w:tcPr/>
-          <w:p>
-            <w:pPr>
-              <w:pStyle w:val="Compact"/>
-              <w:jc w:val="right"/>
-            </w:pPr>
-            <w:r>
-              <w:t xml:space="preserve">1.21</w:t>
-            </w:r>
-          </w:p>
-        </w:tc>
-        <w:tc>
-          <w:tcPr/>
-          <w:p>
-            <w:pPr>
-              <w:pStyle w:val="Compact"/>
-              <w:jc w:val="right"/>
-            </w:pPr>
-            <w:r>
-              <w:t xml:space="preserve">1926</w:t>
+              <w:t xml:space="preserve">SingleR</w:t>
+            </w:r>
+          </w:p>
+        </w:tc>
+        <w:tc>
+          <w:tcPr/>
+          <w:p>
+            <w:pPr>
+              <w:pStyle w:val="Compact"/>
+              <w:jc w:val="right"/>
+            </w:pPr>
+            <w:r>
+              <w:t xml:space="preserve">0.770</w:t>
+            </w:r>
+          </w:p>
+        </w:tc>
+        <w:tc>
+          <w:tcPr/>
+          <w:p>
+            <w:pPr>
+              <w:pStyle w:val="Compact"/>
+              <w:jc w:val="right"/>
+            </w:pPr>
+            <w:r>
+              <w:t xml:space="preserve">0.652</w:t>
+            </w:r>
+          </w:p>
+        </w:tc>
+        <w:tc>
+          <w:tcPr/>
+          <w:p>
+            <w:pPr>
+              <w:pStyle w:val="Compact"/>
+              <w:jc w:val="right"/>
+            </w:pPr>
+            <w:r>
+              <w:t xml:space="preserve">0.750</w:t>
+            </w:r>
+          </w:p>
+        </w:tc>
+        <w:tc>
+          <w:tcPr/>
+          <w:p>
+            <w:pPr>
+              <w:pStyle w:val="Compact"/>
+              <w:jc w:val="right"/>
+            </w:pPr>
+            <w:r>
+              <w:t xml:space="preserve">0.2</w:t>
+            </w:r>
+          </w:p>
+        </w:tc>
+        <w:tc>
+          <w:tcPr/>
+          <w:p>
+            <w:pPr>
+              <w:pStyle w:val="Compact"/>
+              <w:jc w:val="right"/>
+            </w:pPr>
+            <w:r>
+              <w:t xml:space="preserve">34.7</w:t>
+            </w:r>
+          </w:p>
+        </w:tc>
+        <w:tc>
+          <w:tcPr/>
+          <w:p>
+            <w:pPr>
+              <w:pStyle w:val="Compact"/>
+              <w:jc w:val="right"/>
+            </w:pPr>
+            <w:r>
+              <w:t xml:space="preserve">3623</w:t>
             </w:r>
           </w:p>
         </w:tc>
@@ -2249,6 +2081,184 @@
               <w:pStyle w:val="Compact"/>
             </w:pPr>
             <w:r>
+              <w:t xml:space="preserve">kNN</w:t>
+            </w:r>
+          </w:p>
+        </w:tc>
+        <w:tc>
+          <w:tcPr/>
+          <w:p>
+            <w:pPr>
+              <w:pStyle w:val="Compact"/>
+              <w:jc w:val="right"/>
+            </w:pPr>
+            <w:r>
+              <w:t xml:space="preserve">0.769</w:t>
+            </w:r>
+          </w:p>
+        </w:tc>
+        <w:tc>
+          <w:tcPr/>
+          <w:p>
+            <w:pPr>
+              <w:pStyle w:val="Compact"/>
+              <w:jc w:val="right"/>
+            </w:pPr>
+            <w:r>
+              <w:t xml:space="preserve">0.622</w:t>
+            </w:r>
+          </w:p>
+        </w:tc>
+        <w:tc>
+          <w:tcPr/>
+          <w:p>
+            <w:pPr>
+              <w:pStyle w:val="Compact"/>
+              <w:jc w:val="right"/>
+            </w:pPr>
+            <w:r>
+              <w:t xml:space="preserve">0.768</w:t>
+            </w:r>
+          </w:p>
+        </w:tc>
+        <w:tc>
+          <w:tcPr/>
+          <w:p>
+            <w:pPr>
+              <w:pStyle w:val="Compact"/>
+              <w:jc w:val="right"/>
+            </w:pPr>
+            <w:r>
+              <w:t xml:space="preserve">0.3</w:t>
+            </w:r>
+          </w:p>
+        </w:tc>
+        <w:tc>
+          <w:tcPr/>
+          <w:p>
+            <w:pPr>
+              <w:pStyle w:val="Compact"/>
+              <w:jc w:val="right"/>
+            </w:pPr>
+            <w:r>
+              <w:rPr>
+                <w:b/>
+                <w:bCs/>
+              </w:rPr>
+              <w:t xml:space="preserve">0.14</w:t>
+            </w:r>
+          </w:p>
+        </w:tc>
+        <w:tc>
+          <w:tcPr/>
+          <w:p>
+            <w:pPr>
+              <w:pStyle w:val="Compact"/>
+              <w:jc w:val="right"/>
+            </w:pPr>
+            <w:r>
+              <w:t xml:space="preserve">1489</w:t>
+            </w:r>
+          </w:p>
+        </w:tc>
+      </w:tr>
+      <w:tr>
+        <w:tc>
+          <w:tcPr/>
+          <w:p>
+            <w:pPr>
+              <w:pStyle w:val="Compact"/>
+            </w:pPr>
+            <w:r>
+              <w:rPr>
+                <w:b/>
+                <w:bCs/>
+              </w:rPr>
+              <w:t xml:space="preserve">scTOP</w:t>
+            </w:r>
+          </w:p>
+        </w:tc>
+        <w:tc>
+          <w:tcPr/>
+          <w:p>
+            <w:pPr>
+              <w:pStyle w:val="Compact"/>
+              <w:jc w:val="right"/>
+            </w:pPr>
+            <w:r>
+              <w:t xml:space="preserve">0.739</w:t>
+            </w:r>
+          </w:p>
+        </w:tc>
+        <w:tc>
+          <w:tcPr/>
+          <w:p>
+            <w:pPr>
+              <w:pStyle w:val="Compact"/>
+              <w:jc w:val="right"/>
+            </w:pPr>
+            <w:r>
+              <w:t xml:space="preserve">0.619</w:t>
+            </w:r>
+          </w:p>
+        </w:tc>
+        <w:tc>
+          <w:tcPr/>
+          <w:p>
+            <w:pPr>
+              <w:pStyle w:val="Compact"/>
+              <w:jc w:val="right"/>
+            </w:pPr>
+            <w:r>
+              <w:t xml:space="preserve">0.703</w:t>
+            </w:r>
+          </w:p>
+        </w:tc>
+        <w:tc>
+          <w:tcPr/>
+          <w:p>
+            <w:pPr>
+              <w:pStyle w:val="Compact"/>
+              <w:jc w:val="right"/>
+            </w:pPr>
+            <w:r>
+              <w:t xml:space="preserve">0.9</w:t>
+            </w:r>
+          </w:p>
+        </w:tc>
+        <w:tc>
+          <w:tcPr/>
+          <w:p>
+            <w:pPr>
+              <w:pStyle w:val="Compact"/>
+              <w:jc w:val="right"/>
+            </w:pPr>
+            <w:r>
+              <w:t xml:space="preserve">0.98</w:t>
+            </w:r>
+          </w:p>
+        </w:tc>
+        <w:tc>
+          <w:tcPr/>
+          <w:p>
+            <w:pPr>
+              <w:pStyle w:val="Compact"/>
+              <w:jc w:val="right"/>
+            </w:pPr>
+            <w:r>
+              <w:t xml:space="preserve">1927</w:t>
+            </w:r>
+          </w:p>
+        </w:tc>
+      </w:tr>
+      <w:tr>
+        <w:tc>
+          <w:tcPr/>
+          <w:p>
+            <w:pPr>
+              <w:pStyle w:val="Compact"/>
+            </w:pPr>
+            <w:r>
               <w:t xml:space="preserve">scmap-cluster</w:t>
             </w:r>
           </w:p>
@@ -2297,31 +2307,31 @@
               <w:jc w:val="right"/>
             </w:pPr>
             <w:r>
-              <w:t xml:space="preserve">0.3</w:t>
-            </w:r>
-          </w:p>
-        </w:tc>
-        <w:tc>
-          <w:tcPr/>
-          <w:p>
-            <w:pPr>
-              <w:pStyle w:val="Compact"/>
-              <w:jc w:val="right"/>
-            </w:pPr>
-            <w:r>
-              <w:t xml:space="preserve">9.30</w:t>
-            </w:r>
-          </w:p>
-        </w:tc>
-        <w:tc>
-          <w:tcPr/>
-          <w:p>
-            <w:pPr>
-              <w:pStyle w:val="Compact"/>
-              <w:jc w:val="right"/>
-            </w:pPr>
-            <w:r>
-              <w:t xml:space="preserve">8609</w:t>
+              <w:t xml:space="preserve">0.2</w:t>
+            </w:r>
+          </w:p>
+        </w:tc>
+        <w:tc>
+          <w:tcPr/>
+          <w:p>
+            <w:pPr>
+              <w:pStyle w:val="Compact"/>
+              <w:jc w:val="right"/>
+            </w:pPr>
+            <w:r>
+              <w:t xml:space="preserve">7.33</w:t>
+            </w:r>
+          </w:p>
+        </w:tc>
+        <w:tc>
+          <w:tcPr/>
+          <w:p>
+            <w:pPr>
+              <w:pStyle w:val="Compact"/>
+              <w:jc w:val="right"/>
+            </w:pPr>
+            <w:r>
+              <w:t xml:space="preserve">8637</w:t>
             </w:r>
           </w:p>
         </w:tc>
@@ -2570,7 +2580,7 @@
           <w:b/>
           <w:bCs/>
         </w:rPr>
-        <w:t xml:space="preserve">41 s</w:t>
+        <w:t xml:space="preserve">31 s</w:t>
       </w:r>
       <w:r>
         <w:t xml:space="preserve"> </w:t>
@@ -3779,7 +3789,7 @@
         <w:t xml:space="preserve"> </w:t>
       </w:r>
       <w:r>
-        <w:t xml:space="preserve">with 71%) — but cost does, at 0.54 s of predict time against 17.2 s. This is a second and</w:t>
+        <w:t xml:space="preserve">with 71%) — but cost does, at 0.24 s of predict time against 11.9 s. This is a second and</w:t>
       </w:r>
       <w:r>
         <w:t xml:space="preserve"> </w:t>
